--- a/TPR/Отчёты/ТПР2_ТрофимовАндрей_ИКБО-41-23.docx
+++ b/TPR/Отчёты/ТПР2_ТрофимовАндрей_ИКБО-41-23.docx
@@ -539,16 +539,7 @@
           <w:sz w:val="24"/>
           <w:szCs w:val="24"/>
         </w:rPr>
-        <w:t xml:space="preserve">Студент </w:t>
-      </w:r>
-      <w:proofErr w:type="gramStart"/>
-      <w:r>
-        <w:rPr>
-          <w:iCs/>
-          <w:sz w:val="24"/>
-          <w:szCs w:val="24"/>
-        </w:rPr>
-        <w:t>группы:</w:t>
+        <w:t>Студент группы:</w:t>
       </w:r>
       <w:r>
         <w:rPr>
@@ -557,17 +548,7 @@
           <w:szCs w:val="24"/>
           <w:u w:val="single"/>
         </w:rPr>
-        <w:t>ИКБО</w:t>
-      </w:r>
-      <w:proofErr w:type="gramEnd"/>
-      <w:r>
-        <w:rPr>
-          <w:iCs/>
-          <w:sz w:val="24"/>
-          <w:szCs w:val="24"/>
-          <w:u w:val="single"/>
-        </w:rPr>
-        <w:t>-</w:t>
+        <w:t>ИКБО-</w:t>
       </w:r>
       <w:r>
         <w:rPr>
@@ -3757,7 +3738,6 @@
                 <w:szCs w:val="24"/>
               </w:rPr>
             </w:pPr>
-            <w:proofErr w:type="spellStart"/>
             <w:r>
               <w:rPr>
                 <w:sz w:val="28"/>
@@ -3766,7 +3746,6 @@
               </w:rPr>
               <w:t>Простоквашино</w:t>
             </w:r>
-            <w:proofErr w:type="spellEnd"/>
           </w:p>
         </w:tc>
         <w:tc>
@@ -3892,41 +3871,29 @@
                 <w:szCs w:val="24"/>
               </w:rPr>
             </w:pPr>
-            <w:proofErr w:type="spellStart"/>
             <w:r>
               <w:rPr>
                 <w:sz w:val="28"/>
                 <w:szCs w:val="28"/>
                 <w:lang w:val="en-US"/>
               </w:rPr>
-              <w:t>Домик</w:t>
-            </w:r>
-            <w:proofErr w:type="spellEnd"/>
+              <w:t>Домик в</w:t>
+            </w:r>
             <w:r>
               <w:rPr>
                 <w:sz w:val="28"/>
                 <w:szCs w:val="28"/>
-                <w:lang w:val="en-US"/>
-              </w:rPr>
-              <w:t xml:space="preserve"> в</w:t>
+              </w:rPr>
+              <w:t xml:space="preserve"> </w:t>
             </w:r>
             <w:r>
               <w:rPr>
                 <w:sz w:val="28"/>
                 <w:szCs w:val="28"/>
-              </w:rPr>
-              <w:t xml:space="preserve"> </w:t>
-            </w:r>
-            <w:proofErr w:type="spellStart"/>
-            <w:r>
-              <w:rPr>
-                <w:sz w:val="28"/>
-                <w:szCs w:val="28"/>
                 <w:lang w:val="en-US"/>
               </w:rPr>
               <w:t>деревне</w:t>
             </w:r>
-            <w:proofErr w:type="spellEnd"/>
           </w:p>
         </w:tc>
         <w:tc>
@@ -4060,34 +4027,14 @@
                 <w:szCs w:val="24"/>
               </w:rPr>
             </w:pPr>
-            <w:proofErr w:type="spellStart"/>
             <w:r>
               <w:rPr>
                 <w:sz w:val="28"/>
                 <w:szCs w:val="28"/>
                 <w:lang w:val="en-US"/>
               </w:rPr>
-              <w:t>Молочный</w:t>
-            </w:r>
-            <w:proofErr w:type="spellEnd"/>
-            <w:r>
-              <w:rPr>
-                <w:sz w:val="28"/>
-                <w:szCs w:val="28"/>
-                <w:lang w:val="en-US"/>
-              </w:rPr>
-              <w:t xml:space="preserve"> </w:t>
-            </w:r>
-            <w:proofErr w:type="spellStart"/>
-            <w:r>
-              <w:rPr>
-                <w:sz w:val="28"/>
-                <w:szCs w:val="28"/>
-                <w:lang w:val="en-US"/>
-              </w:rPr>
-              <w:t>знак</w:t>
-            </w:r>
-            <w:proofErr w:type="spellEnd"/>
+              <w:t>Молочный знак</w:t>
+            </w:r>
           </w:p>
         </w:tc>
         <w:tc>
@@ -4213,7 +4160,6 @@
                 <w:szCs w:val="24"/>
               </w:rPr>
             </w:pPr>
-            <w:proofErr w:type="spellStart"/>
             <w:r>
               <w:rPr>
                 <w:sz w:val="28"/>
@@ -4222,7 +4168,6 @@
               </w:rPr>
               <w:t>ЭкоНива</w:t>
             </w:r>
-            <w:proofErr w:type="spellEnd"/>
           </w:p>
         </w:tc>
         <w:tc>
@@ -4348,7 +4293,6 @@
                 <w:szCs w:val="24"/>
               </w:rPr>
             </w:pPr>
-            <w:proofErr w:type="spellStart"/>
             <w:r>
               <w:rPr>
                 <w:sz w:val="28"/>
@@ -4357,7 +4301,6 @@
               </w:rPr>
               <w:t>Просто</w:t>
             </w:r>
-            <w:proofErr w:type="spellEnd"/>
           </w:p>
         </w:tc>
         <w:tc>
@@ -4483,7 +4426,6 @@
                 <w:szCs w:val="24"/>
               </w:rPr>
             </w:pPr>
-            <w:proofErr w:type="spellStart"/>
             <w:r>
               <w:rPr>
                 <w:sz w:val="28"/>
@@ -4492,7 +4434,6 @@
               </w:rPr>
               <w:t>Сарафаново</w:t>
             </w:r>
-            <w:proofErr w:type="spellEnd"/>
           </w:p>
         </w:tc>
         <w:tc>
@@ -4618,34 +4559,14 @@
                 <w:szCs w:val="24"/>
               </w:rPr>
             </w:pPr>
-            <w:proofErr w:type="spellStart"/>
             <w:r>
               <w:rPr>
                 <w:sz w:val="28"/>
                 <w:szCs w:val="28"/>
                 <w:lang w:val="en-US"/>
               </w:rPr>
-              <w:t>Зелёная</w:t>
-            </w:r>
-            <w:proofErr w:type="spellEnd"/>
-            <w:r>
-              <w:rPr>
-                <w:sz w:val="28"/>
-                <w:szCs w:val="28"/>
-                <w:lang w:val="en-US"/>
-              </w:rPr>
-              <w:t xml:space="preserve"> </w:t>
-            </w:r>
-            <w:proofErr w:type="spellStart"/>
-            <w:r>
-              <w:rPr>
-                <w:sz w:val="28"/>
-                <w:szCs w:val="28"/>
-                <w:lang w:val="en-US"/>
-              </w:rPr>
-              <w:t>линия</w:t>
-            </w:r>
-            <w:proofErr w:type="spellEnd"/>
+              <w:t>Зелёная линия</w:t>
+            </w:r>
           </w:p>
         </w:tc>
         <w:tc>
@@ -4772,34 +4693,14 @@
                 <w:szCs w:val="24"/>
               </w:rPr>
             </w:pPr>
-            <w:proofErr w:type="spellStart"/>
             <w:r>
               <w:rPr>
                 <w:sz w:val="28"/>
                 <w:szCs w:val="28"/>
                 <w:lang w:val="en-US"/>
               </w:rPr>
-              <w:t>Искренне</w:t>
-            </w:r>
-            <w:proofErr w:type="spellEnd"/>
-            <w:r>
-              <w:rPr>
-                <w:sz w:val="28"/>
-                <w:szCs w:val="28"/>
-                <w:lang w:val="en-US"/>
-              </w:rPr>
-              <w:t xml:space="preserve"> </w:t>
-            </w:r>
-            <w:proofErr w:type="spellStart"/>
-            <w:r>
-              <w:rPr>
-                <w:sz w:val="28"/>
-                <w:szCs w:val="28"/>
-                <w:lang w:val="en-US"/>
-              </w:rPr>
-              <w:t>ваш</w:t>
-            </w:r>
-            <w:proofErr w:type="spellEnd"/>
+              <w:t>Искренне ваш</w:t>
+            </w:r>
           </w:p>
         </w:tc>
         <w:tc>
@@ -4925,7 +4826,6 @@
                 <w:szCs w:val="24"/>
               </w:rPr>
             </w:pPr>
-            <w:proofErr w:type="spellStart"/>
             <w:r>
               <w:rPr>
                 <w:sz w:val="28"/>
@@ -4934,7 +4834,6 @@
               </w:rPr>
               <w:t>Экомилк</w:t>
             </w:r>
-            <w:proofErr w:type="spellEnd"/>
           </w:p>
         </w:tc>
         <w:tc>
@@ -5343,15 +5242,7 @@
         <w:ind w:firstLine="709"/>
       </w:pPr>
       <w:r>
-        <w:t xml:space="preserve">D12 = P12/N12 = 0/5 = 0.0 - </w:t>
-      </w:r>
-      <w:proofErr w:type="spellStart"/>
-      <w:r>
-        <w:t>inf</w:t>
-      </w:r>
-      <w:proofErr w:type="spellEnd"/>
-      <w:r>
-        <w:t xml:space="preserve"> - принимаем</w:t>
+        <w:t>D12 = P12/N12 = 0/5 = 0.0 - inf - принимаем</w:t>
       </w:r>
     </w:p>
     <w:p>
@@ -5428,15 +5319,7 @@
         <w:ind w:firstLine="709"/>
       </w:pPr>
       <w:r>
-        <w:t xml:space="preserve">D13 = P13/N13 = 3/5 = 0.6 </w:t>
-      </w:r>
-      <w:proofErr w:type="gramStart"/>
-      <w:r>
-        <w:t>&lt; 1</w:t>
-      </w:r>
-      <w:proofErr w:type="gramEnd"/>
-      <w:r>
-        <w:t xml:space="preserve"> - отбрасываем</w:t>
+        <w:t>D13 = P13/N13 = 3/5 = 0.6 &lt; 1 - отбрасываем</w:t>
       </w:r>
     </w:p>
     <w:p>
@@ -5466,15 +5349,7 @@
         <w:ind w:firstLine="709"/>
       </w:pPr>
       <w:r>
-        <w:t xml:space="preserve">D31 = N31/31 = 5/3 = </w:t>
-      </w:r>
-      <w:proofErr w:type="gramStart"/>
-      <w:r>
-        <w:t>1.7 &gt;</w:t>
-      </w:r>
-      <w:proofErr w:type="gramEnd"/>
-      <w:r>
-        <w:t xml:space="preserve"> 1 - принимаем</w:t>
+        <w:t>D31 = N31/31 = 5/3 = 1.7 &gt; 1 - принимаем</w:t>
       </w:r>
     </w:p>
     <w:p>
@@ -5521,15 +5396,7 @@
         <w:ind w:firstLine="709"/>
       </w:pPr>
       <w:r>
-        <w:t xml:space="preserve">D14 = P14/N14 = 9/8 = </w:t>
-      </w:r>
-      <w:proofErr w:type="gramStart"/>
-      <w:r>
-        <w:t>1.1 &gt;</w:t>
-      </w:r>
-      <w:proofErr w:type="gramEnd"/>
-      <w:r>
-        <w:t xml:space="preserve"> 1 - принимаем</w:t>
+        <w:t>D14 = P14/N14 = 9/8 = 1.1 &gt; 1 - принимаем</w:t>
       </w:r>
     </w:p>
     <w:p>
@@ -5559,15 +5426,7 @@
         <w:ind w:firstLine="709"/>
       </w:pPr>
       <w:r>
-        <w:t xml:space="preserve">D41 = N41/P41 = 8/9 = 0.9 </w:t>
-      </w:r>
-      <w:proofErr w:type="gramStart"/>
-      <w:r>
-        <w:t>&lt; 1</w:t>
-      </w:r>
-      <w:proofErr w:type="gramEnd"/>
-      <w:r>
-        <w:t xml:space="preserve"> - отбрасываем</w:t>
+        <w:t>D41 = N41/P41 = 8/9 = 0.9 &lt; 1 - отбрасываем</w:t>
       </w:r>
     </w:p>
     <w:p>
@@ -5614,15 +5473,7 @@
         <w:ind w:firstLine="709"/>
       </w:pPr>
       <w:r>
-        <w:t xml:space="preserve">D15 = P15/N15 = 0/3 = 0.0 - </w:t>
-      </w:r>
-      <w:proofErr w:type="spellStart"/>
-      <w:r>
-        <w:t>inf</w:t>
-      </w:r>
-      <w:proofErr w:type="spellEnd"/>
-      <w:r>
-        <w:t xml:space="preserve"> - принимаем</w:t>
+        <w:t>D15 = P15/N15 = 0/3 = 0.0 - inf - принимаем</w:t>
       </w:r>
     </w:p>
     <w:p>
@@ -5700,15 +5551,7 @@
         <w:ind w:firstLine="709"/>
       </w:pPr>
       <w:r>
-        <w:t xml:space="preserve">D16 = P16/N16 = 5/7 = 0.7 </w:t>
-      </w:r>
-      <w:proofErr w:type="gramStart"/>
-      <w:r>
-        <w:t>&lt; 1</w:t>
-      </w:r>
-      <w:proofErr w:type="gramEnd"/>
-      <w:r>
-        <w:t xml:space="preserve"> - отбрасываем</w:t>
+        <w:t>D16 = P16/N16 = 5/7 = 0.7 &lt; 1 - отбрасываем</w:t>
       </w:r>
     </w:p>
     <w:p>
@@ -5738,15 +5581,7 @@
         <w:ind w:firstLine="709"/>
       </w:pPr>
       <w:r>
-        <w:t xml:space="preserve">D61 = N61/61 = 7/5 = </w:t>
-      </w:r>
-      <w:proofErr w:type="gramStart"/>
-      <w:r>
-        <w:t>1.4 &gt;</w:t>
-      </w:r>
-      <w:proofErr w:type="gramEnd"/>
-      <w:r>
-        <w:t xml:space="preserve"> 1 - принимаем</w:t>
+        <w:t>D61 = N61/61 = 7/5 = 1.4 &gt; 1 - принимаем</w:t>
       </w:r>
     </w:p>
     <w:p>
@@ -5793,15 +5628,7 @@
         <w:ind w:firstLine="709"/>
       </w:pPr>
       <w:r>
-        <w:t xml:space="preserve">D17 = P17/N17 = 5/9 = 0.6 </w:t>
-      </w:r>
-      <w:proofErr w:type="gramStart"/>
-      <w:r>
-        <w:t>&lt; 1</w:t>
-      </w:r>
-      <w:proofErr w:type="gramEnd"/>
-      <w:r>
-        <w:t xml:space="preserve"> - отбрасываем</w:t>
+        <w:t>D17 = P17/N17 = 5/9 = 0.6 &lt; 1 - отбрасываем</w:t>
       </w:r>
     </w:p>
     <w:p>
@@ -5831,15 +5658,7 @@
         <w:ind w:firstLine="709"/>
       </w:pPr>
       <w:r>
-        <w:t xml:space="preserve">D71 = N71/71 = 9/5 = </w:t>
-      </w:r>
-      <w:proofErr w:type="gramStart"/>
-      <w:r>
-        <w:t>1.8 &gt;</w:t>
-      </w:r>
-      <w:proofErr w:type="gramEnd"/>
-      <w:r>
-        <w:t xml:space="preserve"> 1 - принимаем</w:t>
+        <w:t>D71 = N71/71 = 9/5 = 1.8 &gt; 1 - принимаем</w:t>
       </w:r>
     </w:p>
     <w:p>
@@ -5866,13 +5685,8 @@
         <w:ind w:firstLine="709"/>
       </w:pPr>
       <w:r>
-        <w:t xml:space="preserve">D18 P и N равны - </w:t>
-      </w:r>
-      <w:proofErr w:type="spellStart"/>
-      <w:r>
-        <w:t>ливаем</w:t>
-      </w:r>
-      <w:proofErr w:type="spellEnd"/>
+        <w:t>D18 P и N равны - ливаем</w:t>
+      </w:r>
     </w:p>
     <w:p>
       <w:pPr>
@@ -5901,15 +5715,7 @@
         <w:ind w:firstLine="709"/>
       </w:pPr>
       <w:r>
-        <w:t>D18 = P18/N</w:t>
-      </w:r>
-      <w:proofErr w:type="gramStart"/>
-      <w:r>
-        <w:t>18  =</w:t>
-      </w:r>
-      <w:proofErr w:type="gramEnd"/>
-      <w:r>
-        <w:t xml:space="preserve"> 0/0 - Деление на ноль, отбрасываем</w:t>
+        <w:t>D18 = P18/N18  = 0/0 - Деление на ноль, отбрасываем</w:t>
       </w:r>
     </w:p>
     <w:p>
@@ -5987,15 +5793,7 @@
         <w:ind w:firstLine="709"/>
       </w:pPr>
       <w:r>
-        <w:t xml:space="preserve">D19 = P19/N19 = 9/3 = </w:t>
-      </w:r>
-      <w:proofErr w:type="gramStart"/>
-      <w:r>
-        <w:t>3.0 &gt;</w:t>
-      </w:r>
-      <w:proofErr w:type="gramEnd"/>
-      <w:r>
-        <w:t xml:space="preserve"> 1 - принимаем</w:t>
+        <w:t>D19 = P19/N19 = 9/3 = 3.0 &gt; 1 - принимаем</w:t>
       </w:r>
     </w:p>
     <w:p>
@@ -6025,15 +5823,7 @@
         <w:ind w:firstLine="709"/>
       </w:pPr>
       <w:r>
-        <w:t xml:space="preserve">D91 = N91/P91 = 3/9 = 0.3 </w:t>
-      </w:r>
-      <w:proofErr w:type="gramStart"/>
-      <w:r>
-        <w:t>&lt; 1</w:t>
-      </w:r>
-      <w:proofErr w:type="gramEnd"/>
-      <w:r>
-        <w:t xml:space="preserve"> - отбрасываем</w:t>
+        <w:t>D91 = N91/P91 = 3/9 = 0.3 &lt; 1 - отбрасываем</w:t>
       </w:r>
     </w:p>
     <w:p>
@@ -6080,15 +5870,7 @@
         <w:ind w:firstLine="709"/>
       </w:pPr>
       <w:r>
-        <w:t>D23 = P23/N</w:t>
-      </w:r>
-      <w:proofErr w:type="gramStart"/>
-      <w:r>
-        <w:t>23  =</w:t>
-      </w:r>
-      <w:proofErr w:type="gramEnd"/>
-      <w:r>
-        <w:t xml:space="preserve"> 3/0 - Деление на ноль, отбрасываем</w:t>
+        <w:t>D23 = P23/N23  = 3/0 - Деление на ноль, отбрасываем</w:t>
       </w:r>
     </w:p>
     <w:p>
@@ -6118,15 +5900,7 @@
         <w:ind w:firstLine="709"/>
       </w:pPr>
       <w:r>
-        <w:t xml:space="preserve">D32 = N32/P32 = 0/3 - </w:t>
-      </w:r>
-      <w:proofErr w:type="spellStart"/>
-      <w:r>
-        <w:t>inf</w:t>
-      </w:r>
-      <w:proofErr w:type="spellEnd"/>
-      <w:r>
-        <w:t xml:space="preserve"> - принимаем</w:t>
+        <w:t>D32 = N32/P32 = 0/3 - inf - принимаем</w:t>
       </w:r>
     </w:p>
     <w:p>
@@ -6173,15 +5947,7 @@
         <w:ind w:firstLine="709"/>
       </w:pPr>
       <w:r>
-        <w:t xml:space="preserve">D24 = P24/N24 = 9/8 = </w:t>
-      </w:r>
-      <w:proofErr w:type="gramStart"/>
-      <w:r>
-        <w:t>1.1 &gt;</w:t>
-      </w:r>
-      <w:proofErr w:type="gramEnd"/>
-      <w:r>
-        <w:t xml:space="preserve"> 1 - принимаем</w:t>
+        <w:t>D24 = P24/N24 = 9/8 = 1.1 &gt; 1 - принимаем</w:t>
       </w:r>
     </w:p>
     <w:p>
@@ -6211,15 +5977,7 @@
         <w:ind w:firstLine="709"/>
       </w:pPr>
       <w:r>
-        <w:t xml:space="preserve">D42 = N42/P42 = 8/9 = 0.9 </w:t>
-      </w:r>
-      <w:proofErr w:type="gramStart"/>
-      <w:r>
-        <w:t>&lt; 1</w:t>
-      </w:r>
-      <w:proofErr w:type="gramEnd"/>
-      <w:r>
-        <w:t xml:space="preserve"> - отбрасываем</w:t>
+        <w:t>D42 = N42/P42 = 8/9 = 0.9 &lt; 1 - отбрасываем</w:t>
       </w:r>
     </w:p>
     <w:p>
@@ -6266,15 +6024,7 @@
         <w:ind w:firstLine="709"/>
       </w:pPr>
       <w:r>
-        <w:t xml:space="preserve">D25 = P25/N25 = 5/3 = </w:t>
-      </w:r>
-      <w:proofErr w:type="gramStart"/>
-      <w:r>
-        <w:t>1.7 &gt;</w:t>
-      </w:r>
-      <w:proofErr w:type="gramEnd"/>
-      <w:r>
-        <w:t xml:space="preserve"> 1 - принимаем</w:t>
+        <w:t>D25 = P25/N25 = 5/3 = 1.7 &gt; 1 - принимаем</w:t>
       </w:r>
     </w:p>
     <w:p>
@@ -6304,15 +6054,7 @@
         <w:ind w:firstLine="709"/>
       </w:pPr>
       <w:r>
-        <w:t xml:space="preserve">D52 = N52/P52 = 3/5 = 0.6 </w:t>
-      </w:r>
-      <w:proofErr w:type="gramStart"/>
-      <w:r>
-        <w:t>&lt; 1</w:t>
-      </w:r>
-      <w:proofErr w:type="gramEnd"/>
-      <w:r>
-        <w:t xml:space="preserve"> - отбрасываем</w:t>
+        <w:t>D52 = N52/P52 = 3/5 = 0.6 &lt; 1 - отбрасываем</w:t>
       </w:r>
     </w:p>
     <w:p>
@@ -6359,15 +6101,7 @@
         <w:ind w:firstLine="709"/>
       </w:pPr>
       <w:r>
-        <w:t xml:space="preserve">D26 = P26/N26 = 5/7 = 0.7 </w:t>
-      </w:r>
-      <w:proofErr w:type="gramStart"/>
-      <w:r>
-        <w:t>&lt; 1</w:t>
-      </w:r>
-      <w:proofErr w:type="gramEnd"/>
-      <w:r>
-        <w:t xml:space="preserve"> - отбрасываем</w:t>
+        <w:t>D26 = P26/N26 = 5/7 = 0.7 &lt; 1 - отбрасываем</w:t>
       </w:r>
     </w:p>
     <w:p>
@@ -6397,15 +6131,7 @@
         <w:ind w:firstLine="709"/>
       </w:pPr>
       <w:r>
-        <w:t xml:space="preserve">D62 = N62/62 = 7/5 = </w:t>
-      </w:r>
-      <w:proofErr w:type="gramStart"/>
-      <w:r>
-        <w:t>1.4 &gt;</w:t>
-      </w:r>
-      <w:proofErr w:type="gramEnd"/>
-      <w:r>
-        <w:t xml:space="preserve"> 1 - принимаем</w:t>
+        <w:t>D62 = N62/62 = 7/5 = 1.4 &gt; 1 - принимаем</w:t>
       </w:r>
     </w:p>
     <w:p>
@@ -6452,15 +6178,7 @@
         <w:ind w:firstLine="709"/>
       </w:pPr>
       <w:r>
-        <w:t xml:space="preserve">D27 = P27/N27 = 5/4 = </w:t>
-      </w:r>
-      <w:proofErr w:type="gramStart"/>
-      <w:r>
-        <w:t>1.2 &gt;</w:t>
-      </w:r>
-      <w:proofErr w:type="gramEnd"/>
-      <w:r>
-        <w:t xml:space="preserve"> 1 - принимаем</w:t>
+        <w:t>D27 = P27/N27 = 5/4 = 1.2 &gt; 1 - принимаем</w:t>
       </w:r>
     </w:p>
     <w:p>
@@ -6490,15 +6208,7 @@
         <w:ind w:firstLine="709"/>
       </w:pPr>
       <w:r>
-        <w:t xml:space="preserve">D72 = N72/P72 = 4/5 = 0.8 </w:t>
-      </w:r>
-      <w:proofErr w:type="gramStart"/>
-      <w:r>
-        <w:t>&lt; 1</w:t>
-      </w:r>
-      <w:proofErr w:type="gramEnd"/>
-      <w:r>
-        <w:t xml:space="preserve"> - отбрасываем</w:t>
+        <w:t>D72 = N72/P72 = 4/5 = 0.8 &lt; 1 - отбрасываем</w:t>
       </w:r>
     </w:p>
     <w:p>
@@ -6545,15 +6255,7 @@
         <w:ind w:firstLine="709"/>
       </w:pPr>
       <w:r>
-        <w:t>D28 = P28/N</w:t>
-      </w:r>
-      <w:proofErr w:type="gramStart"/>
-      <w:r>
-        <w:t>28  =</w:t>
-      </w:r>
-      <w:proofErr w:type="gramEnd"/>
-      <w:r>
-        <w:t xml:space="preserve"> 5/0 - Деление на ноль, отбрасываем</w:t>
+        <w:t>D28 = P28/N28  = 5/0 - Деление на ноль, отбрасываем</w:t>
       </w:r>
     </w:p>
     <w:p>
@@ -6583,15 +6285,7 @@
         <w:ind w:firstLine="709"/>
       </w:pPr>
       <w:r>
-        <w:t xml:space="preserve">D82 = N82/P82 = 0/5 - </w:t>
-      </w:r>
-      <w:proofErr w:type="spellStart"/>
-      <w:r>
-        <w:t>inf</w:t>
-      </w:r>
-      <w:proofErr w:type="spellEnd"/>
-      <w:r>
-        <w:t xml:space="preserve"> - принимаем</w:t>
+        <w:t>D82 = N82/P82 = 0/5 - inf - принимаем</w:t>
       </w:r>
     </w:p>
     <w:p>
@@ -6638,15 +6332,7 @@
         <w:ind w:firstLine="709"/>
       </w:pPr>
       <w:r>
-        <w:t xml:space="preserve">D29 = P29/N29 = 14/3 = </w:t>
-      </w:r>
-      <w:proofErr w:type="gramStart"/>
-      <w:r>
-        <w:t>4.7 &gt;</w:t>
-      </w:r>
-      <w:proofErr w:type="gramEnd"/>
-      <w:r>
-        <w:t xml:space="preserve"> 1 - принимаем</w:t>
+        <w:t>D29 = P29/N29 = 14/3 = 4.7 &gt; 1 - принимаем</w:t>
       </w:r>
     </w:p>
     <w:p>
@@ -6677,15 +6363,7 @@
         <w:ind w:firstLine="709"/>
       </w:pPr>
       <w:r>
-        <w:t xml:space="preserve">D92 = N92/P92 = 3/14 = 0.2 </w:t>
-      </w:r>
-      <w:proofErr w:type="gramStart"/>
-      <w:r>
-        <w:t>&lt; 1</w:t>
-      </w:r>
-      <w:proofErr w:type="gramEnd"/>
-      <w:r>
-        <w:t xml:space="preserve"> - отбрасываем</w:t>
+        <w:t>D92 = N92/P92 = 3/14 = 0.2 &lt; 1 - отбрасываем</w:t>
       </w:r>
     </w:p>
     <w:p>
@@ -6732,15 +6410,7 @@
         <w:ind w:firstLine="709"/>
       </w:pPr>
       <w:r>
-        <w:t xml:space="preserve">D34 = P34/N34 = 9/8 = </w:t>
-      </w:r>
-      <w:proofErr w:type="gramStart"/>
-      <w:r>
-        <w:t>1.1 &gt;</w:t>
-      </w:r>
-      <w:proofErr w:type="gramEnd"/>
-      <w:r>
-        <w:t xml:space="preserve"> 1 - принимаем</w:t>
+        <w:t>D34 = P34/N34 = 9/8 = 1.1 &gt; 1 - принимаем</w:t>
       </w:r>
     </w:p>
     <w:p>
@@ -6770,15 +6440,7 @@
         <w:ind w:firstLine="709"/>
       </w:pPr>
       <w:r>
-        <w:t xml:space="preserve">D43 = N43/P43 = 8/9 = 0.9 </w:t>
-      </w:r>
-      <w:proofErr w:type="gramStart"/>
-      <w:r>
-        <w:t>&lt; 1</w:t>
-      </w:r>
-      <w:proofErr w:type="gramEnd"/>
-      <w:r>
-        <w:t xml:space="preserve"> - отбрасываем</w:t>
+        <w:t>D43 = N43/P43 = 8/9 = 0.9 &lt; 1 - отбрасываем</w:t>
       </w:r>
     </w:p>
     <w:p>
@@ -6825,15 +6487,7 @@
         <w:ind w:firstLine="709"/>
       </w:pPr>
       <w:r>
-        <w:t xml:space="preserve">D35 = P35/N35 = 5/3 = </w:t>
-      </w:r>
-      <w:proofErr w:type="gramStart"/>
-      <w:r>
-        <w:t>1.7 &gt;</w:t>
-      </w:r>
-      <w:proofErr w:type="gramEnd"/>
-      <w:r>
-        <w:t xml:space="preserve"> 1 - принимаем</w:t>
+        <w:t>D35 = P35/N35 = 5/3 = 1.7 &gt; 1 - принимаем</w:t>
       </w:r>
     </w:p>
     <w:p>
@@ -6863,15 +6517,7 @@
         <w:ind w:firstLine="709"/>
       </w:pPr>
       <w:r>
-        <w:t xml:space="preserve">D53 = N53/P53 = 3/5 = 0.6 </w:t>
-      </w:r>
-      <w:proofErr w:type="gramStart"/>
-      <w:r>
-        <w:t>&lt; 1</w:t>
-      </w:r>
-      <w:proofErr w:type="gramEnd"/>
-      <w:r>
-        <w:t xml:space="preserve"> - отбрасываем</w:t>
+        <w:t>D53 = N53/P53 = 3/5 = 0.6 &lt; 1 - отбрасываем</w:t>
       </w:r>
     </w:p>
     <w:p>
@@ -6918,15 +6564,7 @@
         <w:ind w:firstLine="709"/>
       </w:pPr>
       <w:r>
-        <w:t xml:space="preserve">D36 = P36/N36 = 5/7 = 0.7 </w:t>
-      </w:r>
-      <w:proofErr w:type="gramStart"/>
-      <w:r>
-        <w:t>&lt; 1</w:t>
-      </w:r>
-      <w:proofErr w:type="gramEnd"/>
-      <w:r>
-        <w:t xml:space="preserve"> - отбрасываем</w:t>
+        <w:t>D36 = P36/N36 = 5/7 = 0.7 &lt; 1 - отбрасываем</w:t>
       </w:r>
     </w:p>
     <w:p>
@@ -6956,15 +6594,7 @@
         <w:ind w:firstLine="709"/>
       </w:pPr>
       <w:r>
-        <w:t xml:space="preserve">D63 = N63/63 = 7/5 = </w:t>
-      </w:r>
-      <w:proofErr w:type="gramStart"/>
-      <w:r>
-        <w:t>1.4 &gt;</w:t>
-      </w:r>
-      <w:proofErr w:type="gramEnd"/>
-      <w:r>
-        <w:t xml:space="preserve"> 1 - принимаем</w:t>
+        <w:t>D63 = N63/63 = 7/5 = 1.4 &gt; 1 - принимаем</w:t>
       </w:r>
     </w:p>
     <w:p>
@@ -7012,15 +6642,7 @@
       </w:pPr>
       <w:r>
         <w:lastRenderedPageBreak/>
-        <w:t xml:space="preserve">D37 = P37/N37 = 5/7 = 0.7 </w:t>
-      </w:r>
-      <w:proofErr w:type="gramStart"/>
-      <w:r>
-        <w:t>&lt; 1</w:t>
-      </w:r>
-      <w:proofErr w:type="gramEnd"/>
-      <w:r>
-        <w:t xml:space="preserve"> - отбрасываем</w:t>
+        <w:t>D37 = P37/N37 = 5/7 = 0.7 &lt; 1 - отбрасываем</w:t>
       </w:r>
     </w:p>
     <w:p>
@@ -7050,15 +6672,7 @@
         <w:ind w:firstLine="709"/>
       </w:pPr>
       <w:r>
-        <w:t xml:space="preserve">D73 = N73/73 = 7/5 = </w:t>
-      </w:r>
-      <w:proofErr w:type="gramStart"/>
-      <w:r>
-        <w:t>1.4 &gt;</w:t>
-      </w:r>
-      <w:proofErr w:type="gramEnd"/>
-      <w:r>
-        <w:t xml:space="preserve"> 1 - принимаем</w:t>
+        <w:t>D73 = N73/73 = 7/5 = 1.4 &gt; 1 - принимаем</w:t>
       </w:r>
     </w:p>
     <w:p>
@@ -7105,15 +6719,7 @@
         <w:ind w:firstLine="709"/>
       </w:pPr>
       <w:r>
-        <w:t xml:space="preserve">D38 = P38/N38 = 5/3 = </w:t>
-      </w:r>
-      <w:proofErr w:type="gramStart"/>
-      <w:r>
-        <w:t>1.7 &gt;</w:t>
-      </w:r>
-      <w:proofErr w:type="gramEnd"/>
-      <w:r>
-        <w:t xml:space="preserve"> 1 - принимаем</w:t>
+        <w:t>D38 = P38/N38 = 5/3 = 1.7 &gt; 1 - принимаем</w:t>
       </w:r>
     </w:p>
     <w:p>
@@ -7143,15 +6749,7 @@
         <w:ind w:firstLine="709"/>
       </w:pPr>
       <w:r>
-        <w:t xml:space="preserve">D83 = N83/P83 = 3/5 = 0.6 </w:t>
-      </w:r>
-      <w:proofErr w:type="gramStart"/>
-      <w:r>
-        <w:t>&lt; 1</w:t>
-      </w:r>
-      <w:proofErr w:type="gramEnd"/>
-      <w:r>
-        <w:t xml:space="preserve"> - отбрасываем</w:t>
+        <w:t>D83 = N83/P83 = 3/5 = 0.6 &lt; 1 - отбрасываем</w:t>
       </w:r>
     </w:p>
     <w:p>
@@ -7198,15 +6796,7 @@
         <w:ind w:firstLine="709"/>
       </w:pPr>
       <w:r>
-        <w:t xml:space="preserve">D39 = P39/N39 = 14/3 = </w:t>
-      </w:r>
-      <w:proofErr w:type="gramStart"/>
-      <w:r>
-        <w:t>4.7 &gt;</w:t>
-      </w:r>
-      <w:proofErr w:type="gramEnd"/>
-      <w:r>
-        <w:t xml:space="preserve"> 1 - принимаем</w:t>
+        <w:t>D39 = P39/N39 = 14/3 = 4.7 &gt; 1 - принимаем</w:t>
       </w:r>
     </w:p>
     <w:p>
@@ -7236,15 +6826,7 @@
         <w:ind w:firstLine="709"/>
       </w:pPr>
       <w:r>
-        <w:t xml:space="preserve">D93 = N93/P93 = 3/14 = 0.2 </w:t>
-      </w:r>
-      <w:proofErr w:type="gramStart"/>
-      <w:r>
-        <w:t>&lt; 1</w:t>
-      </w:r>
-      <w:proofErr w:type="gramEnd"/>
-      <w:r>
-        <w:t xml:space="preserve"> - отбрасываем</w:t>
+        <w:t>D93 = N93/P93 = 3/14 = 0.2 &lt; 1 - отбрасываем</w:t>
       </w:r>
     </w:p>
     <w:p>
@@ -7291,15 +6873,7 @@
         <w:ind w:firstLine="709"/>
       </w:pPr>
       <w:r>
-        <w:t xml:space="preserve">D45 = P45/N45 = 5/9 = 0.6 </w:t>
-      </w:r>
-      <w:proofErr w:type="gramStart"/>
-      <w:r>
-        <w:t>&lt; 1</w:t>
-      </w:r>
-      <w:proofErr w:type="gramEnd"/>
-      <w:r>
-        <w:t xml:space="preserve"> - отбрасываем</w:t>
+        <w:t>D45 = P45/N45 = 5/9 = 0.6 &lt; 1 - отбрасываем</w:t>
       </w:r>
     </w:p>
     <w:p>
@@ -7329,15 +6903,7 @@
         <w:ind w:firstLine="709"/>
       </w:pPr>
       <w:r>
-        <w:t xml:space="preserve">D54 = N54/54 = 9/5 = </w:t>
-      </w:r>
-      <w:proofErr w:type="gramStart"/>
-      <w:r>
-        <w:t>1.8 &gt;</w:t>
-      </w:r>
-      <w:proofErr w:type="gramEnd"/>
-      <w:r>
-        <w:t xml:space="preserve"> 1 - принимаем</w:t>
+        <w:t>D54 = N54/54 = 9/5 = 1.8 &gt; 1 - принимаем</w:t>
       </w:r>
     </w:p>
     <w:p>
@@ -7385,15 +6951,7 @@
         <w:ind w:firstLine="709"/>
       </w:pPr>
       <w:r>
-        <w:t xml:space="preserve">D46 = P46/N46 = 5/4 = </w:t>
-      </w:r>
-      <w:proofErr w:type="gramStart"/>
-      <w:r>
-        <w:t>1.2 &gt;</w:t>
-      </w:r>
-      <w:proofErr w:type="gramEnd"/>
-      <w:r>
-        <w:t xml:space="preserve"> 1 - принимаем</w:t>
+        <w:t>D46 = P46/N46 = 5/4 = 1.2 &gt; 1 - принимаем</w:t>
       </w:r>
     </w:p>
     <w:p>
@@ -7423,15 +6981,7 @@
         <w:ind w:firstLine="709"/>
       </w:pPr>
       <w:r>
-        <w:t xml:space="preserve">D64 = N64/P64 = 4/5 = 0.8 </w:t>
-      </w:r>
-      <w:proofErr w:type="gramStart"/>
-      <w:r>
-        <w:t>&lt; 1</w:t>
-      </w:r>
-      <w:proofErr w:type="gramEnd"/>
-      <w:r>
-        <w:t xml:space="preserve"> - отбрасываем</w:t>
+        <w:t>D64 = N64/P64 = 4/5 = 0.8 &lt; 1 - отбрасываем</w:t>
       </w:r>
     </w:p>
     <w:p>
@@ -7478,15 +7028,7 @@
         <w:ind w:firstLine="709"/>
       </w:pPr>
       <w:r>
-        <w:t xml:space="preserve">D47 = P47/N47 = 8/9 = 0.9 </w:t>
-      </w:r>
-      <w:proofErr w:type="gramStart"/>
-      <w:r>
-        <w:t>&lt; 1</w:t>
-      </w:r>
-      <w:proofErr w:type="gramEnd"/>
-      <w:r>
-        <w:t xml:space="preserve"> - отбрасываем</w:t>
+        <w:t>D47 = P47/N47 = 8/9 = 0.9 &lt; 1 - отбрасываем</w:t>
       </w:r>
     </w:p>
     <w:p>
@@ -7516,15 +7058,7 @@
         <w:ind w:firstLine="709"/>
       </w:pPr>
       <w:r>
-        <w:t xml:space="preserve">D74 = N74/74 = 9/8 = </w:t>
-      </w:r>
-      <w:proofErr w:type="gramStart"/>
-      <w:r>
-        <w:t>1.1 &gt;</w:t>
-      </w:r>
-      <w:proofErr w:type="gramEnd"/>
-      <w:r>
-        <w:t xml:space="preserve"> 1 - принимаем</w:t>
+        <w:t>D74 = N74/74 = 9/8 = 1.1 &gt; 1 - принимаем</w:t>
       </w:r>
     </w:p>
     <w:p>
@@ -7571,15 +7105,7 @@
         <w:ind w:firstLine="709"/>
       </w:pPr>
       <w:r>
-        <w:t xml:space="preserve">D48 = P48/N48 = 8/9 = 0.9 </w:t>
-      </w:r>
-      <w:proofErr w:type="gramStart"/>
-      <w:r>
-        <w:t>&lt; 1</w:t>
-      </w:r>
-      <w:proofErr w:type="gramEnd"/>
-      <w:r>
-        <w:t xml:space="preserve"> - отбрасываем</w:t>
+        <w:t>D48 = P48/N48 = 8/9 = 0.9 &lt; 1 - отбрасываем</w:t>
       </w:r>
     </w:p>
     <w:p>
@@ -7609,15 +7135,7 @@
         <w:ind w:firstLine="709"/>
       </w:pPr>
       <w:r>
-        <w:t xml:space="preserve">D84 = N84/84 = 9/8 = </w:t>
-      </w:r>
-      <w:proofErr w:type="gramStart"/>
-      <w:r>
-        <w:t>1.1 &gt;</w:t>
-      </w:r>
-      <w:proofErr w:type="gramEnd"/>
-      <w:r>
-        <w:t xml:space="preserve"> 1 - принимаем</w:t>
+        <w:t>D84 = N84/84 = 9/8 = 1.1 &gt; 1 - принимаем</w:t>
       </w:r>
     </w:p>
     <w:p>
@@ -7644,13 +7162,8 @@
         <w:ind w:firstLine="709"/>
       </w:pPr>
       <w:r>
-        <w:t xml:space="preserve">D49 P и N равны - </w:t>
-      </w:r>
-      <w:proofErr w:type="spellStart"/>
-      <w:r>
-        <w:t>ливаем</w:t>
-      </w:r>
-      <w:proofErr w:type="spellEnd"/>
+        <w:t>D49 P и N равны - ливаем</w:t>
+      </w:r>
     </w:p>
     <w:p>
       <w:pPr>
@@ -7737,15 +7250,7 @@
         <w:ind w:firstLine="709"/>
       </w:pPr>
       <w:r>
-        <w:t xml:space="preserve">D56 = P56/N56 = 5/4 = </w:t>
-      </w:r>
-      <w:proofErr w:type="gramStart"/>
-      <w:r>
-        <w:t>1.2 &gt;</w:t>
-      </w:r>
-      <w:proofErr w:type="gramEnd"/>
-      <w:r>
-        <w:t xml:space="preserve"> 1 - принимаем</w:t>
+        <w:t>D56 = P56/N56 = 5/4 = 1.2 &gt; 1 - принимаем</w:t>
       </w:r>
     </w:p>
     <w:p>
@@ -7775,15 +7280,7 @@
         <w:ind w:firstLine="709"/>
       </w:pPr>
       <w:r>
-        <w:t xml:space="preserve">D65 = N65/P65 = 4/5 = 0.8 </w:t>
-      </w:r>
-      <w:proofErr w:type="gramStart"/>
-      <w:r>
-        <w:t>&lt; 1</w:t>
-      </w:r>
-      <w:proofErr w:type="gramEnd"/>
-      <w:r>
-        <w:t xml:space="preserve"> - отбрасываем</w:t>
+        <w:t>D65 = N65/P65 = 4/5 = 0.8 &lt; 1 - отбрасываем</w:t>
       </w:r>
     </w:p>
     <w:p>
@@ -7830,15 +7327,7 @@
         <w:ind w:firstLine="709"/>
       </w:pPr>
       <w:r>
-        <w:t xml:space="preserve">D57 = P57/N57 = 8/9 = 0.9 </w:t>
-      </w:r>
-      <w:proofErr w:type="gramStart"/>
-      <w:r>
-        <w:t>&lt; 1</w:t>
-      </w:r>
-      <w:proofErr w:type="gramEnd"/>
-      <w:r>
-        <w:t xml:space="preserve"> - отбрасываем</w:t>
+        <w:t>D57 = P57/N57 = 8/9 = 0.9 &lt; 1 - отбрасываем</w:t>
       </w:r>
     </w:p>
     <w:p>
@@ -7868,15 +7357,7 @@
         <w:ind w:firstLine="709"/>
       </w:pPr>
       <w:r>
-        <w:t xml:space="preserve">D75 = N75/75 = 9/8 = </w:t>
-      </w:r>
-      <w:proofErr w:type="gramStart"/>
-      <w:r>
-        <w:t>1.1 &gt;</w:t>
-      </w:r>
-      <w:proofErr w:type="gramEnd"/>
-      <w:r>
-        <w:t xml:space="preserve"> 1 - принимаем</w:t>
+        <w:t>D75 = N75/75 = 9/8 = 1.1 &gt; 1 - принимаем</w:t>
       </w:r>
     </w:p>
     <w:p>
@@ -7923,15 +7404,7 @@
         <w:ind w:firstLine="709"/>
       </w:pPr>
       <w:r>
-        <w:t>D58 = P58/N</w:t>
-      </w:r>
-      <w:proofErr w:type="gramStart"/>
-      <w:r>
-        <w:t>58  =</w:t>
-      </w:r>
-      <w:proofErr w:type="gramEnd"/>
-      <w:r>
-        <w:t xml:space="preserve"> 3/0 - Деление на ноль, отбрасываем</w:t>
+        <w:t>D58 = P58/N58  = 3/0 - Деление на ноль, отбрасываем</w:t>
       </w:r>
     </w:p>
     <w:p>
@@ -7961,15 +7434,7 @@
         <w:ind w:firstLine="709"/>
       </w:pPr>
       <w:r>
-        <w:t xml:space="preserve">D85 = N85/P85 = 0/3 - </w:t>
-      </w:r>
-      <w:proofErr w:type="spellStart"/>
-      <w:r>
-        <w:t>inf</w:t>
-      </w:r>
-      <w:proofErr w:type="spellEnd"/>
-      <w:r>
-        <w:t xml:space="preserve"> - принимаем</w:t>
+        <w:t>D85 = N85/P85 = 0/3 - inf - принимаем</w:t>
       </w:r>
     </w:p>
     <w:p>
@@ -8016,15 +7481,7 @@
         <w:ind w:firstLine="709"/>
       </w:pPr>
       <w:r>
-        <w:t>D59 = P59/N</w:t>
-      </w:r>
-      <w:proofErr w:type="gramStart"/>
-      <w:r>
-        <w:t>59  =</w:t>
-      </w:r>
-      <w:proofErr w:type="gramEnd"/>
-      <w:r>
-        <w:t xml:space="preserve"> 9/0 - Деление на ноль, отбрасываем</w:t>
+        <w:t>D59 = P59/N59  = 9/0 - Деление на ноль, отбрасываем</w:t>
       </w:r>
     </w:p>
     <w:p>
@@ -8055,15 +7512,7 @@
       </w:pPr>
       <w:r>
         <w:lastRenderedPageBreak/>
-        <w:t xml:space="preserve">D95 = N95/P95 = 0/9 - </w:t>
-      </w:r>
-      <w:proofErr w:type="spellStart"/>
-      <w:r>
-        <w:t>inf</w:t>
-      </w:r>
-      <w:proofErr w:type="spellEnd"/>
-      <w:r>
-        <w:t xml:space="preserve"> - принимаем</w:t>
+        <w:t>D95 = N95/P95 = 0/9 - inf - принимаем</w:t>
       </w:r>
     </w:p>
     <w:p>
@@ -8110,15 +7559,7 @@
         <w:ind w:firstLine="709"/>
       </w:pPr>
       <w:r>
-        <w:t xml:space="preserve">D67 = P67/N67 = 8/5 = </w:t>
-      </w:r>
-      <w:proofErr w:type="gramStart"/>
-      <w:r>
-        <w:t>1.6 &gt;</w:t>
-      </w:r>
-      <w:proofErr w:type="gramEnd"/>
-      <w:r>
-        <w:t xml:space="preserve"> 1 - принимаем</w:t>
+        <w:t>D67 = P67/N67 = 8/5 = 1.6 &gt; 1 - принимаем</w:t>
       </w:r>
     </w:p>
     <w:p>
@@ -8148,15 +7589,7 @@
         <w:ind w:firstLine="709"/>
       </w:pPr>
       <w:r>
-        <w:t xml:space="preserve">D76 = N76/P76 = 5/8 = 0.6 </w:t>
-      </w:r>
-      <w:proofErr w:type="gramStart"/>
-      <w:r>
-        <w:t>&lt; 1</w:t>
-      </w:r>
-      <w:proofErr w:type="gramEnd"/>
-      <w:r>
-        <w:t xml:space="preserve"> - отбрасываем</w:t>
+        <w:t>D76 = N76/P76 = 5/8 = 0.6 &lt; 1 - отбрасываем</w:t>
       </w:r>
     </w:p>
     <w:p>
@@ -8203,15 +7636,7 @@
         <w:ind w:firstLine="709"/>
       </w:pPr>
       <w:r>
-        <w:t xml:space="preserve">D68 = P68/N68 = 7/5 = </w:t>
-      </w:r>
-      <w:proofErr w:type="gramStart"/>
-      <w:r>
-        <w:t>1.4 &gt;</w:t>
-      </w:r>
-      <w:proofErr w:type="gramEnd"/>
-      <w:r>
-        <w:t xml:space="preserve"> 1 - принимаем</w:t>
+        <w:t>D68 = P68/N68 = 7/5 = 1.4 &gt; 1 - принимаем</w:t>
       </w:r>
     </w:p>
     <w:p>
@@ -8241,15 +7666,7 @@
         <w:ind w:firstLine="709"/>
       </w:pPr>
       <w:r>
-        <w:t xml:space="preserve">D86 = N86/P86 = 5/7 = 0.7 </w:t>
-      </w:r>
-      <w:proofErr w:type="gramStart"/>
-      <w:r>
-        <w:t>&lt; 1</w:t>
-      </w:r>
-      <w:proofErr w:type="gramEnd"/>
-      <w:r>
-        <w:t xml:space="preserve"> - отбрасываем</w:t>
+        <w:t>D86 = N86/P86 = 5/7 = 0.7 &lt; 1 - отбрасываем</w:t>
       </w:r>
     </w:p>
     <w:p>
@@ -8296,15 +7713,7 @@
         <w:ind w:firstLine="709"/>
       </w:pPr>
       <w:r>
-        <w:t xml:space="preserve">D69 = P69/N69 = 9/5 = </w:t>
-      </w:r>
-      <w:proofErr w:type="gramStart"/>
-      <w:r>
-        <w:t>1.8 &gt;</w:t>
-      </w:r>
-      <w:proofErr w:type="gramEnd"/>
-      <w:r>
-        <w:t xml:space="preserve"> 1 - принимаем</w:t>
+        <w:t>D69 = P69/N69 = 9/5 = 1.8 &gt; 1 - принимаем</w:t>
       </w:r>
     </w:p>
     <w:p>
@@ -8334,15 +7743,7 @@
         <w:ind w:firstLine="709"/>
       </w:pPr>
       <w:r>
-        <w:t xml:space="preserve">D96 = N96/P96 = 5/9 = 0.6 </w:t>
-      </w:r>
-      <w:proofErr w:type="gramStart"/>
-      <w:r>
-        <w:t>&lt; 1</w:t>
-      </w:r>
-      <w:proofErr w:type="gramEnd"/>
-      <w:r>
-        <w:t xml:space="preserve"> - отбрасываем</w:t>
+        <w:t>D96 = N96/P96 = 5/9 = 0.6 &lt; 1 - отбрасываем</w:t>
       </w:r>
     </w:p>
     <w:p>
@@ -8389,15 +7790,7 @@
         <w:ind w:firstLine="709"/>
       </w:pPr>
       <w:r>
-        <w:t xml:space="preserve">D78 = P78/N78 = 9/5 = </w:t>
-      </w:r>
-      <w:proofErr w:type="gramStart"/>
-      <w:r>
-        <w:t>1.8 &gt;</w:t>
-      </w:r>
-      <w:proofErr w:type="gramEnd"/>
-      <w:r>
-        <w:t xml:space="preserve"> 1 - принимаем</w:t>
+        <w:t>D78 = P78/N78 = 9/5 = 1.8 &gt; 1 - принимаем</w:t>
       </w:r>
     </w:p>
     <w:p>
@@ -8428,15 +7821,7 @@
         <w:ind w:firstLine="709"/>
       </w:pPr>
       <w:r>
-        <w:t xml:space="preserve">D87 = N87/P87 = 5/9 = 0.6 </w:t>
-      </w:r>
-      <w:proofErr w:type="gramStart"/>
-      <w:r>
-        <w:t>&lt; 1</w:t>
-      </w:r>
-      <w:proofErr w:type="gramEnd"/>
-      <w:r>
-        <w:t xml:space="preserve"> - отбрасываем</w:t>
+        <w:t>D87 = N87/P87 = 5/9 = 0.6 &lt; 1 - отбрасываем</w:t>
       </w:r>
     </w:p>
     <w:p>
@@ -8483,15 +7868,7 @@
         <w:ind w:firstLine="709"/>
       </w:pPr>
       <w:r>
-        <w:t xml:space="preserve">D79 = P79/N79 = 9/3 = </w:t>
-      </w:r>
-      <w:proofErr w:type="gramStart"/>
-      <w:r>
-        <w:t>3.0 &gt;</w:t>
-      </w:r>
-      <w:proofErr w:type="gramEnd"/>
-      <w:r>
-        <w:t xml:space="preserve"> 1 - принимаем</w:t>
+        <w:t>D79 = P79/N79 = 9/3 = 3.0 &gt; 1 - принимаем</w:t>
       </w:r>
     </w:p>
     <w:p>
@@ -8521,15 +7898,7 @@
         <w:ind w:firstLine="709"/>
       </w:pPr>
       <w:r>
-        <w:t xml:space="preserve">D97 = N97/P97 = 3/9 = 0.3 </w:t>
-      </w:r>
-      <w:proofErr w:type="gramStart"/>
-      <w:r>
-        <w:t>&lt; 1</w:t>
-      </w:r>
-      <w:proofErr w:type="gramEnd"/>
-      <w:r>
-        <w:t xml:space="preserve"> - отбрасываем</w:t>
+        <w:t>D97 = N97/P97 = 3/9 = 0.3 &lt; 1 - отбрасываем</w:t>
       </w:r>
     </w:p>
     <w:p>
@@ -8569,15 +7938,7 @@
         <w:ind w:firstLine="709"/>
       </w:pPr>
       <w:r>
-        <w:t xml:space="preserve">D89 = P89/N89 = 9/3 = </w:t>
-      </w:r>
-      <w:proofErr w:type="gramStart"/>
-      <w:r>
-        <w:t>3.0 &gt;</w:t>
-      </w:r>
-      <w:proofErr w:type="gramEnd"/>
-      <w:r>
-        <w:t xml:space="preserve"> 1 - принимаем</w:t>
+        <w:t>D89 = P89/N89 = 9/3 = 3.0 &gt; 1 - принимаем</w:t>
       </w:r>
     </w:p>
     <w:p>
@@ -8607,15 +7968,7 @@
         <w:ind w:left="0" w:firstLine="709"/>
       </w:pPr>
       <w:r>
-        <w:t xml:space="preserve">D98 = N98/P98 = 3/9 = 0.3 </w:t>
-      </w:r>
-      <w:proofErr w:type="gramStart"/>
-      <w:r>
-        <w:t>&lt; 1</w:t>
-      </w:r>
-      <w:proofErr w:type="gramEnd"/>
-      <w:r>
-        <w:t xml:space="preserve"> – отбрасываем</w:t>
+        <w:t>D98 = N98/P98 = 3/9 = 0.3 &lt; 1 – отбрасываем</w:t>
       </w:r>
     </w:p>
     <w:p>
@@ -13710,21 +13063,14 @@
           <w:sz w:val="28"/>
           <w:szCs w:val="28"/>
         </w:rPr>
-        <w:t>Решение говорит нам о том, что лучшие проекты – 7</w:t>
+        <w:t xml:space="preserve">Решение говорит нам о том, что лучшие проекты – </w:t>
       </w:r>
       <w:r>
         <w:rPr>
           <w:sz w:val="28"/>
           <w:szCs w:val="28"/>
         </w:rPr>
-        <w:t xml:space="preserve">, </w:t>
-      </w:r>
-      <w:r>
-        <w:rPr>
-          <w:sz w:val="28"/>
-          <w:szCs w:val="28"/>
-        </w:rPr>
-        <w:t>3</w:t>
+        <w:t>8, 7, 1</w:t>
       </w:r>
       <w:r>
         <w:rPr>
@@ -13737,8 +13083,9 @@
         <w:rPr>
           <w:sz w:val="28"/>
           <w:szCs w:val="28"/>
+          <w:lang w:val="en-US"/>
         </w:rPr>
-        <w:t>6</w:t>
+        <w:t>3</w:t>
       </w:r>
       <w:r>
         <w:rPr>
@@ -13751,22 +13098,32 @@
         <w:rPr>
           <w:sz w:val="28"/>
           <w:szCs w:val="28"/>
+          <w:lang w:val="en-US"/>
         </w:rPr>
-        <w:t>1</w:t>
+        <w:t>9, 6, 5</w:t>
+      </w:r>
+      <w:r>
+        <w:rPr>
+          <w:sz w:val="28"/>
+          <w:szCs w:val="28"/>
+          <w:lang w:val="en-US"/>
+        </w:rPr>
+        <w:t xml:space="preserve"> </w:t>
       </w:r>
       <w:r>
         <w:rPr>
           <w:sz w:val="28"/>
           <w:szCs w:val="28"/>
         </w:rPr>
-        <w:t xml:space="preserve"> и </w:t>
+        <w:t>и</w:t>
       </w:r>
       <w:r>
         <w:rPr>
           <w:sz w:val="28"/>
           <w:szCs w:val="28"/>
+          <w:lang w:val="en-US"/>
         </w:rPr>
-        <w:t>8</w:t>
+        <w:t xml:space="preserve"> 2</w:t>
       </w:r>
       <w:r>
         <w:rPr>
@@ -13780,7 +13137,7 @@
           <w:sz w:val="28"/>
           <w:szCs w:val="28"/>
         </w:rPr>
-        <w:t>5</w:t>
+        <w:t>4</w:t>
       </w:r>
     </w:p>
     <w:p>
@@ -14035,15 +13392,7 @@
       </w:r>
       <w:bookmarkEnd w:id="10"/>
       <w:r>
-        <w:t xml:space="preserve"> Л. С. Многокритериальная оптимизация.  Болотова Л. С., Сорокин А. Б. [Электронный ресурс] / Метод. указания по </w:t>
-      </w:r>
-      <w:proofErr w:type="spellStart"/>
-      <w:r>
-        <w:t>вып</w:t>
-      </w:r>
-      <w:proofErr w:type="spellEnd"/>
-      <w:r>
-        <w:t>. курсовой работы — М.: МИРЭА, 2015.</w:t>
+        <w:t xml:space="preserve"> Л. С. Многокритериальная оптимизация.  Болотова Л. С., Сорокин А. Б. [Электронный ресурс] / Метод. указания по вып. курсовой работы — М.: МИРЭА, 2015.</w:t>
       </w:r>
     </w:p>
     <w:p>
@@ -14071,15 +13420,7 @@
         <w:ind w:left="0" w:firstLine="709"/>
       </w:pPr>
       <w:r>
-        <w:t xml:space="preserve">Сорокин А. Б. Линейное программирование: практикум. Сорокин А. Б., </w:t>
-      </w:r>
-      <w:proofErr w:type="spellStart"/>
-      <w:r>
-        <w:t>Бражникова</w:t>
-      </w:r>
-      <w:proofErr w:type="spellEnd"/>
-      <w:r>
-        <w:t xml:space="preserve"> Е. В., Платонова О. В. [Электронный ресурс] / Учебно-метод. пособие — М.: МИРЭА, 2017.</w:t>
+        <w:t>Сорокин А. Б. Линейное программирование: практикум. Сорокин А. Б., Бражникова Е. В., Платонова О. В. [Электронный ресурс] / Учебно-метод. пособие — М.: МИРЭА, 2017.</w:t>
       </w:r>
     </w:p>
     <w:p>
@@ -14437,31 +13778,7 @@
                 <w:highlight w:val="white"/>
                 <w:lang w:val="en-US"/>
               </w:rPr>
-              <w:t xml:space="preserve"> </w:t>
-            </w:r>
-            <w:proofErr w:type="spellStart"/>
-            <w:r>
-              <w:rPr>
-                <w:rFonts w:ascii="Cascadia Mono" w:eastAsiaTheme="minorHAnsi" w:hAnsi="Cascadia Mono" w:cs="Cascadia Mono"/>
-                <w:color w:val="000000"/>
-                <w:sz w:val="19"/>
-                <w:szCs w:val="19"/>
-                <w:highlight w:val="white"/>
-                <w:lang w:val="en-US"/>
-              </w:rPr>
-              <w:t>numpy</w:t>
-            </w:r>
-            <w:proofErr w:type="spellEnd"/>
-            <w:r>
-              <w:rPr>
-                <w:rFonts w:ascii="Cascadia Mono" w:eastAsiaTheme="minorHAnsi" w:hAnsi="Cascadia Mono" w:cs="Cascadia Mono"/>
-                <w:color w:val="000000"/>
-                <w:sz w:val="19"/>
-                <w:szCs w:val="19"/>
-                <w:highlight w:val="white"/>
-                <w:lang w:val="en-US"/>
-              </w:rPr>
-              <w:t xml:space="preserve"> </w:t>
+              <w:t xml:space="preserve"> numpy </w:t>
             </w:r>
             <w:r>
               <w:rPr>
@@ -14703,31 +14020,7 @@
                 <w:highlight w:val="white"/>
                 <w:lang w:val="en-US"/>
               </w:rPr>
-              <w:t>'</w:t>
-            </w:r>
-            <w:proofErr w:type="spellStart"/>
-            <w:r>
-              <w:rPr>
-                <w:rFonts w:ascii="Cascadia Mono" w:eastAsiaTheme="minorHAnsi" w:hAnsi="Cascadia Mono" w:cs="Cascadia Mono"/>
-                <w:color w:val="A31515"/>
-                <w:sz w:val="19"/>
-                <w:szCs w:val="19"/>
-                <w:highlight w:val="white"/>
-                <w:lang w:val="en-US"/>
-              </w:rPr>
-              <w:t>shelf_life</w:t>
-            </w:r>
-            <w:proofErr w:type="spellEnd"/>
-            <w:r>
-              <w:rPr>
-                <w:rFonts w:ascii="Cascadia Mono" w:eastAsiaTheme="minorHAnsi" w:hAnsi="Cascadia Mono" w:cs="Cascadia Mono"/>
-                <w:color w:val="A31515"/>
-                <w:sz w:val="19"/>
-                <w:szCs w:val="19"/>
-                <w:highlight w:val="white"/>
-                <w:lang w:val="en-US"/>
-              </w:rPr>
-              <w:t>'</w:t>
+              <w:t>'shelf_life'</w:t>
             </w:r>
             <w:r>
               <w:rPr>
@@ -14947,31 +14240,7 @@
                 <w:highlight w:val="white"/>
                 <w:lang w:val="en-US"/>
               </w:rPr>
-              <w:t>'</w:t>
-            </w:r>
-            <w:proofErr w:type="spellStart"/>
-            <w:r>
-              <w:rPr>
-                <w:rFonts w:ascii="Cascadia Mono" w:eastAsiaTheme="minorHAnsi" w:hAnsi="Cascadia Mono" w:cs="Cascadia Mono"/>
-                <w:color w:val="A31515"/>
-                <w:sz w:val="19"/>
-                <w:szCs w:val="19"/>
-                <w:highlight w:val="white"/>
-                <w:lang w:val="en-US"/>
-              </w:rPr>
-              <w:t>shelf_life</w:t>
-            </w:r>
-            <w:proofErr w:type="spellEnd"/>
-            <w:r>
-              <w:rPr>
-                <w:rFonts w:ascii="Cascadia Mono" w:eastAsiaTheme="minorHAnsi" w:hAnsi="Cascadia Mono" w:cs="Cascadia Mono"/>
-                <w:color w:val="A31515"/>
-                <w:sz w:val="19"/>
-                <w:szCs w:val="19"/>
-                <w:highlight w:val="white"/>
-                <w:lang w:val="en-US"/>
-              </w:rPr>
-              <w:t>'</w:t>
+              <w:t>'shelf_life'</w:t>
             </w:r>
             <w:r>
               <w:rPr>
@@ -15170,31 +14439,7 @@
                 <w:highlight w:val="white"/>
                 <w:lang w:val="en-US"/>
               </w:rPr>
-              <w:t>'</w:t>
-            </w:r>
-            <w:proofErr w:type="spellStart"/>
-            <w:r>
-              <w:rPr>
-                <w:rFonts w:ascii="Cascadia Mono" w:eastAsiaTheme="minorHAnsi" w:hAnsi="Cascadia Mono" w:cs="Cascadia Mono"/>
-                <w:color w:val="A31515"/>
-                <w:sz w:val="19"/>
-                <w:szCs w:val="19"/>
-                <w:highlight w:val="white"/>
-                <w:lang w:val="en-US"/>
-              </w:rPr>
-              <w:t>shelf_life</w:t>
-            </w:r>
-            <w:proofErr w:type="spellEnd"/>
-            <w:r>
-              <w:rPr>
-                <w:rFonts w:ascii="Cascadia Mono" w:eastAsiaTheme="minorHAnsi" w:hAnsi="Cascadia Mono" w:cs="Cascadia Mono"/>
-                <w:color w:val="A31515"/>
-                <w:sz w:val="19"/>
-                <w:szCs w:val="19"/>
-                <w:highlight w:val="white"/>
-                <w:lang w:val="en-US"/>
-              </w:rPr>
-              <w:t>'</w:t>
+              <w:t>'shelf_life'</w:t>
             </w:r>
             <w:r>
               <w:rPr>
@@ -15393,31 +14638,7 @@
                 <w:highlight w:val="white"/>
                 <w:lang w:val="en-US"/>
               </w:rPr>
-              <w:t>'</w:t>
-            </w:r>
-            <w:proofErr w:type="spellStart"/>
-            <w:r>
-              <w:rPr>
-                <w:rFonts w:ascii="Cascadia Mono" w:eastAsiaTheme="minorHAnsi" w:hAnsi="Cascadia Mono" w:cs="Cascadia Mono"/>
-                <w:color w:val="A31515"/>
-                <w:sz w:val="19"/>
-                <w:szCs w:val="19"/>
-                <w:highlight w:val="white"/>
-                <w:lang w:val="en-US"/>
-              </w:rPr>
-              <w:t>shelf_life</w:t>
-            </w:r>
-            <w:proofErr w:type="spellEnd"/>
-            <w:r>
-              <w:rPr>
-                <w:rFonts w:ascii="Cascadia Mono" w:eastAsiaTheme="minorHAnsi" w:hAnsi="Cascadia Mono" w:cs="Cascadia Mono"/>
-                <w:color w:val="A31515"/>
-                <w:sz w:val="19"/>
-                <w:szCs w:val="19"/>
-                <w:highlight w:val="white"/>
-                <w:lang w:val="en-US"/>
-              </w:rPr>
-              <w:t>'</w:t>
+              <w:t>'shelf_life'</w:t>
             </w:r>
             <w:r>
               <w:rPr>
@@ -15595,31 +14816,7 @@
                 <w:highlight w:val="white"/>
                 <w:lang w:val="en-US"/>
               </w:rPr>
-              <w:t>'</w:t>
-            </w:r>
-            <w:proofErr w:type="spellStart"/>
-            <w:r>
-              <w:rPr>
-                <w:rFonts w:ascii="Cascadia Mono" w:eastAsiaTheme="minorHAnsi" w:hAnsi="Cascadia Mono" w:cs="Cascadia Mono"/>
-                <w:color w:val="A31515"/>
-                <w:sz w:val="19"/>
-                <w:szCs w:val="19"/>
-                <w:highlight w:val="white"/>
-                <w:lang w:val="en-US"/>
-              </w:rPr>
-              <w:t>shelf_life</w:t>
-            </w:r>
-            <w:proofErr w:type="spellEnd"/>
-            <w:r>
-              <w:rPr>
-                <w:rFonts w:ascii="Cascadia Mono" w:eastAsiaTheme="minorHAnsi" w:hAnsi="Cascadia Mono" w:cs="Cascadia Mono"/>
-                <w:color w:val="A31515"/>
-                <w:sz w:val="19"/>
-                <w:szCs w:val="19"/>
-                <w:highlight w:val="white"/>
-                <w:lang w:val="en-US"/>
-              </w:rPr>
-              <w:t>'</w:t>
+              <w:t>'shelf_life'</w:t>
             </w:r>
             <w:r>
               <w:rPr>
@@ -15690,7 +14887,6 @@
               </w:rPr>
               <w:t xml:space="preserve">'6. </w:t>
             </w:r>
-            <w:proofErr w:type="spellStart"/>
             <w:r>
               <w:rPr>
                 <w:rFonts w:ascii="Cascadia Mono" w:eastAsiaTheme="minorHAnsi" w:hAnsi="Cascadia Mono" w:cs="Cascadia Mono"/>
@@ -15701,7 +14897,6 @@
               </w:rPr>
               <w:t>Сарафаново</w:t>
             </w:r>
-            <w:proofErr w:type="spellEnd"/>
             <w:r>
               <w:rPr>
                 <w:rFonts w:ascii="Cascadia Mono" w:eastAsiaTheme="minorHAnsi" w:hAnsi="Cascadia Mono" w:cs="Cascadia Mono"/>
@@ -15799,31 +14994,7 @@
                 <w:highlight w:val="white"/>
                 <w:lang w:val="en-US"/>
               </w:rPr>
-              <w:t>'</w:t>
-            </w:r>
-            <w:proofErr w:type="spellStart"/>
-            <w:r>
-              <w:rPr>
-                <w:rFonts w:ascii="Cascadia Mono" w:eastAsiaTheme="minorHAnsi" w:hAnsi="Cascadia Mono" w:cs="Cascadia Mono"/>
-                <w:color w:val="A31515"/>
-                <w:sz w:val="19"/>
-                <w:szCs w:val="19"/>
-                <w:highlight w:val="white"/>
-                <w:lang w:val="en-US"/>
-              </w:rPr>
-              <w:t>shelf_life</w:t>
-            </w:r>
-            <w:proofErr w:type="spellEnd"/>
-            <w:r>
-              <w:rPr>
-                <w:rFonts w:ascii="Cascadia Mono" w:eastAsiaTheme="minorHAnsi" w:hAnsi="Cascadia Mono" w:cs="Cascadia Mono"/>
-                <w:color w:val="A31515"/>
-                <w:sz w:val="19"/>
-                <w:szCs w:val="19"/>
-                <w:highlight w:val="white"/>
-                <w:lang w:val="en-US"/>
-              </w:rPr>
-              <w:t>'</w:t>
+              <w:t>'shelf_life'</w:t>
             </w:r>
             <w:r>
               <w:rPr>
@@ -16022,31 +15193,7 @@
                 <w:highlight w:val="white"/>
                 <w:lang w:val="en-US"/>
               </w:rPr>
-              <w:t>'</w:t>
-            </w:r>
-            <w:proofErr w:type="spellStart"/>
-            <w:r>
-              <w:rPr>
-                <w:rFonts w:ascii="Cascadia Mono" w:eastAsiaTheme="minorHAnsi" w:hAnsi="Cascadia Mono" w:cs="Cascadia Mono"/>
-                <w:color w:val="A31515"/>
-                <w:sz w:val="19"/>
-                <w:szCs w:val="19"/>
-                <w:highlight w:val="white"/>
-                <w:lang w:val="en-US"/>
-              </w:rPr>
-              <w:t>shelf_life</w:t>
-            </w:r>
-            <w:proofErr w:type="spellEnd"/>
-            <w:r>
-              <w:rPr>
-                <w:rFonts w:ascii="Cascadia Mono" w:eastAsiaTheme="minorHAnsi" w:hAnsi="Cascadia Mono" w:cs="Cascadia Mono"/>
-                <w:color w:val="A31515"/>
-                <w:sz w:val="19"/>
-                <w:szCs w:val="19"/>
-                <w:highlight w:val="white"/>
-                <w:lang w:val="en-US"/>
-              </w:rPr>
-              <w:t>'</w:t>
+              <w:t>'shelf_life'</w:t>
             </w:r>
             <w:r>
               <w:rPr>
@@ -16245,31 +15392,7 @@
                 <w:highlight w:val="white"/>
                 <w:lang w:val="en-US"/>
               </w:rPr>
-              <w:t>'</w:t>
-            </w:r>
-            <w:proofErr w:type="spellStart"/>
-            <w:r>
-              <w:rPr>
-                <w:rFonts w:ascii="Cascadia Mono" w:eastAsiaTheme="minorHAnsi" w:hAnsi="Cascadia Mono" w:cs="Cascadia Mono"/>
-                <w:color w:val="A31515"/>
-                <w:sz w:val="19"/>
-                <w:szCs w:val="19"/>
-                <w:highlight w:val="white"/>
-                <w:lang w:val="en-US"/>
-              </w:rPr>
-              <w:t>shelf_life</w:t>
-            </w:r>
-            <w:proofErr w:type="spellEnd"/>
-            <w:r>
-              <w:rPr>
-                <w:rFonts w:ascii="Cascadia Mono" w:eastAsiaTheme="minorHAnsi" w:hAnsi="Cascadia Mono" w:cs="Cascadia Mono"/>
-                <w:color w:val="A31515"/>
-                <w:sz w:val="19"/>
-                <w:szCs w:val="19"/>
-                <w:highlight w:val="white"/>
-                <w:lang w:val="en-US"/>
-              </w:rPr>
-              <w:t>'</w:t>
+              <w:t>'shelf_life'</w:t>
             </w:r>
             <w:r>
               <w:rPr>
@@ -16340,7 +15463,6 @@
               </w:rPr>
               <w:t xml:space="preserve">'9. </w:t>
             </w:r>
-            <w:proofErr w:type="spellStart"/>
             <w:r>
               <w:rPr>
                 <w:rFonts w:ascii="Cascadia Mono" w:eastAsiaTheme="minorHAnsi" w:hAnsi="Cascadia Mono" w:cs="Cascadia Mono"/>
@@ -16351,7 +15473,6 @@
               </w:rPr>
               <w:t>Экомилк</w:t>
             </w:r>
-            <w:proofErr w:type="spellEnd"/>
             <w:r>
               <w:rPr>
                 <w:rFonts w:ascii="Cascadia Mono" w:eastAsiaTheme="minorHAnsi" w:hAnsi="Cascadia Mono" w:cs="Cascadia Mono"/>
@@ -16449,31 +15570,7 @@
                 <w:highlight w:val="white"/>
                 <w:lang w:val="en-US"/>
               </w:rPr>
-              <w:t>'</w:t>
-            </w:r>
-            <w:proofErr w:type="spellStart"/>
-            <w:r>
-              <w:rPr>
-                <w:rFonts w:ascii="Cascadia Mono" w:eastAsiaTheme="minorHAnsi" w:hAnsi="Cascadia Mono" w:cs="Cascadia Mono"/>
-                <w:color w:val="A31515"/>
-                <w:sz w:val="19"/>
-                <w:szCs w:val="19"/>
-                <w:highlight w:val="white"/>
-                <w:lang w:val="en-US"/>
-              </w:rPr>
-              <w:t>shelf_life</w:t>
-            </w:r>
-            <w:proofErr w:type="spellEnd"/>
-            <w:r>
-              <w:rPr>
-                <w:rFonts w:ascii="Cascadia Mono" w:eastAsiaTheme="minorHAnsi" w:hAnsi="Cascadia Mono" w:cs="Cascadia Mono"/>
-                <w:color w:val="A31515"/>
-                <w:sz w:val="19"/>
-                <w:szCs w:val="19"/>
-                <w:highlight w:val="white"/>
-                <w:lang w:val="en-US"/>
-              </w:rPr>
-              <w:t>'</w:t>
+              <w:t>'shelf_life'</w:t>
             </w:r>
             <w:r>
               <w:rPr>
@@ -16548,20 +15645,7 @@
                 <w:highlight w:val="white"/>
                 <w:lang w:val="en-US"/>
               </w:rPr>
-              <w:t xml:space="preserve">df = </w:t>
-            </w:r>
-            <w:proofErr w:type="spellStart"/>
-            <w:proofErr w:type="gramStart"/>
-            <w:r>
-              <w:rPr>
-                <w:rFonts w:ascii="Cascadia Mono" w:eastAsiaTheme="minorHAnsi" w:hAnsi="Cascadia Mono" w:cs="Cascadia Mono"/>
-                <w:color w:val="000000"/>
-                <w:sz w:val="19"/>
-                <w:szCs w:val="19"/>
-                <w:highlight w:val="white"/>
-                <w:lang w:val="en-US"/>
-              </w:rPr>
-              <w:t>pd.</w:t>
+              <w:t>df = pd.</w:t>
             </w:r>
             <w:r>
               <w:rPr>
@@ -16574,8 +15658,6 @@
               </w:rPr>
               <w:t>DataFrame</w:t>
             </w:r>
-            <w:proofErr w:type="spellEnd"/>
-            <w:proofErr w:type="gramEnd"/>
             <w:r>
               <w:rPr>
                 <w:rFonts w:ascii="Cascadia Mono" w:eastAsiaTheme="minorHAnsi" w:hAnsi="Cascadia Mono" w:cs="Cascadia Mono"/>
@@ -16601,55 +15683,16 @@
                 <w:lang w:val="en-US"/>
               </w:rPr>
             </w:pPr>
-            <w:proofErr w:type="spellStart"/>
-            <w:proofErr w:type="gramStart"/>
-            <w:r>
-              <w:rPr>
-                <w:rFonts w:ascii="Cascadia Mono" w:eastAsiaTheme="minorHAnsi" w:hAnsi="Cascadia Mono" w:cs="Cascadia Mono"/>
-                <w:color w:val="000000"/>
-                <w:sz w:val="19"/>
-                <w:szCs w:val="19"/>
-                <w:highlight w:val="white"/>
-                <w:lang w:val="en-US"/>
-              </w:rPr>
-              <w:t>df.index</w:t>
-            </w:r>
-            <w:proofErr w:type="spellEnd"/>
-            <w:proofErr w:type="gramEnd"/>
-            <w:r>
-              <w:rPr>
-                <w:rFonts w:ascii="Cascadia Mono" w:eastAsiaTheme="minorHAnsi" w:hAnsi="Cascadia Mono" w:cs="Cascadia Mono"/>
-                <w:color w:val="000000"/>
-                <w:sz w:val="19"/>
-                <w:szCs w:val="19"/>
-                <w:highlight w:val="white"/>
-                <w:lang w:val="en-US"/>
-              </w:rPr>
-              <w:t xml:space="preserve"> = </w:t>
-            </w:r>
-            <w:proofErr w:type="spellStart"/>
-            <w:r>
-              <w:rPr>
-                <w:rFonts w:ascii="Cascadia Mono" w:eastAsiaTheme="minorHAnsi" w:hAnsi="Cascadia Mono" w:cs="Cascadia Mono"/>
-                <w:color w:val="000000"/>
-                <w:sz w:val="19"/>
-                <w:szCs w:val="19"/>
-                <w:highlight w:val="white"/>
-                <w:lang w:val="en-US"/>
-              </w:rPr>
-              <w:t>df.index</w:t>
-            </w:r>
-            <w:proofErr w:type="spellEnd"/>
-            <w:r>
-              <w:rPr>
-                <w:rFonts w:ascii="Cascadia Mono" w:eastAsiaTheme="minorHAnsi" w:hAnsi="Cascadia Mono" w:cs="Cascadia Mono"/>
-                <w:color w:val="000000"/>
-                <w:sz w:val="19"/>
-                <w:szCs w:val="19"/>
-                <w:highlight w:val="white"/>
-                <w:lang w:val="en-US"/>
-              </w:rPr>
-              <w:t xml:space="preserve"> + 1</w:t>
+            <w:r>
+              <w:rPr>
+                <w:rFonts w:ascii="Cascadia Mono" w:eastAsiaTheme="minorHAnsi" w:hAnsi="Cascadia Mono" w:cs="Cascadia Mono"/>
+                <w:color w:val="000000"/>
+                <w:sz w:val="19"/>
+                <w:szCs w:val="19"/>
+                <w:highlight w:val="white"/>
+                <w:lang w:val="en-US"/>
+              </w:rPr>
+              <w:t>df.index = df.index + 1</w:t>
             </w:r>
           </w:p>
           <w:p>
@@ -16665,7 +15708,6 @@
                 <w:lang w:val="en-US"/>
               </w:rPr>
             </w:pPr>
-            <w:proofErr w:type="gramStart"/>
             <w:r>
               <w:rPr>
                 <w:rFonts w:ascii="Cascadia Mono" w:eastAsiaTheme="minorHAnsi" w:hAnsi="Cascadia Mono" w:cs="Cascadia Mono"/>
@@ -16686,19 +15728,7 @@
                 <w:highlight w:val="white"/>
                 <w:lang w:val="en-US"/>
               </w:rPr>
-              <w:t>(</w:t>
-            </w:r>
-            <w:proofErr w:type="gramEnd"/>
-            <w:r>
-              <w:rPr>
-                <w:rFonts w:ascii="Cascadia Mono" w:eastAsiaTheme="minorHAnsi" w:hAnsi="Cascadia Mono" w:cs="Cascadia Mono"/>
-                <w:color w:val="000000"/>
-                <w:sz w:val="19"/>
-                <w:szCs w:val="19"/>
-                <w:highlight w:val="white"/>
-                <w:lang w:val="en-US"/>
-              </w:rPr>
-              <w:t xml:space="preserve">df, </w:t>
+              <w:t xml:space="preserve">(df, </w:t>
             </w:r>
             <w:r>
               <w:rPr>
@@ -16750,29 +15780,16 @@
                 <w:lang w:val="en-US"/>
               </w:rPr>
             </w:pPr>
-            <w:proofErr w:type="spellStart"/>
-            <w:r>
-              <w:rPr>
-                <w:rFonts w:ascii="Cascadia Mono" w:eastAsiaTheme="minorHAnsi" w:hAnsi="Cascadia Mono" w:cs="Cascadia Mono"/>
-                <w:color w:val="000000"/>
-                <w:sz w:val="19"/>
-                <w:szCs w:val="19"/>
-                <w:highlight w:val="white"/>
-                <w:lang w:val="en-US"/>
-              </w:rPr>
-              <w:t>arr</w:t>
-            </w:r>
-            <w:proofErr w:type="spellEnd"/>
-            <w:r>
-              <w:rPr>
-                <w:rFonts w:ascii="Cascadia Mono" w:eastAsiaTheme="minorHAnsi" w:hAnsi="Cascadia Mono" w:cs="Cascadia Mono"/>
-                <w:color w:val="000000"/>
-                <w:sz w:val="19"/>
-                <w:szCs w:val="19"/>
-                <w:highlight w:val="white"/>
-                <w:lang w:val="en-US"/>
-              </w:rPr>
-              <w:t>_ = (5, 5, 4, 3)</w:t>
+            <w:r>
+              <w:rPr>
+                <w:rFonts w:ascii="Cascadia Mono" w:eastAsiaTheme="minorHAnsi" w:hAnsi="Cascadia Mono" w:cs="Cascadia Mono"/>
+                <w:color w:val="000000"/>
+                <w:sz w:val="19"/>
+                <w:szCs w:val="19"/>
+                <w:highlight w:val="white"/>
+                <w:lang w:val="en-US"/>
+              </w:rPr>
+              <w:t>arr_ = (5, 5, 4, 3)</w:t>
             </w:r>
           </w:p>
           <w:p>
@@ -16802,79 +15819,16 @@
                 <w:lang w:val="en-US"/>
               </w:rPr>
             </w:pPr>
-            <w:proofErr w:type="spellStart"/>
-            <w:r>
-              <w:rPr>
-                <w:rFonts w:ascii="Cascadia Mono" w:eastAsiaTheme="minorHAnsi" w:hAnsi="Cascadia Mono" w:cs="Cascadia Mono"/>
-                <w:color w:val="000000"/>
-                <w:sz w:val="19"/>
-                <w:szCs w:val="19"/>
-                <w:highlight w:val="white"/>
-                <w:lang w:val="en-US"/>
-              </w:rPr>
-              <w:t>arr</w:t>
-            </w:r>
-            <w:proofErr w:type="spellEnd"/>
-            <w:r>
-              <w:rPr>
-                <w:rFonts w:ascii="Cascadia Mono" w:eastAsiaTheme="minorHAnsi" w:hAnsi="Cascadia Mono" w:cs="Cascadia Mono"/>
-                <w:color w:val="000000"/>
-                <w:sz w:val="19"/>
-                <w:szCs w:val="19"/>
-                <w:highlight w:val="white"/>
-                <w:lang w:val="en-US"/>
-              </w:rPr>
-              <w:t xml:space="preserve"> = </w:t>
-            </w:r>
-            <w:proofErr w:type="spellStart"/>
-            <w:proofErr w:type="gramStart"/>
-            <w:r>
-              <w:rPr>
-                <w:rFonts w:ascii="Cascadia Mono" w:eastAsiaTheme="minorHAnsi" w:hAnsi="Cascadia Mono" w:cs="Cascadia Mono"/>
-                <w:color w:val="000000"/>
-                <w:sz w:val="19"/>
-                <w:szCs w:val="19"/>
-                <w:highlight w:val="white"/>
-                <w:lang w:val="en-US"/>
-              </w:rPr>
-              <w:t>np.zeros</w:t>
-            </w:r>
-            <w:proofErr w:type="spellEnd"/>
-            <w:proofErr w:type="gramEnd"/>
-            <w:r>
-              <w:rPr>
-                <w:rFonts w:ascii="Cascadia Mono" w:eastAsiaTheme="minorHAnsi" w:hAnsi="Cascadia Mono" w:cs="Cascadia Mono"/>
-                <w:color w:val="000000"/>
-                <w:sz w:val="19"/>
-                <w:szCs w:val="19"/>
-                <w:highlight w:val="white"/>
-                <w:lang w:val="en-US"/>
-              </w:rPr>
-              <w:t xml:space="preserve">((9,9), </w:t>
-            </w:r>
-            <w:proofErr w:type="spellStart"/>
-            <w:r>
-              <w:rPr>
-                <w:rFonts w:ascii="Cascadia Mono" w:eastAsiaTheme="minorHAnsi" w:hAnsi="Cascadia Mono" w:cs="Cascadia Mono"/>
-                <w:color w:val="000000"/>
-                <w:sz w:val="19"/>
-                <w:szCs w:val="19"/>
-                <w:highlight w:val="white"/>
-                <w:lang w:val="en-US"/>
-              </w:rPr>
-              <w:t>dtype</w:t>
-            </w:r>
-            <w:proofErr w:type="spellEnd"/>
-            <w:r>
-              <w:rPr>
-                <w:rFonts w:ascii="Cascadia Mono" w:eastAsiaTheme="minorHAnsi" w:hAnsi="Cascadia Mono" w:cs="Cascadia Mono"/>
-                <w:color w:val="000000"/>
-                <w:sz w:val="19"/>
-                <w:szCs w:val="19"/>
-                <w:highlight w:val="white"/>
-                <w:lang w:val="en-US"/>
-              </w:rPr>
-              <w:t>=</w:t>
+            <w:r>
+              <w:rPr>
+                <w:rFonts w:ascii="Cascadia Mono" w:eastAsiaTheme="minorHAnsi" w:hAnsi="Cascadia Mono" w:cs="Cascadia Mono"/>
+                <w:color w:val="000000"/>
+                <w:sz w:val="19"/>
+                <w:szCs w:val="19"/>
+                <w:highlight w:val="white"/>
+                <w:lang w:val="en-US"/>
+              </w:rPr>
+              <w:t>arr = np.zeros((9,9), dtype=</w:t>
             </w:r>
             <w:r>
               <w:rPr>
@@ -16946,31 +15900,51 @@
                 <w:highlight w:val="white"/>
                 <w:lang w:val="en-US"/>
               </w:rPr>
+              <w:t xml:space="preserve"> i </w:t>
+            </w:r>
+            <w:r>
+              <w:rPr>
+                <w:rFonts w:ascii="Cascadia Mono" w:eastAsiaTheme="minorHAnsi" w:hAnsi="Cascadia Mono" w:cs="Cascadia Mono"/>
+                <w:color w:val="0000FF"/>
+                <w:sz w:val="19"/>
+                <w:szCs w:val="19"/>
+                <w:highlight w:val="white"/>
+                <w:lang w:val="en-US"/>
+              </w:rPr>
+              <w:t>in</w:t>
+            </w:r>
+            <w:r>
+              <w:rPr>
+                <w:rFonts w:ascii="Cascadia Mono" w:eastAsiaTheme="minorHAnsi" w:hAnsi="Cascadia Mono" w:cs="Cascadia Mono"/>
+                <w:color w:val="000000"/>
+                <w:sz w:val="19"/>
+                <w:szCs w:val="19"/>
+                <w:highlight w:val="white"/>
+                <w:lang w:val="en-US"/>
+              </w:rPr>
               <w:t xml:space="preserve"> </w:t>
             </w:r>
-            <w:proofErr w:type="spellStart"/>
-            <w:r>
-              <w:rPr>
-                <w:rFonts w:ascii="Cascadia Mono" w:eastAsiaTheme="minorHAnsi" w:hAnsi="Cascadia Mono" w:cs="Cascadia Mono"/>
-                <w:color w:val="000000"/>
-                <w:sz w:val="19"/>
-                <w:szCs w:val="19"/>
-                <w:highlight w:val="white"/>
-                <w:lang w:val="en-US"/>
-              </w:rPr>
-              <w:t>i</w:t>
-            </w:r>
-            <w:proofErr w:type="spellEnd"/>
-            <w:r>
-              <w:rPr>
-                <w:rFonts w:ascii="Cascadia Mono" w:eastAsiaTheme="minorHAnsi" w:hAnsi="Cascadia Mono" w:cs="Cascadia Mono"/>
-                <w:color w:val="000000"/>
-                <w:sz w:val="19"/>
-                <w:szCs w:val="19"/>
-                <w:highlight w:val="white"/>
-                <w:lang w:val="en-US"/>
-              </w:rPr>
-              <w:t xml:space="preserve"> </w:t>
+            <w:r>
+              <w:rPr>
+                <w:rFonts w:ascii="Cascadia Mono" w:eastAsiaTheme="minorHAnsi" w:hAnsi="Cascadia Mono" w:cs="Cascadia Mono"/>
+                <w:color w:val="2B91AF"/>
+                <w:sz w:val="19"/>
+                <w:szCs w:val="19"/>
+                <w:highlight w:val="white"/>
+                <w:lang w:val="en-US"/>
+              </w:rPr>
+              <w:t>range</w:t>
+            </w:r>
+            <w:r>
+              <w:rPr>
+                <w:rFonts w:ascii="Cascadia Mono" w:eastAsiaTheme="minorHAnsi" w:hAnsi="Cascadia Mono" w:cs="Cascadia Mono"/>
+                <w:color w:val="000000"/>
+                <w:sz w:val="19"/>
+                <w:szCs w:val="19"/>
+                <w:highlight w:val="white"/>
+                <w:lang w:val="en-US"/>
+              </w:rPr>
+              <w:t>(</w:t>
             </w:r>
             <w:r>
               <w:rPr>
@@ -16981,54 +15955,8 @@
                 <w:highlight w:val="white"/>
                 <w:lang w:val="en-US"/>
               </w:rPr>
-              <w:t>in</w:t>
-            </w:r>
-            <w:r>
-              <w:rPr>
-                <w:rFonts w:ascii="Cascadia Mono" w:eastAsiaTheme="minorHAnsi" w:hAnsi="Cascadia Mono" w:cs="Cascadia Mono"/>
-                <w:color w:val="000000"/>
-                <w:sz w:val="19"/>
-                <w:szCs w:val="19"/>
-                <w:highlight w:val="white"/>
-                <w:lang w:val="en-US"/>
-              </w:rPr>
-              <w:t xml:space="preserve"> </w:t>
-            </w:r>
-            <w:r>
-              <w:rPr>
-                <w:rFonts w:ascii="Cascadia Mono" w:eastAsiaTheme="minorHAnsi" w:hAnsi="Cascadia Mono" w:cs="Cascadia Mono"/>
-                <w:color w:val="2B91AF"/>
-                <w:sz w:val="19"/>
-                <w:szCs w:val="19"/>
-                <w:highlight w:val="white"/>
-                <w:lang w:val="en-US"/>
-              </w:rPr>
-              <w:t>range</w:t>
-            </w:r>
-            <w:r>
-              <w:rPr>
-                <w:rFonts w:ascii="Cascadia Mono" w:eastAsiaTheme="minorHAnsi" w:hAnsi="Cascadia Mono" w:cs="Cascadia Mono"/>
-                <w:color w:val="000000"/>
-                <w:sz w:val="19"/>
-                <w:szCs w:val="19"/>
-                <w:highlight w:val="white"/>
-                <w:lang w:val="en-US"/>
-              </w:rPr>
-              <w:t>(</w:t>
-            </w:r>
-            <w:proofErr w:type="spellStart"/>
-            <w:r>
-              <w:rPr>
-                <w:rFonts w:ascii="Cascadia Mono" w:eastAsiaTheme="minorHAnsi" w:hAnsi="Cascadia Mono" w:cs="Cascadia Mono"/>
-                <w:color w:val="0000FF"/>
-                <w:sz w:val="19"/>
-                <w:szCs w:val="19"/>
-                <w:highlight w:val="white"/>
-                <w:lang w:val="en-US"/>
-              </w:rPr>
               <w:t>len</w:t>
             </w:r>
-            <w:proofErr w:type="spellEnd"/>
             <w:r>
               <w:rPr>
                 <w:rFonts w:ascii="Cascadia Mono" w:eastAsiaTheme="minorHAnsi" w:hAnsi="Cascadia Mono" w:cs="Cascadia Mono"/>
@@ -17109,7 +16037,6 @@
               </w:rPr>
               <w:t xml:space="preserve"> </w:t>
             </w:r>
-            <w:proofErr w:type="gramStart"/>
             <w:r>
               <w:rPr>
                 <w:rFonts w:ascii="Cascadia Mono" w:eastAsiaTheme="minorHAnsi" w:hAnsi="Cascadia Mono" w:cs="Cascadia Mono"/>
@@ -17130,34 +16057,8 @@
                 <w:highlight w:val="white"/>
                 <w:lang w:val="en-US"/>
               </w:rPr>
-              <w:t>(</w:t>
-            </w:r>
-            <w:proofErr w:type="spellStart"/>
-            <w:proofErr w:type="gramEnd"/>
-            <w:r>
-              <w:rPr>
-                <w:rFonts w:ascii="Cascadia Mono" w:eastAsiaTheme="minorHAnsi" w:hAnsi="Cascadia Mono" w:cs="Cascadia Mono"/>
-                <w:color w:val="000000"/>
-                <w:sz w:val="19"/>
-                <w:szCs w:val="19"/>
-                <w:highlight w:val="white"/>
-                <w:lang w:val="en-US"/>
-              </w:rPr>
-              <w:t>i</w:t>
-            </w:r>
-            <w:proofErr w:type="spellEnd"/>
-            <w:r>
-              <w:rPr>
-                <w:rFonts w:ascii="Cascadia Mono" w:eastAsiaTheme="minorHAnsi" w:hAnsi="Cascadia Mono" w:cs="Cascadia Mono"/>
-                <w:color w:val="000000"/>
-                <w:sz w:val="19"/>
-                <w:szCs w:val="19"/>
-                <w:highlight w:val="white"/>
-                <w:lang w:val="en-US"/>
-              </w:rPr>
-              <w:t xml:space="preserve"> + 1, </w:t>
-            </w:r>
-            <w:proofErr w:type="spellStart"/>
+              <w:t xml:space="preserve">(i + 1, </w:t>
+            </w:r>
             <w:r>
               <w:rPr>
                 <w:rFonts w:ascii="Cascadia Mono" w:eastAsiaTheme="minorHAnsi" w:hAnsi="Cascadia Mono" w:cs="Cascadia Mono"/>
@@ -17169,7 +16070,6 @@
               </w:rPr>
               <w:t>len</w:t>
             </w:r>
-            <w:proofErr w:type="spellEnd"/>
             <w:r>
               <w:rPr>
                 <w:rFonts w:ascii="Cascadia Mono" w:eastAsiaTheme="minorHAnsi" w:hAnsi="Cascadia Mono" w:cs="Cascadia Mono"/>
@@ -17268,31 +16168,7 @@
                 <w:highlight w:val="white"/>
                 <w:lang w:val="en-US"/>
               </w:rPr>
-              <w:t xml:space="preserve">        </w:t>
-            </w:r>
-            <w:proofErr w:type="spellStart"/>
-            <w:r>
-              <w:rPr>
-                <w:rFonts w:ascii="Cascadia Mono" w:eastAsiaTheme="minorHAnsi" w:hAnsi="Cascadia Mono" w:cs="Cascadia Mono"/>
-                <w:color w:val="000000"/>
-                <w:sz w:val="19"/>
-                <w:szCs w:val="19"/>
-                <w:highlight w:val="white"/>
-                <w:lang w:val="en-US"/>
-              </w:rPr>
-              <w:t>Dij</w:t>
-            </w:r>
-            <w:proofErr w:type="spellEnd"/>
-            <w:r>
-              <w:rPr>
-                <w:rFonts w:ascii="Cascadia Mono" w:eastAsiaTheme="minorHAnsi" w:hAnsi="Cascadia Mono" w:cs="Cascadia Mono"/>
-                <w:color w:val="000000"/>
-                <w:sz w:val="19"/>
-                <w:szCs w:val="19"/>
-                <w:highlight w:val="white"/>
-                <w:lang w:val="en-US"/>
-              </w:rPr>
-              <w:t xml:space="preserve"> = </w:t>
+              <w:t xml:space="preserve">        Dij = </w:t>
             </w:r>
             <w:r>
               <w:rPr>
@@ -17328,31 +16204,7 @@
                 <w:highlight w:val="white"/>
                 <w:lang w:val="en-US"/>
               </w:rPr>
-              <w:t xml:space="preserve">        </w:t>
-            </w:r>
-            <w:proofErr w:type="spellStart"/>
-            <w:r>
-              <w:rPr>
-                <w:rFonts w:ascii="Cascadia Mono" w:eastAsiaTheme="minorHAnsi" w:hAnsi="Cascadia Mono" w:cs="Cascadia Mono"/>
-                <w:color w:val="000000"/>
-                <w:sz w:val="19"/>
-                <w:szCs w:val="19"/>
-                <w:highlight w:val="white"/>
-                <w:lang w:val="en-US"/>
-              </w:rPr>
-              <w:t>Dji</w:t>
-            </w:r>
-            <w:proofErr w:type="spellEnd"/>
-            <w:r>
-              <w:rPr>
-                <w:rFonts w:ascii="Cascadia Mono" w:eastAsiaTheme="minorHAnsi" w:hAnsi="Cascadia Mono" w:cs="Cascadia Mono"/>
-                <w:color w:val="000000"/>
-                <w:sz w:val="19"/>
-                <w:szCs w:val="19"/>
-                <w:highlight w:val="white"/>
-                <w:lang w:val="en-US"/>
-              </w:rPr>
-              <w:t xml:space="preserve"> = </w:t>
+              <w:t xml:space="preserve">        Dji = </w:t>
             </w:r>
             <w:r>
               <w:rPr>
@@ -17390,7 +16242,6 @@
               </w:rPr>
               <w:t xml:space="preserve">        </w:t>
             </w:r>
-            <w:proofErr w:type="gramStart"/>
             <w:r>
               <w:rPr>
                 <w:rFonts w:ascii="Cascadia Mono" w:eastAsiaTheme="minorHAnsi" w:hAnsi="Cascadia Mono" w:cs="Cascadia Mono"/>
@@ -17413,7 +16264,6 @@
               </w:rPr>
               <w:t>(</w:t>
             </w:r>
-            <w:proofErr w:type="gramEnd"/>
             <w:r>
               <w:rPr>
                 <w:rFonts w:ascii="Cascadia Mono" w:eastAsiaTheme="minorHAnsi" w:hAnsi="Cascadia Mono" w:cs="Cascadia Mono"/>
@@ -17541,31 +16391,7 @@
                 <w:highlight w:val="white"/>
                 <w:lang w:val="en-US"/>
               </w:rPr>
-              <w:t xml:space="preserve"> (</w:t>
-            </w:r>
-            <w:proofErr w:type="spellStart"/>
-            <w:r>
-              <w:rPr>
-                <w:rFonts w:ascii="Cascadia Mono" w:eastAsiaTheme="minorHAnsi" w:hAnsi="Cascadia Mono" w:cs="Cascadia Mono"/>
-                <w:color w:val="A31515"/>
-                <w:sz w:val="19"/>
-                <w:szCs w:val="19"/>
-                <w:highlight w:val="white"/>
-                <w:lang w:val="en-US"/>
-              </w:rPr>
-              <w:t>i</w:t>
-            </w:r>
-            <w:proofErr w:type="spellEnd"/>
-            <w:r>
-              <w:rPr>
-                <w:rFonts w:ascii="Cascadia Mono" w:eastAsiaTheme="minorHAnsi" w:hAnsi="Cascadia Mono" w:cs="Cascadia Mono"/>
-                <w:color w:val="A31515"/>
-                <w:sz w:val="19"/>
-                <w:szCs w:val="19"/>
-                <w:highlight w:val="white"/>
-                <w:lang w:val="en-US"/>
-              </w:rPr>
-              <w:t xml:space="preserve"> = </w:t>
+              <w:t xml:space="preserve"> (i = </w:t>
             </w:r>
             <w:r>
               <w:rPr>
@@ -17667,31 +16493,7 @@
                 <w:highlight w:val="white"/>
                 <w:lang w:val="en-US"/>
               </w:rPr>
-              <w:t xml:space="preserve"> alternatives[</w:t>
-            </w:r>
-            <w:proofErr w:type="spellStart"/>
-            <w:r>
-              <w:rPr>
-                <w:rFonts w:ascii="Cascadia Mono" w:eastAsiaTheme="minorHAnsi" w:hAnsi="Cascadia Mono" w:cs="Cascadia Mono"/>
-                <w:color w:val="000000"/>
-                <w:sz w:val="19"/>
-                <w:szCs w:val="19"/>
-                <w:highlight w:val="white"/>
-                <w:lang w:val="en-US"/>
-              </w:rPr>
-              <w:t>i</w:t>
-            </w:r>
-            <w:proofErr w:type="spellEnd"/>
-            <w:r>
-              <w:rPr>
-                <w:rFonts w:ascii="Cascadia Mono" w:eastAsiaTheme="minorHAnsi" w:hAnsi="Cascadia Mono" w:cs="Cascadia Mono"/>
-                <w:color w:val="000000"/>
-                <w:sz w:val="19"/>
-                <w:szCs w:val="19"/>
-                <w:highlight w:val="white"/>
-                <w:lang w:val="en-US"/>
-              </w:rPr>
-              <w:t>][</w:t>
+              <w:t xml:space="preserve"> alternatives[i][</w:t>
             </w:r>
             <w:r>
               <w:rPr>
@@ -17760,31 +16562,7 @@
                 <w:highlight w:val="white"/>
                 <w:lang w:val="en-US"/>
               </w:rPr>
-              <w:t xml:space="preserve">            </w:t>
-            </w:r>
-            <w:proofErr w:type="spellStart"/>
-            <w:r>
-              <w:rPr>
-                <w:rFonts w:ascii="Cascadia Mono" w:eastAsiaTheme="minorHAnsi" w:hAnsi="Cascadia Mono" w:cs="Cascadia Mono"/>
-                <w:color w:val="000000"/>
-                <w:sz w:val="19"/>
-                <w:szCs w:val="19"/>
-                <w:highlight w:val="white"/>
-                <w:lang w:val="en-US"/>
-              </w:rPr>
-              <w:t>Dij</w:t>
-            </w:r>
-            <w:proofErr w:type="spellEnd"/>
-            <w:r>
-              <w:rPr>
-                <w:rFonts w:ascii="Cascadia Mono" w:eastAsiaTheme="minorHAnsi" w:hAnsi="Cascadia Mono" w:cs="Cascadia Mono"/>
-                <w:color w:val="000000"/>
-                <w:sz w:val="19"/>
-                <w:szCs w:val="19"/>
-                <w:highlight w:val="white"/>
-                <w:lang w:val="en-US"/>
-              </w:rPr>
-              <w:t xml:space="preserve"> += </w:t>
+              <w:t xml:space="preserve">            Dij += </w:t>
             </w:r>
             <w:r>
               <w:rPr>
@@ -17820,31 +16598,7 @@
                 <w:highlight w:val="white"/>
                 <w:lang w:val="en-US"/>
               </w:rPr>
-              <w:t xml:space="preserve">            </w:t>
-            </w:r>
-            <w:proofErr w:type="spellStart"/>
-            <w:r>
-              <w:rPr>
-                <w:rFonts w:ascii="Cascadia Mono" w:eastAsiaTheme="minorHAnsi" w:hAnsi="Cascadia Mono" w:cs="Cascadia Mono"/>
-                <w:color w:val="000000"/>
-                <w:sz w:val="19"/>
-                <w:szCs w:val="19"/>
-                <w:highlight w:val="white"/>
-                <w:lang w:val="en-US"/>
-              </w:rPr>
-              <w:t>Dji</w:t>
-            </w:r>
-            <w:proofErr w:type="spellEnd"/>
-            <w:r>
-              <w:rPr>
-                <w:rFonts w:ascii="Cascadia Mono" w:eastAsiaTheme="minorHAnsi" w:hAnsi="Cascadia Mono" w:cs="Cascadia Mono"/>
-                <w:color w:val="000000"/>
-                <w:sz w:val="19"/>
-                <w:szCs w:val="19"/>
-                <w:highlight w:val="white"/>
-                <w:lang w:val="en-US"/>
-              </w:rPr>
-              <w:t xml:space="preserve"> += </w:t>
+              <w:t xml:space="preserve">            Dji += </w:t>
             </w:r>
             <w:r>
               <w:rPr>
@@ -17918,7 +16672,6 @@
               </w:rPr>
               <w:t xml:space="preserve">        </w:t>
             </w:r>
-            <w:proofErr w:type="spellStart"/>
             <w:r>
               <w:rPr>
                 <w:rFonts w:ascii="Cascadia Mono" w:eastAsiaTheme="minorHAnsi" w:hAnsi="Cascadia Mono" w:cs="Cascadia Mono"/>
@@ -17930,41 +16683,16 @@
               </w:rPr>
               <w:t>elif</w:t>
             </w:r>
-            <w:proofErr w:type="spellEnd"/>
-            <w:r>
-              <w:rPr>
-                <w:rFonts w:ascii="Cascadia Mono" w:eastAsiaTheme="minorHAnsi" w:hAnsi="Cascadia Mono" w:cs="Cascadia Mono"/>
-                <w:color w:val="000000"/>
-                <w:sz w:val="19"/>
-                <w:szCs w:val="19"/>
-                <w:highlight w:val="white"/>
-                <w:lang w:val="en-US"/>
-              </w:rPr>
-              <w:t xml:space="preserve"> alternatives[</w:t>
-            </w:r>
-            <w:proofErr w:type="spellStart"/>
-            <w:r>
-              <w:rPr>
-                <w:rFonts w:ascii="Cascadia Mono" w:eastAsiaTheme="minorHAnsi" w:hAnsi="Cascadia Mono" w:cs="Cascadia Mono"/>
-                <w:color w:val="000000"/>
-                <w:sz w:val="19"/>
-                <w:szCs w:val="19"/>
-                <w:highlight w:val="white"/>
-                <w:lang w:val="en-US"/>
-              </w:rPr>
-              <w:t>i</w:t>
-            </w:r>
-            <w:proofErr w:type="spellEnd"/>
-            <w:r>
-              <w:rPr>
-                <w:rFonts w:ascii="Cascadia Mono" w:eastAsiaTheme="minorHAnsi" w:hAnsi="Cascadia Mono" w:cs="Cascadia Mono"/>
-                <w:color w:val="000000"/>
-                <w:sz w:val="19"/>
-                <w:szCs w:val="19"/>
-                <w:highlight w:val="white"/>
-                <w:lang w:val="en-US"/>
-              </w:rPr>
-              <w:t>][</w:t>
+            <w:r>
+              <w:rPr>
+                <w:rFonts w:ascii="Cascadia Mono" w:eastAsiaTheme="minorHAnsi" w:hAnsi="Cascadia Mono" w:cs="Cascadia Mono"/>
+                <w:color w:val="000000"/>
+                <w:sz w:val="19"/>
+                <w:szCs w:val="19"/>
+                <w:highlight w:val="white"/>
+                <w:lang w:val="en-US"/>
+              </w:rPr>
+              <w:t xml:space="preserve"> alternatives[i][</w:t>
             </w:r>
             <w:r>
               <w:rPr>
@@ -18033,44 +16761,7 @@
                 <w:highlight w:val="white"/>
                 <w:lang w:val="en-US"/>
               </w:rPr>
-              <w:t xml:space="preserve">            P += </w:t>
-            </w:r>
-            <w:proofErr w:type="spellStart"/>
-            <w:r>
-              <w:rPr>
-                <w:rFonts w:ascii="Cascadia Mono" w:eastAsiaTheme="minorHAnsi" w:hAnsi="Cascadia Mono" w:cs="Cascadia Mono"/>
-                <w:color w:val="000000"/>
-                <w:sz w:val="19"/>
-                <w:szCs w:val="19"/>
-                <w:highlight w:val="white"/>
-                <w:lang w:val="en-US"/>
-              </w:rPr>
-              <w:t>arr</w:t>
-            </w:r>
-            <w:proofErr w:type="spellEnd"/>
-            <w:proofErr w:type="gramStart"/>
-            <w:r>
-              <w:rPr>
-                <w:rFonts w:ascii="Cascadia Mono" w:eastAsiaTheme="minorHAnsi" w:hAnsi="Cascadia Mono" w:cs="Cascadia Mono"/>
-                <w:color w:val="000000"/>
-                <w:sz w:val="19"/>
-                <w:szCs w:val="19"/>
-                <w:highlight w:val="white"/>
-                <w:lang w:val="en-US"/>
-              </w:rPr>
-              <w:t>_[</w:t>
-            </w:r>
-            <w:proofErr w:type="gramEnd"/>
-            <w:r>
-              <w:rPr>
-                <w:rFonts w:ascii="Cascadia Mono" w:eastAsiaTheme="minorHAnsi" w:hAnsi="Cascadia Mono" w:cs="Cascadia Mono"/>
-                <w:color w:val="000000"/>
-                <w:sz w:val="19"/>
-                <w:szCs w:val="19"/>
-                <w:highlight w:val="white"/>
-                <w:lang w:val="en-US"/>
-              </w:rPr>
-              <w:t>0]</w:t>
+              <w:t xml:space="preserve">            P += arr_[0]</w:t>
             </w:r>
           </w:p>
           <w:p>
@@ -18095,31 +16786,7 @@
                 <w:highlight w:val="white"/>
                 <w:lang w:val="en-US"/>
               </w:rPr>
-              <w:t xml:space="preserve">            </w:t>
-            </w:r>
-            <w:proofErr w:type="spellStart"/>
-            <w:r>
-              <w:rPr>
-                <w:rFonts w:ascii="Cascadia Mono" w:eastAsiaTheme="minorHAnsi" w:hAnsi="Cascadia Mono" w:cs="Cascadia Mono"/>
-                <w:color w:val="000000"/>
-                <w:sz w:val="19"/>
-                <w:szCs w:val="19"/>
-                <w:highlight w:val="white"/>
-                <w:lang w:val="en-US"/>
-              </w:rPr>
-              <w:t>Dij</w:t>
-            </w:r>
-            <w:proofErr w:type="spellEnd"/>
-            <w:r>
-              <w:rPr>
-                <w:rFonts w:ascii="Cascadia Mono" w:eastAsiaTheme="minorHAnsi" w:hAnsi="Cascadia Mono" w:cs="Cascadia Mono"/>
-                <w:color w:val="000000"/>
-                <w:sz w:val="19"/>
-                <w:szCs w:val="19"/>
-                <w:highlight w:val="white"/>
-                <w:lang w:val="en-US"/>
-              </w:rPr>
-              <w:t xml:space="preserve"> += </w:t>
+              <w:t xml:space="preserve">            Dij += </w:t>
             </w:r>
             <w:r>
               <w:rPr>
@@ -18152,44 +16819,7 @@
                 <w:highlight w:val="white"/>
                 <w:lang w:val="en-US"/>
               </w:rPr>
-              <w:t>{</w:t>
-            </w:r>
-            <w:proofErr w:type="spellStart"/>
-            <w:r>
-              <w:rPr>
-                <w:rFonts w:ascii="Cascadia Mono" w:eastAsiaTheme="minorHAnsi" w:hAnsi="Cascadia Mono" w:cs="Cascadia Mono"/>
-                <w:color w:val="000000"/>
-                <w:sz w:val="19"/>
-                <w:szCs w:val="19"/>
-                <w:highlight w:val="white"/>
-                <w:lang w:val="en-US"/>
-              </w:rPr>
-              <w:t>arr</w:t>
-            </w:r>
-            <w:proofErr w:type="spellEnd"/>
-            <w:proofErr w:type="gramStart"/>
-            <w:r>
-              <w:rPr>
-                <w:rFonts w:ascii="Cascadia Mono" w:eastAsiaTheme="minorHAnsi" w:hAnsi="Cascadia Mono" w:cs="Cascadia Mono"/>
-                <w:color w:val="000000"/>
-                <w:sz w:val="19"/>
-                <w:szCs w:val="19"/>
-                <w:highlight w:val="white"/>
-                <w:lang w:val="en-US"/>
-              </w:rPr>
-              <w:t>_[</w:t>
-            </w:r>
-            <w:proofErr w:type="gramEnd"/>
-            <w:r>
-              <w:rPr>
-                <w:rFonts w:ascii="Cascadia Mono" w:eastAsiaTheme="minorHAnsi" w:hAnsi="Cascadia Mono" w:cs="Cascadia Mono"/>
-                <w:color w:val="000000"/>
-                <w:sz w:val="19"/>
-                <w:szCs w:val="19"/>
-                <w:highlight w:val="white"/>
-                <w:lang w:val="en-US"/>
-              </w:rPr>
-              <w:t>0]}</w:t>
+              <w:t>{arr_[0]}</w:t>
             </w:r>
             <w:r>
               <w:rPr>
@@ -18225,31 +16855,7 @@
                 <w:highlight w:val="white"/>
                 <w:lang w:val="en-US"/>
               </w:rPr>
-              <w:t xml:space="preserve">            </w:t>
-            </w:r>
-            <w:proofErr w:type="spellStart"/>
-            <w:r>
-              <w:rPr>
-                <w:rFonts w:ascii="Cascadia Mono" w:eastAsiaTheme="minorHAnsi" w:hAnsi="Cascadia Mono" w:cs="Cascadia Mono"/>
-                <w:color w:val="000000"/>
-                <w:sz w:val="19"/>
-                <w:szCs w:val="19"/>
-                <w:highlight w:val="white"/>
-                <w:lang w:val="en-US"/>
-              </w:rPr>
-              <w:t>Dji</w:t>
-            </w:r>
-            <w:proofErr w:type="spellEnd"/>
-            <w:r>
-              <w:rPr>
-                <w:rFonts w:ascii="Cascadia Mono" w:eastAsiaTheme="minorHAnsi" w:hAnsi="Cascadia Mono" w:cs="Cascadia Mono"/>
-                <w:color w:val="000000"/>
-                <w:sz w:val="19"/>
-                <w:szCs w:val="19"/>
-                <w:highlight w:val="white"/>
-                <w:lang w:val="en-US"/>
-              </w:rPr>
-              <w:t xml:space="preserve"> += </w:t>
+              <w:t xml:space="preserve">            Dji += </w:t>
             </w:r>
             <w:r>
               <w:rPr>
@@ -18332,44 +16938,7 @@
                 <w:highlight w:val="white"/>
                 <w:lang w:val="en-US"/>
               </w:rPr>
-              <w:t xml:space="preserve">            N += </w:t>
-            </w:r>
-            <w:proofErr w:type="spellStart"/>
-            <w:r>
-              <w:rPr>
-                <w:rFonts w:ascii="Cascadia Mono" w:eastAsiaTheme="minorHAnsi" w:hAnsi="Cascadia Mono" w:cs="Cascadia Mono"/>
-                <w:color w:val="000000"/>
-                <w:sz w:val="19"/>
-                <w:szCs w:val="19"/>
-                <w:highlight w:val="white"/>
-                <w:lang w:val="en-US"/>
-              </w:rPr>
-              <w:t>arr</w:t>
-            </w:r>
-            <w:proofErr w:type="spellEnd"/>
-            <w:proofErr w:type="gramStart"/>
-            <w:r>
-              <w:rPr>
-                <w:rFonts w:ascii="Cascadia Mono" w:eastAsiaTheme="minorHAnsi" w:hAnsi="Cascadia Mono" w:cs="Cascadia Mono"/>
-                <w:color w:val="000000"/>
-                <w:sz w:val="19"/>
-                <w:szCs w:val="19"/>
-                <w:highlight w:val="white"/>
-                <w:lang w:val="en-US"/>
-              </w:rPr>
-              <w:t>_[</w:t>
-            </w:r>
-            <w:proofErr w:type="gramEnd"/>
-            <w:r>
-              <w:rPr>
-                <w:rFonts w:ascii="Cascadia Mono" w:eastAsiaTheme="minorHAnsi" w:hAnsi="Cascadia Mono" w:cs="Cascadia Mono"/>
-                <w:color w:val="000000"/>
-                <w:sz w:val="19"/>
-                <w:szCs w:val="19"/>
-                <w:highlight w:val="white"/>
-                <w:lang w:val="en-US"/>
-              </w:rPr>
-              <w:t>0]</w:t>
+              <w:t xml:space="preserve">            N += arr_[0]</w:t>
             </w:r>
           </w:p>
           <w:p>
@@ -18394,31 +16963,7 @@
                 <w:highlight w:val="white"/>
                 <w:lang w:val="en-US"/>
               </w:rPr>
-              <w:t xml:space="preserve">            </w:t>
-            </w:r>
-            <w:proofErr w:type="spellStart"/>
-            <w:r>
-              <w:rPr>
-                <w:rFonts w:ascii="Cascadia Mono" w:eastAsiaTheme="minorHAnsi" w:hAnsi="Cascadia Mono" w:cs="Cascadia Mono"/>
-                <w:color w:val="000000"/>
-                <w:sz w:val="19"/>
-                <w:szCs w:val="19"/>
-                <w:highlight w:val="white"/>
-                <w:lang w:val="en-US"/>
-              </w:rPr>
-              <w:t>Dij</w:t>
-            </w:r>
-            <w:proofErr w:type="spellEnd"/>
-            <w:r>
-              <w:rPr>
-                <w:rFonts w:ascii="Cascadia Mono" w:eastAsiaTheme="minorHAnsi" w:hAnsi="Cascadia Mono" w:cs="Cascadia Mono"/>
-                <w:color w:val="000000"/>
-                <w:sz w:val="19"/>
-                <w:szCs w:val="19"/>
-                <w:highlight w:val="white"/>
-                <w:lang w:val="en-US"/>
-              </w:rPr>
-              <w:t xml:space="preserve"> += </w:t>
+              <w:t xml:space="preserve">            Dij += </w:t>
             </w:r>
             <w:r>
               <w:rPr>
@@ -18454,31 +16999,7 @@
                 <w:highlight w:val="white"/>
                 <w:lang w:val="en-US"/>
               </w:rPr>
-              <w:t xml:space="preserve">            </w:t>
-            </w:r>
-            <w:proofErr w:type="spellStart"/>
-            <w:r>
-              <w:rPr>
-                <w:rFonts w:ascii="Cascadia Mono" w:eastAsiaTheme="minorHAnsi" w:hAnsi="Cascadia Mono" w:cs="Cascadia Mono"/>
-                <w:color w:val="000000"/>
-                <w:sz w:val="19"/>
-                <w:szCs w:val="19"/>
-                <w:highlight w:val="white"/>
-                <w:lang w:val="en-US"/>
-              </w:rPr>
-              <w:t>Dji</w:t>
-            </w:r>
-            <w:proofErr w:type="spellEnd"/>
-            <w:r>
-              <w:rPr>
-                <w:rFonts w:ascii="Cascadia Mono" w:eastAsiaTheme="minorHAnsi" w:hAnsi="Cascadia Mono" w:cs="Cascadia Mono"/>
-                <w:color w:val="000000"/>
-                <w:sz w:val="19"/>
-                <w:szCs w:val="19"/>
-                <w:highlight w:val="white"/>
-                <w:lang w:val="en-US"/>
-              </w:rPr>
-              <w:t xml:space="preserve"> += </w:t>
+              <w:t xml:space="preserve">            Dji += </w:t>
             </w:r>
             <w:r>
               <w:rPr>
@@ -18511,44 +17032,7 @@
                 <w:highlight w:val="white"/>
                 <w:lang w:val="en-US"/>
               </w:rPr>
-              <w:t>{</w:t>
-            </w:r>
-            <w:proofErr w:type="spellStart"/>
-            <w:r>
-              <w:rPr>
-                <w:rFonts w:ascii="Cascadia Mono" w:eastAsiaTheme="minorHAnsi" w:hAnsi="Cascadia Mono" w:cs="Cascadia Mono"/>
-                <w:color w:val="000000"/>
-                <w:sz w:val="19"/>
-                <w:szCs w:val="19"/>
-                <w:highlight w:val="white"/>
-                <w:lang w:val="en-US"/>
-              </w:rPr>
-              <w:t>arr</w:t>
-            </w:r>
-            <w:proofErr w:type="spellEnd"/>
-            <w:proofErr w:type="gramStart"/>
-            <w:r>
-              <w:rPr>
-                <w:rFonts w:ascii="Cascadia Mono" w:eastAsiaTheme="minorHAnsi" w:hAnsi="Cascadia Mono" w:cs="Cascadia Mono"/>
-                <w:color w:val="000000"/>
-                <w:sz w:val="19"/>
-                <w:szCs w:val="19"/>
-                <w:highlight w:val="white"/>
-                <w:lang w:val="en-US"/>
-              </w:rPr>
-              <w:t>_[</w:t>
-            </w:r>
-            <w:proofErr w:type="gramEnd"/>
-            <w:r>
-              <w:rPr>
-                <w:rFonts w:ascii="Cascadia Mono" w:eastAsiaTheme="minorHAnsi" w:hAnsi="Cascadia Mono" w:cs="Cascadia Mono"/>
-                <w:color w:val="000000"/>
-                <w:sz w:val="19"/>
-                <w:szCs w:val="19"/>
-                <w:highlight w:val="white"/>
-                <w:lang w:val="en-US"/>
-              </w:rPr>
-              <w:t>0]}</w:t>
+              <w:t>{arr_[0]}</w:t>
             </w:r>
             <w:r>
               <w:rPr>
@@ -18620,31 +17104,7 @@
                 <w:highlight w:val="white"/>
                 <w:lang w:val="en-US"/>
               </w:rPr>
-              <w:t xml:space="preserve"> alternatives[</w:t>
-            </w:r>
-            <w:proofErr w:type="spellStart"/>
-            <w:r>
-              <w:rPr>
-                <w:rFonts w:ascii="Cascadia Mono" w:eastAsiaTheme="minorHAnsi" w:hAnsi="Cascadia Mono" w:cs="Cascadia Mono"/>
-                <w:color w:val="000000"/>
-                <w:sz w:val="19"/>
-                <w:szCs w:val="19"/>
-                <w:highlight w:val="white"/>
-                <w:lang w:val="en-US"/>
-              </w:rPr>
-              <w:t>i</w:t>
-            </w:r>
-            <w:proofErr w:type="spellEnd"/>
-            <w:r>
-              <w:rPr>
-                <w:rFonts w:ascii="Cascadia Mono" w:eastAsiaTheme="minorHAnsi" w:hAnsi="Cascadia Mono" w:cs="Cascadia Mono"/>
-                <w:color w:val="000000"/>
-                <w:sz w:val="19"/>
-                <w:szCs w:val="19"/>
-                <w:highlight w:val="white"/>
-                <w:lang w:val="en-US"/>
-              </w:rPr>
-              <w:t>][</w:t>
+              <w:t xml:space="preserve"> alternatives[i][</w:t>
             </w:r>
             <w:r>
               <w:rPr>
@@ -18713,31 +17173,7 @@
                 <w:highlight w:val="white"/>
                 <w:lang w:val="en-US"/>
               </w:rPr>
-              <w:t xml:space="preserve">            </w:t>
-            </w:r>
-            <w:proofErr w:type="spellStart"/>
-            <w:r>
-              <w:rPr>
-                <w:rFonts w:ascii="Cascadia Mono" w:eastAsiaTheme="minorHAnsi" w:hAnsi="Cascadia Mono" w:cs="Cascadia Mono"/>
-                <w:color w:val="000000"/>
-                <w:sz w:val="19"/>
-                <w:szCs w:val="19"/>
-                <w:highlight w:val="white"/>
-                <w:lang w:val="en-US"/>
-              </w:rPr>
-              <w:t>Dij</w:t>
-            </w:r>
-            <w:proofErr w:type="spellEnd"/>
-            <w:r>
-              <w:rPr>
-                <w:rFonts w:ascii="Cascadia Mono" w:eastAsiaTheme="minorHAnsi" w:hAnsi="Cascadia Mono" w:cs="Cascadia Mono"/>
-                <w:color w:val="000000"/>
-                <w:sz w:val="19"/>
-                <w:szCs w:val="19"/>
-                <w:highlight w:val="white"/>
-                <w:lang w:val="en-US"/>
-              </w:rPr>
-              <w:t xml:space="preserve"> += </w:t>
+              <w:t xml:space="preserve">            Dij += </w:t>
             </w:r>
             <w:r>
               <w:rPr>
@@ -18773,31 +17209,7 @@
                 <w:highlight w:val="white"/>
                 <w:lang w:val="en-US"/>
               </w:rPr>
-              <w:t xml:space="preserve">            </w:t>
-            </w:r>
-            <w:proofErr w:type="spellStart"/>
-            <w:r>
-              <w:rPr>
-                <w:rFonts w:ascii="Cascadia Mono" w:eastAsiaTheme="minorHAnsi" w:hAnsi="Cascadia Mono" w:cs="Cascadia Mono"/>
-                <w:color w:val="000000"/>
-                <w:sz w:val="19"/>
-                <w:szCs w:val="19"/>
-                <w:highlight w:val="white"/>
-                <w:lang w:val="en-US"/>
-              </w:rPr>
-              <w:t>Dji</w:t>
-            </w:r>
-            <w:proofErr w:type="spellEnd"/>
-            <w:r>
-              <w:rPr>
-                <w:rFonts w:ascii="Cascadia Mono" w:eastAsiaTheme="minorHAnsi" w:hAnsi="Cascadia Mono" w:cs="Cascadia Mono"/>
-                <w:color w:val="000000"/>
-                <w:sz w:val="19"/>
-                <w:szCs w:val="19"/>
-                <w:highlight w:val="white"/>
-                <w:lang w:val="en-US"/>
-              </w:rPr>
-              <w:t xml:space="preserve"> += </w:t>
+              <w:t xml:space="preserve">            Dji += </w:t>
             </w:r>
             <w:r>
               <w:rPr>
@@ -18911,7 +17323,6 @@
                 <w:lang w:val="en-US"/>
               </w:rPr>
             </w:pPr>
-            <w:proofErr w:type="spellStart"/>
             <w:r>
               <w:rPr>
                 <w:rFonts w:ascii="Cascadia Mono" w:eastAsiaTheme="minorHAnsi" w:hAnsi="Cascadia Mono" w:cs="Cascadia Mono"/>
@@ -18923,41 +17334,16 @@
               </w:rPr>
               <w:t>elif</w:t>
             </w:r>
-            <w:proofErr w:type="spellEnd"/>
-            <w:r>
-              <w:rPr>
-                <w:rFonts w:ascii="Cascadia Mono" w:eastAsiaTheme="minorHAnsi" w:hAnsi="Cascadia Mono" w:cs="Cascadia Mono"/>
-                <w:color w:val="000000"/>
-                <w:sz w:val="19"/>
-                <w:szCs w:val="19"/>
-                <w:highlight w:val="white"/>
-                <w:lang w:val="en-US"/>
-              </w:rPr>
-              <w:t xml:space="preserve"> alternatives[</w:t>
-            </w:r>
-            <w:proofErr w:type="spellStart"/>
-            <w:r>
-              <w:rPr>
-                <w:rFonts w:ascii="Cascadia Mono" w:eastAsiaTheme="minorHAnsi" w:hAnsi="Cascadia Mono" w:cs="Cascadia Mono"/>
-                <w:color w:val="000000"/>
-                <w:sz w:val="19"/>
-                <w:szCs w:val="19"/>
-                <w:highlight w:val="white"/>
-                <w:lang w:val="en-US"/>
-              </w:rPr>
-              <w:t>i</w:t>
-            </w:r>
-            <w:proofErr w:type="spellEnd"/>
-            <w:r>
-              <w:rPr>
-                <w:rFonts w:ascii="Cascadia Mono" w:eastAsiaTheme="minorHAnsi" w:hAnsi="Cascadia Mono" w:cs="Cascadia Mono"/>
-                <w:color w:val="000000"/>
-                <w:sz w:val="19"/>
-                <w:szCs w:val="19"/>
-                <w:highlight w:val="white"/>
-                <w:lang w:val="en-US"/>
-              </w:rPr>
-              <w:t>][</w:t>
+            <w:r>
+              <w:rPr>
+                <w:rFonts w:ascii="Cascadia Mono" w:eastAsiaTheme="minorHAnsi" w:hAnsi="Cascadia Mono" w:cs="Cascadia Mono"/>
+                <w:color w:val="000000"/>
+                <w:sz w:val="19"/>
+                <w:szCs w:val="19"/>
+                <w:highlight w:val="white"/>
+                <w:lang w:val="en-US"/>
+              </w:rPr>
+              <w:t xml:space="preserve"> alternatives[i][</w:t>
             </w:r>
             <w:r>
               <w:rPr>
@@ -19026,44 +17412,7 @@
                 <w:highlight w:val="white"/>
                 <w:lang w:val="en-US"/>
               </w:rPr>
-              <w:t xml:space="preserve">    P += </w:t>
-            </w:r>
-            <w:proofErr w:type="spellStart"/>
-            <w:r>
-              <w:rPr>
-                <w:rFonts w:ascii="Cascadia Mono" w:eastAsiaTheme="minorHAnsi" w:hAnsi="Cascadia Mono" w:cs="Cascadia Mono"/>
-                <w:color w:val="000000"/>
-                <w:sz w:val="19"/>
-                <w:szCs w:val="19"/>
-                <w:highlight w:val="white"/>
-                <w:lang w:val="en-US"/>
-              </w:rPr>
-              <w:t>arr</w:t>
-            </w:r>
-            <w:proofErr w:type="spellEnd"/>
-            <w:proofErr w:type="gramStart"/>
-            <w:r>
-              <w:rPr>
-                <w:rFonts w:ascii="Cascadia Mono" w:eastAsiaTheme="minorHAnsi" w:hAnsi="Cascadia Mono" w:cs="Cascadia Mono"/>
-                <w:color w:val="000000"/>
-                <w:sz w:val="19"/>
-                <w:szCs w:val="19"/>
-                <w:highlight w:val="white"/>
-                <w:lang w:val="en-US"/>
-              </w:rPr>
-              <w:t>_[</w:t>
-            </w:r>
-            <w:proofErr w:type="gramEnd"/>
-            <w:r>
-              <w:rPr>
-                <w:rFonts w:ascii="Cascadia Mono" w:eastAsiaTheme="minorHAnsi" w:hAnsi="Cascadia Mono" w:cs="Cascadia Mono"/>
-                <w:color w:val="000000"/>
-                <w:sz w:val="19"/>
-                <w:szCs w:val="19"/>
-                <w:highlight w:val="white"/>
-                <w:lang w:val="en-US"/>
-              </w:rPr>
-              <w:t>1]</w:t>
+              <w:t xml:space="preserve">    P += arr_[1]</w:t>
             </w:r>
           </w:p>
           <w:p>
@@ -19088,31 +17437,7 @@
                 <w:highlight w:val="white"/>
                 <w:lang w:val="en-US"/>
               </w:rPr>
-              <w:t xml:space="preserve">    </w:t>
-            </w:r>
-            <w:proofErr w:type="spellStart"/>
-            <w:r>
-              <w:rPr>
-                <w:rFonts w:ascii="Cascadia Mono" w:eastAsiaTheme="minorHAnsi" w:hAnsi="Cascadia Mono" w:cs="Cascadia Mono"/>
-                <w:color w:val="000000"/>
-                <w:sz w:val="19"/>
-                <w:szCs w:val="19"/>
-                <w:highlight w:val="white"/>
-                <w:lang w:val="en-US"/>
-              </w:rPr>
-              <w:t>Dij</w:t>
-            </w:r>
-            <w:proofErr w:type="spellEnd"/>
-            <w:r>
-              <w:rPr>
-                <w:rFonts w:ascii="Cascadia Mono" w:eastAsiaTheme="minorHAnsi" w:hAnsi="Cascadia Mono" w:cs="Cascadia Mono"/>
-                <w:color w:val="000000"/>
-                <w:sz w:val="19"/>
-                <w:szCs w:val="19"/>
-                <w:highlight w:val="white"/>
-                <w:lang w:val="en-US"/>
-              </w:rPr>
-              <w:t xml:space="preserve"> += </w:t>
+              <w:t xml:space="preserve">    Dij += </w:t>
             </w:r>
             <w:r>
               <w:rPr>
@@ -19145,44 +17470,7 @@
                 <w:highlight w:val="white"/>
                 <w:lang w:val="en-US"/>
               </w:rPr>
-              <w:t>{</w:t>
-            </w:r>
-            <w:proofErr w:type="spellStart"/>
-            <w:r>
-              <w:rPr>
-                <w:rFonts w:ascii="Cascadia Mono" w:eastAsiaTheme="minorHAnsi" w:hAnsi="Cascadia Mono" w:cs="Cascadia Mono"/>
-                <w:color w:val="000000"/>
-                <w:sz w:val="19"/>
-                <w:szCs w:val="19"/>
-                <w:highlight w:val="white"/>
-                <w:lang w:val="en-US"/>
-              </w:rPr>
-              <w:t>arr</w:t>
-            </w:r>
-            <w:proofErr w:type="spellEnd"/>
-            <w:proofErr w:type="gramStart"/>
-            <w:r>
-              <w:rPr>
-                <w:rFonts w:ascii="Cascadia Mono" w:eastAsiaTheme="minorHAnsi" w:hAnsi="Cascadia Mono" w:cs="Cascadia Mono"/>
-                <w:color w:val="000000"/>
-                <w:sz w:val="19"/>
-                <w:szCs w:val="19"/>
-                <w:highlight w:val="white"/>
-                <w:lang w:val="en-US"/>
-              </w:rPr>
-              <w:t>_[</w:t>
-            </w:r>
-            <w:proofErr w:type="gramEnd"/>
-            <w:r>
-              <w:rPr>
-                <w:rFonts w:ascii="Cascadia Mono" w:eastAsiaTheme="minorHAnsi" w:hAnsi="Cascadia Mono" w:cs="Cascadia Mono"/>
-                <w:color w:val="000000"/>
-                <w:sz w:val="19"/>
-                <w:szCs w:val="19"/>
-                <w:highlight w:val="white"/>
-                <w:lang w:val="en-US"/>
-              </w:rPr>
-              <w:t>1]}</w:t>
+              <w:t>{arr_[1]}</w:t>
             </w:r>
             <w:r>
               <w:rPr>
@@ -19218,31 +17506,7 @@
                 <w:highlight w:val="white"/>
                 <w:lang w:val="en-US"/>
               </w:rPr>
-              <w:t xml:space="preserve">    </w:t>
-            </w:r>
-            <w:proofErr w:type="spellStart"/>
-            <w:r>
-              <w:rPr>
-                <w:rFonts w:ascii="Cascadia Mono" w:eastAsiaTheme="minorHAnsi" w:hAnsi="Cascadia Mono" w:cs="Cascadia Mono"/>
-                <w:color w:val="000000"/>
-                <w:sz w:val="19"/>
-                <w:szCs w:val="19"/>
-                <w:highlight w:val="white"/>
-                <w:lang w:val="en-US"/>
-              </w:rPr>
-              <w:t>Dji</w:t>
-            </w:r>
-            <w:proofErr w:type="spellEnd"/>
-            <w:r>
-              <w:rPr>
-                <w:rFonts w:ascii="Cascadia Mono" w:eastAsiaTheme="minorHAnsi" w:hAnsi="Cascadia Mono" w:cs="Cascadia Mono"/>
-                <w:color w:val="000000"/>
-                <w:sz w:val="19"/>
-                <w:szCs w:val="19"/>
-                <w:highlight w:val="white"/>
-                <w:lang w:val="en-US"/>
-              </w:rPr>
-              <w:t xml:space="preserve"> += </w:t>
+              <w:t xml:space="preserve">    Dji += </w:t>
             </w:r>
             <w:r>
               <w:rPr>
@@ -19314,44 +17578,7 @@
                 <w:highlight w:val="white"/>
                 <w:lang w:val="en-US"/>
               </w:rPr>
-              <w:t xml:space="preserve">    N += </w:t>
-            </w:r>
-            <w:proofErr w:type="spellStart"/>
-            <w:r>
-              <w:rPr>
-                <w:rFonts w:ascii="Cascadia Mono" w:eastAsiaTheme="minorHAnsi" w:hAnsi="Cascadia Mono" w:cs="Cascadia Mono"/>
-                <w:color w:val="000000"/>
-                <w:sz w:val="19"/>
-                <w:szCs w:val="19"/>
-                <w:highlight w:val="white"/>
-                <w:lang w:val="en-US"/>
-              </w:rPr>
-              <w:t>arr</w:t>
-            </w:r>
-            <w:proofErr w:type="spellEnd"/>
-            <w:proofErr w:type="gramStart"/>
-            <w:r>
-              <w:rPr>
-                <w:rFonts w:ascii="Cascadia Mono" w:eastAsiaTheme="minorHAnsi" w:hAnsi="Cascadia Mono" w:cs="Cascadia Mono"/>
-                <w:color w:val="000000"/>
-                <w:sz w:val="19"/>
-                <w:szCs w:val="19"/>
-                <w:highlight w:val="white"/>
-                <w:lang w:val="en-US"/>
-              </w:rPr>
-              <w:t>_[</w:t>
-            </w:r>
-            <w:proofErr w:type="gramEnd"/>
-            <w:r>
-              <w:rPr>
-                <w:rFonts w:ascii="Cascadia Mono" w:eastAsiaTheme="minorHAnsi" w:hAnsi="Cascadia Mono" w:cs="Cascadia Mono"/>
-                <w:color w:val="000000"/>
-                <w:sz w:val="19"/>
-                <w:szCs w:val="19"/>
-                <w:highlight w:val="white"/>
-                <w:lang w:val="en-US"/>
-              </w:rPr>
-              <w:t>1]</w:t>
+              <w:t xml:space="preserve">    N += arr_[1]</w:t>
             </w:r>
           </w:p>
           <w:p>
@@ -19376,31 +17603,7 @@
                 <w:highlight w:val="white"/>
                 <w:lang w:val="en-US"/>
               </w:rPr>
-              <w:t xml:space="preserve">    </w:t>
-            </w:r>
-            <w:proofErr w:type="spellStart"/>
-            <w:r>
-              <w:rPr>
-                <w:rFonts w:ascii="Cascadia Mono" w:eastAsiaTheme="minorHAnsi" w:hAnsi="Cascadia Mono" w:cs="Cascadia Mono"/>
-                <w:color w:val="000000"/>
-                <w:sz w:val="19"/>
-                <w:szCs w:val="19"/>
-                <w:highlight w:val="white"/>
-                <w:lang w:val="en-US"/>
-              </w:rPr>
-              <w:t>Dij</w:t>
-            </w:r>
-            <w:proofErr w:type="spellEnd"/>
-            <w:r>
-              <w:rPr>
-                <w:rFonts w:ascii="Cascadia Mono" w:eastAsiaTheme="minorHAnsi" w:hAnsi="Cascadia Mono" w:cs="Cascadia Mono"/>
-                <w:color w:val="000000"/>
-                <w:sz w:val="19"/>
-                <w:szCs w:val="19"/>
-                <w:highlight w:val="white"/>
-                <w:lang w:val="en-US"/>
-              </w:rPr>
-              <w:t xml:space="preserve"> += </w:t>
+              <w:t xml:space="preserve">    Dij += </w:t>
             </w:r>
             <w:r>
               <w:rPr>
@@ -19436,31 +17639,7 @@
                 <w:highlight w:val="white"/>
                 <w:lang w:val="en-US"/>
               </w:rPr>
-              <w:t xml:space="preserve">    </w:t>
-            </w:r>
-            <w:proofErr w:type="spellStart"/>
-            <w:r>
-              <w:rPr>
-                <w:rFonts w:ascii="Cascadia Mono" w:eastAsiaTheme="minorHAnsi" w:hAnsi="Cascadia Mono" w:cs="Cascadia Mono"/>
-                <w:color w:val="000000"/>
-                <w:sz w:val="19"/>
-                <w:szCs w:val="19"/>
-                <w:highlight w:val="white"/>
-                <w:lang w:val="en-US"/>
-              </w:rPr>
-              <w:t>Dji</w:t>
-            </w:r>
-            <w:proofErr w:type="spellEnd"/>
-            <w:r>
-              <w:rPr>
-                <w:rFonts w:ascii="Cascadia Mono" w:eastAsiaTheme="minorHAnsi" w:hAnsi="Cascadia Mono" w:cs="Cascadia Mono"/>
-                <w:color w:val="000000"/>
-                <w:sz w:val="19"/>
-                <w:szCs w:val="19"/>
-                <w:highlight w:val="white"/>
-                <w:lang w:val="en-US"/>
-              </w:rPr>
-              <w:t xml:space="preserve"> += </w:t>
+              <w:t xml:space="preserve">    Dji += </w:t>
             </w:r>
             <w:r>
               <w:rPr>
@@ -19493,44 +17672,7 @@
                 <w:highlight w:val="white"/>
                 <w:lang w:val="en-US"/>
               </w:rPr>
-              <w:t>{</w:t>
-            </w:r>
-            <w:proofErr w:type="spellStart"/>
-            <w:r>
-              <w:rPr>
-                <w:rFonts w:ascii="Cascadia Mono" w:eastAsiaTheme="minorHAnsi" w:hAnsi="Cascadia Mono" w:cs="Cascadia Mono"/>
-                <w:color w:val="000000"/>
-                <w:sz w:val="19"/>
-                <w:szCs w:val="19"/>
-                <w:highlight w:val="white"/>
-                <w:lang w:val="en-US"/>
-              </w:rPr>
-              <w:t>arr</w:t>
-            </w:r>
-            <w:proofErr w:type="spellEnd"/>
-            <w:proofErr w:type="gramStart"/>
-            <w:r>
-              <w:rPr>
-                <w:rFonts w:ascii="Cascadia Mono" w:eastAsiaTheme="minorHAnsi" w:hAnsi="Cascadia Mono" w:cs="Cascadia Mono"/>
-                <w:color w:val="000000"/>
-                <w:sz w:val="19"/>
-                <w:szCs w:val="19"/>
-                <w:highlight w:val="white"/>
-                <w:lang w:val="en-US"/>
-              </w:rPr>
-              <w:t>_[</w:t>
-            </w:r>
-            <w:proofErr w:type="gramEnd"/>
-            <w:r>
-              <w:rPr>
-                <w:rFonts w:ascii="Cascadia Mono" w:eastAsiaTheme="minorHAnsi" w:hAnsi="Cascadia Mono" w:cs="Cascadia Mono"/>
-                <w:color w:val="000000"/>
-                <w:sz w:val="19"/>
-                <w:szCs w:val="19"/>
-                <w:highlight w:val="white"/>
-                <w:lang w:val="en-US"/>
-              </w:rPr>
-              <w:t>1]}</w:t>
+              <w:t>{arr_[1]}</w:t>
             </w:r>
             <w:r>
               <w:rPr>
@@ -19591,31 +17733,7 @@
                 <w:highlight w:val="white"/>
                 <w:lang w:val="en-US"/>
               </w:rPr>
-              <w:t xml:space="preserve"> alternatives[</w:t>
-            </w:r>
-            <w:proofErr w:type="spellStart"/>
-            <w:r>
-              <w:rPr>
-                <w:rFonts w:ascii="Cascadia Mono" w:eastAsiaTheme="minorHAnsi" w:hAnsi="Cascadia Mono" w:cs="Cascadia Mono"/>
-                <w:color w:val="000000"/>
-                <w:sz w:val="19"/>
-                <w:szCs w:val="19"/>
-                <w:highlight w:val="white"/>
-                <w:lang w:val="en-US"/>
-              </w:rPr>
-              <w:t>i</w:t>
-            </w:r>
-            <w:proofErr w:type="spellEnd"/>
-            <w:r>
-              <w:rPr>
-                <w:rFonts w:ascii="Cascadia Mono" w:eastAsiaTheme="minorHAnsi" w:hAnsi="Cascadia Mono" w:cs="Cascadia Mono"/>
-                <w:color w:val="000000"/>
-                <w:sz w:val="19"/>
-                <w:szCs w:val="19"/>
-                <w:highlight w:val="white"/>
-                <w:lang w:val="en-US"/>
-              </w:rPr>
-              <w:t>][</w:t>
+              <w:t xml:space="preserve"> alternatives[i][</w:t>
             </w:r>
             <w:r>
               <w:rPr>
@@ -19684,31 +17802,7 @@
                 <w:highlight w:val="white"/>
                 <w:lang w:val="en-US"/>
               </w:rPr>
-              <w:t xml:space="preserve">    </w:t>
-            </w:r>
-            <w:proofErr w:type="spellStart"/>
-            <w:r>
-              <w:rPr>
-                <w:rFonts w:ascii="Cascadia Mono" w:eastAsiaTheme="minorHAnsi" w:hAnsi="Cascadia Mono" w:cs="Cascadia Mono"/>
-                <w:color w:val="000000"/>
-                <w:sz w:val="19"/>
-                <w:szCs w:val="19"/>
-                <w:highlight w:val="white"/>
-                <w:lang w:val="en-US"/>
-              </w:rPr>
-              <w:t>Dij</w:t>
-            </w:r>
-            <w:proofErr w:type="spellEnd"/>
-            <w:r>
-              <w:rPr>
-                <w:rFonts w:ascii="Cascadia Mono" w:eastAsiaTheme="minorHAnsi" w:hAnsi="Cascadia Mono" w:cs="Cascadia Mono"/>
-                <w:color w:val="000000"/>
-                <w:sz w:val="19"/>
-                <w:szCs w:val="19"/>
-                <w:highlight w:val="white"/>
-                <w:lang w:val="en-US"/>
-              </w:rPr>
-              <w:t xml:space="preserve"> += </w:t>
+              <w:t xml:space="preserve">    Dij += </w:t>
             </w:r>
             <w:r>
               <w:rPr>
@@ -19744,31 +17838,7 @@
                 <w:highlight w:val="white"/>
                 <w:lang w:val="en-US"/>
               </w:rPr>
-              <w:t xml:space="preserve">    </w:t>
-            </w:r>
-            <w:proofErr w:type="spellStart"/>
-            <w:r>
-              <w:rPr>
-                <w:rFonts w:ascii="Cascadia Mono" w:eastAsiaTheme="minorHAnsi" w:hAnsi="Cascadia Mono" w:cs="Cascadia Mono"/>
-                <w:color w:val="000000"/>
-                <w:sz w:val="19"/>
-                <w:szCs w:val="19"/>
-                <w:highlight w:val="white"/>
-                <w:lang w:val="en-US"/>
-              </w:rPr>
-              <w:t>Dji</w:t>
-            </w:r>
-            <w:proofErr w:type="spellEnd"/>
-            <w:r>
-              <w:rPr>
-                <w:rFonts w:ascii="Cascadia Mono" w:eastAsiaTheme="minorHAnsi" w:hAnsi="Cascadia Mono" w:cs="Cascadia Mono"/>
-                <w:color w:val="000000"/>
-                <w:sz w:val="19"/>
-                <w:szCs w:val="19"/>
-                <w:highlight w:val="white"/>
-                <w:lang w:val="en-US"/>
-              </w:rPr>
-              <w:t xml:space="preserve"> += </w:t>
+              <w:t xml:space="preserve">    Dji += </w:t>
             </w:r>
             <w:r>
               <w:rPr>
@@ -19831,7 +17901,6 @@
                 <w:lang w:val="en-US"/>
               </w:rPr>
             </w:pPr>
-            <w:proofErr w:type="spellStart"/>
             <w:r>
               <w:rPr>
                 <w:rFonts w:ascii="Cascadia Mono" w:eastAsiaTheme="minorHAnsi" w:hAnsi="Cascadia Mono" w:cs="Cascadia Mono"/>
@@ -19843,41 +17912,16 @@
               </w:rPr>
               <w:t>elif</w:t>
             </w:r>
-            <w:proofErr w:type="spellEnd"/>
-            <w:r>
-              <w:rPr>
-                <w:rFonts w:ascii="Cascadia Mono" w:eastAsiaTheme="minorHAnsi" w:hAnsi="Cascadia Mono" w:cs="Cascadia Mono"/>
-                <w:color w:val="000000"/>
-                <w:sz w:val="19"/>
-                <w:szCs w:val="19"/>
-                <w:highlight w:val="white"/>
-                <w:lang w:val="en-US"/>
-              </w:rPr>
-              <w:t xml:space="preserve"> alternatives[</w:t>
-            </w:r>
-            <w:proofErr w:type="spellStart"/>
-            <w:r>
-              <w:rPr>
-                <w:rFonts w:ascii="Cascadia Mono" w:eastAsiaTheme="minorHAnsi" w:hAnsi="Cascadia Mono" w:cs="Cascadia Mono"/>
-                <w:color w:val="000000"/>
-                <w:sz w:val="19"/>
-                <w:szCs w:val="19"/>
-                <w:highlight w:val="white"/>
-                <w:lang w:val="en-US"/>
-              </w:rPr>
-              <w:t>i</w:t>
-            </w:r>
-            <w:proofErr w:type="spellEnd"/>
-            <w:r>
-              <w:rPr>
-                <w:rFonts w:ascii="Cascadia Mono" w:eastAsiaTheme="minorHAnsi" w:hAnsi="Cascadia Mono" w:cs="Cascadia Mono"/>
-                <w:color w:val="000000"/>
-                <w:sz w:val="19"/>
-                <w:szCs w:val="19"/>
-                <w:highlight w:val="white"/>
-                <w:lang w:val="en-US"/>
-              </w:rPr>
-              <w:t>][</w:t>
+            <w:r>
+              <w:rPr>
+                <w:rFonts w:ascii="Cascadia Mono" w:eastAsiaTheme="minorHAnsi" w:hAnsi="Cascadia Mono" w:cs="Cascadia Mono"/>
+                <w:color w:val="000000"/>
+                <w:sz w:val="19"/>
+                <w:szCs w:val="19"/>
+                <w:highlight w:val="white"/>
+                <w:lang w:val="en-US"/>
+              </w:rPr>
+              <w:t xml:space="preserve"> alternatives[i][</w:t>
             </w:r>
             <w:r>
               <w:rPr>
@@ -19946,44 +17990,7 @@
                 <w:highlight w:val="white"/>
                 <w:lang w:val="en-US"/>
               </w:rPr>
-              <w:t xml:space="preserve">    P += </w:t>
-            </w:r>
-            <w:proofErr w:type="spellStart"/>
-            <w:r>
-              <w:rPr>
-                <w:rFonts w:ascii="Cascadia Mono" w:eastAsiaTheme="minorHAnsi" w:hAnsi="Cascadia Mono" w:cs="Cascadia Mono"/>
-                <w:color w:val="000000"/>
-                <w:sz w:val="19"/>
-                <w:szCs w:val="19"/>
-                <w:highlight w:val="white"/>
-                <w:lang w:val="en-US"/>
-              </w:rPr>
-              <w:t>arr</w:t>
-            </w:r>
-            <w:proofErr w:type="spellEnd"/>
-            <w:proofErr w:type="gramStart"/>
-            <w:r>
-              <w:rPr>
-                <w:rFonts w:ascii="Cascadia Mono" w:eastAsiaTheme="minorHAnsi" w:hAnsi="Cascadia Mono" w:cs="Cascadia Mono"/>
-                <w:color w:val="000000"/>
-                <w:sz w:val="19"/>
-                <w:szCs w:val="19"/>
-                <w:highlight w:val="white"/>
-                <w:lang w:val="en-US"/>
-              </w:rPr>
-              <w:t>_[</w:t>
-            </w:r>
-            <w:proofErr w:type="gramEnd"/>
-            <w:r>
-              <w:rPr>
-                <w:rFonts w:ascii="Cascadia Mono" w:eastAsiaTheme="minorHAnsi" w:hAnsi="Cascadia Mono" w:cs="Cascadia Mono"/>
-                <w:color w:val="000000"/>
-                <w:sz w:val="19"/>
-                <w:szCs w:val="19"/>
-                <w:highlight w:val="white"/>
-                <w:lang w:val="en-US"/>
-              </w:rPr>
-              <w:t>2]</w:t>
+              <w:t xml:space="preserve">    P += arr_[2]</w:t>
             </w:r>
           </w:p>
           <w:p>
@@ -20008,31 +18015,7 @@
                 <w:highlight w:val="white"/>
                 <w:lang w:val="en-US"/>
               </w:rPr>
-              <w:t xml:space="preserve">    </w:t>
-            </w:r>
-            <w:proofErr w:type="spellStart"/>
-            <w:r>
-              <w:rPr>
-                <w:rFonts w:ascii="Cascadia Mono" w:eastAsiaTheme="minorHAnsi" w:hAnsi="Cascadia Mono" w:cs="Cascadia Mono"/>
-                <w:color w:val="000000"/>
-                <w:sz w:val="19"/>
-                <w:szCs w:val="19"/>
-                <w:highlight w:val="white"/>
-                <w:lang w:val="en-US"/>
-              </w:rPr>
-              <w:t>Dij</w:t>
-            </w:r>
-            <w:proofErr w:type="spellEnd"/>
-            <w:r>
-              <w:rPr>
-                <w:rFonts w:ascii="Cascadia Mono" w:eastAsiaTheme="minorHAnsi" w:hAnsi="Cascadia Mono" w:cs="Cascadia Mono"/>
-                <w:color w:val="000000"/>
-                <w:sz w:val="19"/>
-                <w:szCs w:val="19"/>
-                <w:highlight w:val="white"/>
-                <w:lang w:val="en-US"/>
-              </w:rPr>
-              <w:t xml:space="preserve"> += </w:t>
+              <w:t xml:space="preserve">    Dij += </w:t>
             </w:r>
             <w:r>
               <w:rPr>
@@ -20065,44 +18048,7 @@
                 <w:highlight w:val="white"/>
                 <w:lang w:val="en-US"/>
               </w:rPr>
-              <w:t>{</w:t>
-            </w:r>
-            <w:proofErr w:type="spellStart"/>
-            <w:r>
-              <w:rPr>
-                <w:rFonts w:ascii="Cascadia Mono" w:eastAsiaTheme="minorHAnsi" w:hAnsi="Cascadia Mono" w:cs="Cascadia Mono"/>
-                <w:color w:val="000000"/>
-                <w:sz w:val="19"/>
-                <w:szCs w:val="19"/>
-                <w:highlight w:val="white"/>
-                <w:lang w:val="en-US"/>
-              </w:rPr>
-              <w:t>arr</w:t>
-            </w:r>
-            <w:proofErr w:type="spellEnd"/>
-            <w:proofErr w:type="gramStart"/>
-            <w:r>
-              <w:rPr>
-                <w:rFonts w:ascii="Cascadia Mono" w:eastAsiaTheme="minorHAnsi" w:hAnsi="Cascadia Mono" w:cs="Cascadia Mono"/>
-                <w:color w:val="000000"/>
-                <w:sz w:val="19"/>
-                <w:szCs w:val="19"/>
-                <w:highlight w:val="white"/>
-                <w:lang w:val="en-US"/>
-              </w:rPr>
-              <w:t>_[</w:t>
-            </w:r>
-            <w:proofErr w:type="gramEnd"/>
-            <w:r>
-              <w:rPr>
-                <w:rFonts w:ascii="Cascadia Mono" w:eastAsiaTheme="minorHAnsi" w:hAnsi="Cascadia Mono" w:cs="Cascadia Mono"/>
-                <w:color w:val="000000"/>
-                <w:sz w:val="19"/>
-                <w:szCs w:val="19"/>
-                <w:highlight w:val="white"/>
-                <w:lang w:val="en-US"/>
-              </w:rPr>
-              <w:t>2]}</w:t>
+              <w:t>{arr_[2]}</w:t>
             </w:r>
             <w:r>
               <w:rPr>
@@ -20138,31 +18084,7 @@
                 <w:highlight w:val="white"/>
                 <w:lang w:val="en-US"/>
               </w:rPr>
-              <w:t xml:space="preserve">    </w:t>
-            </w:r>
-            <w:proofErr w:type="spellStart"/>
-            <w:r>
-              <w:rPr>
-                <w:rFonts w:ascii="Cascadia Mono" w:eastAsiaTheme="minorHAnsi" w:hAnsi="Cascadia Mono" w:cs="Cascadia Mono"/>
-                <w:color w:val="000000"/>
-                <w:sz w:val="19"/>
-                <w:szCs w:val="19"/>
-                <w:highlight w:val="white"/>
-                <w:lang w:val="en-US"/>
-              </w:rPr>
-              <w:t>Dji</w:t>
-            </w:r>
-            <w:proofErr w:type="spellEnd"/>
-            <w:r>
-              <w:rPr>
-                <w:rFonts w:ascii="Cascadia Mono" w:eastAsiaTheme="minorHAnsi" w:hAnsi="Cascadia Mono" w:cs="Cascadia Mono"/>
-                <w:color w:val="000000"/>
-                <w:sz w:val="19"/>
-                <w:szCs w:val="19"/>
-                <w:highlight w:val="white"/>
-                <w:lang w:val="en-US"/>
-              </w:rPr>
-              <w:t xml:space="preserve"> += </w:t>
+              <w:t xml:space="preserve">    Dji += </w:t>
             </w:r>
             <w:r>
               <w:rPr>
@@ -20234,44 +18156,7 @@
                 <w:highlight w:val="white"/>
                 <w:lang w:val="en-US"/>
               </w:rPr>
-              <w:t xml:space="preserve">    N += </w:t>
-            </w:r>
-            <w:proofErr w:type="spellStart"/>
-            <w:r>
-              <w:rPr>
-                <w:rFonts w:ascii="Cascadia Mono" w:eastAsiaTheme="minorHAnsi" w:hAnsi="Cascadia Mono" w:cs="Cascadia Mono"/>
-                <w:color w:val="000000"/>
-                <w:sz w:val="19"/>
-                <w:szCs w:val="19"/>
-                <w:highlight w:val="white"/>
-                <w:lang w:val="en-US"/>
-              </w:rPr>
-              <w:t>arr</w:t>
-            </w:r>
-            <w:proofErr w:type="spellEnd"/>
-            <w:proofErr w:type="gramStart"/>
-            <w:r>
-              <w:rPr>
-                <w:rFonts w:ascii="Cascadia Mono" w:eastAsiaTheme="minorHAnsi" w:hAnsi="Cascadia Mono" w:cs="Cascadia Mono"/>
-                <w:color w:val="000000"/>
-                <w:sz w:val="19"/>
-                <w:szCs w:val="19"/>
-                <w:highlight w:val="white"/>
-                <w:lang w:val="en-US"/>
-              </w:rPr>
-              <w:t>_[</w:t>
-            </w:r>
-            <w:proofErr w:type="gramEnd"/>
-            <w:r>
-              <w:rPr>
-                <w:rFonts w:ascii="Cascadia Mono" w:eastAsiaTheme="minorHAnsi" w:hAnsi="Cascadia Mono" w:cs="Cascadia Mono"/>
-                <w:color w:val="000000"/>
-                <w:sz w:val="19"/>
-                <w:szCs w:val="19"/>
-                <w:highlight w:val="white"/>
-                <w:lang w:val="en-US"/>
-              </w:rPr>
-              <w:t>2]</w:t>
+              <w:t xml:space="preserve">    N += arr_[2]</w:t>
             </w:r>
           </w:p>
           <w:p>
@@ -20296,31 +18181,7 @@
                 <w:highlight w:val="white"/>
                 <w:lang w:val="en-US"/>
               </w:rPr>
-              <w:t xml:space="preserve">    </w:t>
-            </w:r>
-            <w:proofErr w:type="spellStart"/>
-            <w:r>
-              <w:rPr>
-                <w:rFonts w:ascii="Cascadia Mono" w:eastAsiaTheme="minorHAnsi" w:hAnsi="Cascadia Mono" w:cs="Cascadia Mono"/>
-                <w:color w:val="000000"/>
-                <w:sz w:val="19"/>
-                <w:szCs w:val="19"/>
-                <w:highlight w:val="white"/>
-                <w:lang w:val="en-US"/>
-              </w:rPr>
-              <w:t>Dij</w:t>
-            </w:r>
-            <w:proofErr w:type="spellEnd"/>
-            <w:r>
-              <w:rPr>
-                <w:rFonts w:ascii="Cascadia Mono" w:eastAsiaTheme="minorHAnsi" w:hAnsi="Cascadia Mono" w:cs="Cascadia Mono"/>
-                <w:color w:val="000000"/>
-                <w:sz w:val="19"/>
-                <w:szCs w:val="19"/>
-                <w:highlight w:val="white"/>
-                <w:lang w:val="en-US"/>
-              </w:rPr>
-              <w:t xml:space="preserve"> += </w:t>
+              <w:t xml:space="preserve">    Dij += </w:t>
             </w:r>
             <w:r>
               <w:rPr>
@@ -20356,31 +18217,7 @@
                 <w:highlight w:val="white"/>
                 <w:lang w:val="en-US"/>
               </w:rPr>
-              <w:t xml:space="preserve">    </w:t>
-            </w:r>
-            <w:proofErr w:type="spellStart"/>
-            <w:r>
-              <w:rPr>
-                <w:rFonts w:ascii="Cascadia Mono" w:eastAsiaTheme="minorHAnsi" w:hAnsi="Cascadia Mono" w:cs="Cascadia Mono"/>
-                <w:color w:val="000000"/>
-                <w:sz w:val="19"/>
-                <w:szCs w:val="19"/>
-                <w:highlight w:val="white"/>
-                <w:lang w:val="en-US"/>
-              </w:rPr>
-              <w:t>Dji</w:t>
-            </w:r>
-            <w:proofErr w:type="spellEnd"/>
-            <w:r>
-              <w:rPr>
-                <w:rFonts w:ascii="Cascadia Mono" w:eastAsiaTheme="minorHAnsi" w:hAnsi="Cascadia Mono" w:cs="Cascadia Mono"/>
-                <w:color w:val="000000"/>
-                <w:sz w:val="19"/>
-                <w:szCs w:val="19"/>
-                <w:highlight w:val="white"/>
-                <w:lang w:val="en-US"/>
-              </w:rPr>
-              <w:t xml:space="preserve"> += </w:t>
+              <w:t xml:space="preserve">    Dji += </w:t>
             </w:r>
             <w:r>
               <w:rPr>
@@ -20413,44 +18250,7 @@
                 <w:highlight w:val="white"/>
                 <w:lang w:val="en-US"/>
               </w:rPr>
-              <w:t>{</w:t>
-            </w:r>
-            <w:proofErr w:type="spellStart"/>
-            <w:r>
-              <w:rPr>
-                <w:rFonts w:ascii="Cascadia Mono" w:eastAsiaTheme="minorHAnsi" w:hAnsi="Cascadia Mono" w:cs="Cascadia Mono"/>
-                <w:color w:val="000000"/>
-                <w:sz w:val="19"/>
-                <w:szCs w:val="19"/>
-                <w:highlight w:val="white"/>
-                <w:lang w:val="en-US"/>
-              </w:rPr>
-              <w:t>arr</w:t>
-            </w:r>
-            <w:proofErr w:type="spellEnd"/>
-            <w:proofErr w:type="gramStart"/>
-            <w:r>
-              <w:rPr>
-                <w:rFonts w:ascii="Cascadia Mono" w:eastAsiaTheme="minorHAnsi" w:hAnsi="Cascadia Mono" w:cs="Cascadia Mono"/>
-                <w:color w:val="000000"/>
-                <w:sz w:val="19"/>
-                <w:szCs w:val="19"/>
-                <w:highlight w:val="white"/>
-                <w:lang w:val="en-US"/>
-              </w:rPr>
-              <w:t>_[</w:t>
-            </w:r>
-            <w:proofErr w:type="gramEnd"/>
-            <w:r>
-              <w:rPr>
-                <w:rFonts w:ascii="Cascadia Mono" w:eastAsiaTheme="minorHAnsi" w:hAnsi="Cascadia Mono" w:cs="Cascadia Mono"/>
-                <w:color w:val="000000"/>
-                <w:sz w:val="19"/>
-                <w:szCs w:val="19"/>
-                <w:highlight w:val="white"/>
-                <w:lang w:val="en-US"/>
-              </w:rPr>
-              <w:t>2]}</w:t>
+              <w:t>{arr_[2]}</w:t>
             </w:r>
             <w:r>
               <w:rPr>
@@ -20511,31 +18311,7 @@
                 <w:highlight w:val="white"/>
                 <w:lang w:val="en-US"/>
               </w:rPr>
-              <w:t xml:space="preserve"> alternatives[</w:t>
-            </w:r>
-            <w:proofErr w:type="spellStart"/>
-            <w:r>
-              <w:rPr>
-                <w:rFonts w:ascii="Cascadia Mono" w:eastAsiaTheme="minorHAnsi" w:hAnsi="Cascadia Mono" w:cs="Cascadia Mono"/>
-                <w:color w:val="000000"/>
-                <w:sz w:val="19"/>
-                <w:szCs w:val="19"/>
-                <w:highlight w:val="white"/>
-                <w:lang w:val="en-US"/>
-              </w:rPr>
-              <w:t>i</w:t>
-            </w:r>
-            <w:proofErr w:type="spellEnd"/>
-            <w:r>
-              <w:rPr>
-                <w:rFonts w:ascii="Cascadia Mono" w:eastAsiaTheme="minorHAnsi" w:hAnsi="Cascadia Mono" w:cs="Cascadia Mono"/>
-                <w:color w:val="000000"/>
-                <w:sz w:val="19"/>
-                <w:szCs w:val="19"/>
-                <w:highlight w:val="white"/>
-                <w:lang w:val="en-US"/>
-              </w:rPr>
-              <w:t>][</w:t>
+              <w:t xml:space="preserve"> alternatives[i][</w:t>
             </w:r>
             <w:r>
               <w:rPr>
@@ -20546,9 +18322,19 @@
                 <w:highlight w:val="white"/>
                 <w:lang w:val="en-US"/>
               </w:rPr>
-              <w:t>'</w:t>
-            </w:r>
-            <w:proofErr w:type="spellStart"/>
+              <w:t>'shelf_life'</w:t>
+            </w:r>
+            <w:r>
+              <w:rPr>
+                <w:rFonts w:ascii="Cascadia Mono" w:eastAsiaTheme="minorHAnsi" w:hAnsi="Cascadia Mono" w:cs="Cascadia Mono"/>
+                <w:color w:val="000000"/>
+                <w:sz w:val="19"/>
+                <w:szCs w:val="19"/>
+                <w:highlight w:val="white"/>
+                <w:lang w:val="en-US"/>
+              </w:rPr>
+              <w:t>] == alternatives[j][</w:t>
+            </w:r>
             <w:r>
               <w:rPr>
                 <w:rFonts w:ascii="Cascadia Mono" w:eastAsiaTheme="minorHAnsi" w:hAnsi="Cascadia Mono" w:cs="Cascadia Mono"/>
@@ -20558,65 +18344,7 @@
                 <w:highlight w:val="white"/>
                 <w:lang w:val="en-US"/>
               </w:rPr>
-              <w:t>shelf_life</w:t>
-            </w:r>
-            <w:proofErr w:type="spellEnd"/>
-            <w:r>
-              <w:rPr>
-                <w:rFonts w:ascii="Cascadia Mono" w:eastAsiaTheme="minorHAnsi" w:hAnsi="Cascadia Mono" w:cs="Cascadia Mono"/>
-                <w:color w:val="A31515"/>
-                <w:sz w:val="19"/>
-                <w:szCs w:val="19"/>
-                <w:highlight w:val="white"/>
-                <w:lang w:val="en-US"/>
-              </w:rPr>
-              <w:t>'</w:t>
-            </w:r>
-            <w:r>
-              <w:rPr>
-                <w:rFonts w:ascii="Cascadia Mono" w:eastAsiaTheme="minorHAnsi" w:hAnsi="Cascadia Mono" w:cs="Cascadia Mono"/>
-                <w:color w:val="000000"/>
-                <w:sz w:val="19"/>
-                <w:szCs w:val="19"/>
-                <w:highlight w:val="white"/>
-                <w:lang w:val="en-US"/>
-              </w:rPr>
-              <w:t>] == alternatives[j][</w:t>
-            </w:r>
-            <w:r>
-              <w:rPr>
-                <w:rFonts w:ascii="Cascadia Mono" w:eastAsiaTheme="minorHAnsi" w:hAnsi="Cascadia Mono" w:cs="Cascadia Mono"/>
-                <w:color w:val="A31515"/>
-                <w:sz w:val="19"/>
-                <w:szCs w:val="19"/>
-                <w:highlight w:val="white"/>
-                <w:lang w:val="en-US"/>
-              </w:rPr>
-              <w:t>'</w:t>
-            </w:r>
-            <w:proofErr w:type="spellStart"/>
-            <w:r>
-              <w:rPr>
-                <w:rFonts w:ascii="Cascadia Mono" w:eastAsiaTheme="minorHAnsi" w:hAnsi="Cascadia Mono" w:cs="Cascadia Mono"/>
-                <w:color w:val="A31515"/>
-                <w:sz w:val="19"/>
-                <w:szCs w:val="19"/>
-                <w:highlight w:val="white"/>
-                <w:lang w:val="en-US"/>
-              </w:rPr>
-              <w:t>shelf_life</w:t>
-            </w:r>
-            <w:proofErr w:type="spellEnd"/>
-            <w:r>
-              <w:rPr>
-                <w:rFonts w:ascii="Cascadia Mono" w:eastAsiaTheme="minorHAnsi" w:hAnsi="Cascadia Mono" w:cs="Cascadia Mono"/>
-                <w:color w:val="A31515"/>
-                <w:sz w:val="19"/>
-                <w:szCs w:val="19"/>
-                <w:highlight w:val="white"/>
-                <w:lang w:val="en-US"/>
-              </w:rPr>
-              <w:t>'</w:t>
+              <w:t>'shelf_life'</w:t>
             </w:r>
             <w:r>
               <w:rPr>
@@ -20652,31 +18380,7 @@
                 <w:highlight w:val="white"/>
                 <w:lang w:val="en-US"/>
               </w:rPr>
-              <w:t xml:space="preserve">    </w:t>
-            </w:r>
-            <w:proofErr w:type="spellStart"/>
-            <w:r>
-              <w:rPr>
-                <w:rFonts w:ascii="Cascadia Mono" w:eastAsiaTheme="minorHAnsi" w:hAnsi="Cascadia Mono" w:cs="Cascadia Mono"/>
-                <w:color w:val="000000"/>
-                <w:sz w:val="19"/>
-                <w:szCs w:val="19"/>
-                <w:highlight w:val="white"/>
-                <w:lang w:val="en-US"/>
-              </w:rPr>
-              <w:t>Dij</w:t>
-            </w:r>
-            <w:proofErr w:type="spellEnd"/>
-            <w:r>
-              <w:rPr>
-                <w:rFonts w:ascii="Cascadia Mono" w:eastAsiaTheme="minorHAnsi" w:hAnsi="Cascadia Mono" w:cs="Cascadia Mono"/>
-                <w:color w:val="000000"/>
-                <w:sz w:val="19"/>
-                <w:szCs w:val="19"/>
-                <w:highlight w:val="white"/>
-                <w:lang w:val="en-US"/>
-              </w:rPr>
-              <w:t xml:space="preserve"> += </w:t>
+              <w:t xml:space="preserve">    Dij += </w:t>
             </w:r>
             <w:r>
               <w:rPr>
@@ -20712,31 +18416,7 @@
                 <w:highlight w:val="white"/>
                 <w:lang w:val="en-US"/>
               </w:rPr>
-              <w:t xml:space="preserve">    </w:t>
-            </w:r>
-            <w:proofErr w:type="spellStart"/>
-            <w:r>
-              <w:rPr>
-                <w:rFonts w:ascii="Cascadia Mono" w:eastAsiaTheme="minorHAnsi" w:hAnsi="Cascadia Mono" w:cs="Cascadia Mono"/>
-                <w:color w:val="000000"/>
-                <w:sz w:val="19"/>
-                <w:szCs w:val="19"/>
-                <w:highlight w:val="white"/>
-                <w:lang w:val="en-US"/>
-              </w:rPr>
-              <w:t>Dji</w:t>
-            </w:r>
-            <w:proofErr w:type="spellEnd"/>
-            <w:r>
-              <w:rPr>
-                <w:rFonts w:ascii="Cascadia Mono" w:eastAsiaTheme="minorHAnsi" w:hAnsi="Cascadia Mono" w:cs="Cascadia Mono"/>
-                <w:color w:val="000000"/>
-                <w:sz w:val="19"/>
-                <w:szCs w:val="19"/>
-                <w:highlight w:val="white"/>
-                <w:lang w:val="en-US"/>
-              </w:rPr>
-              <w:t xml:space="preserve"> += </w:t>
+              <w:t xml:space="preserve">    Dji += </w:t>
             </w:r>
             <w:r>
               <w:rPr>
@@ -20799,7 +18479,6 @@
                 <w:lang w:val="en-US"/>
               </w:rPr>
             </w:pPr>
-            <w:proofErr w:type="spellStart"/>
             <w:r>
               <w:rPr>
                 <w:rFonts w:ascii="Cascadia Mono" w:eastAsiaTheme="minorHAnsi" w:hAnsi="Cascadia Mono" w:cs="Cascadia Mono"/>
@@ -20811,41 +18490,16 @@
               </w:rPr>
               <w:t>elif</w:t>
             </w:r>
-            <w:proofErr w:type="spellEnd"/>
-            <w:r>
-              <w:rPr>
-                <w:rFonts w:ascii="Cascadia Mono" w:eastAsiaTheme="minorHAnsi" w:hAnsi="Cascadia Mono" w:cs="Cascadia Mono"/>
-                <w:color w:val="000000"/>
-                <w:sz w:val="19"/>
-                <w:szCs w:val="19"/>
-                <w:highlight w:val="white"/>
-                <w:lang w:val="en-US"/>
-              </w:rPr>
-              <w:t xml:space="preserve"> alternatives[</w:t>
-            </w:r>
-            <w:proofErr w:type="spellStart"/>
-            <w:r>
-              <w:rPr>
-                <w:rFonts w:ascii="Cascadia Mono" w:eastAsiaTheme="minorHAnsi" w:hAnsi="Cascadia Mono" w:cs="Cascadia Mono"/>
-                <w:color w:val="000000"/>
-                <w:sz w:val="19"/>
-                <w:szCs w:val="19"/>
-                <w:highlight w:val="white"/>
-                <w:lang w:val="en-US"/>
-              </w:rPr>
-              <w:t>i</w:t>
-            </w:r>
-            <w:proofErr w:type="spellEnd"/>
-            <w:r>
-              <w:rPr>
-                <w:rFonts w:ascii="Cascadia Mono" w:eastAsiaTheme="minorHAnsi" w:hAnsi="Cascadia Mono" w:cs="Cascadia Mono"/>
-                <w:color w:val="000000"/>
-                <w:sz w:val="19"/>
-                <w:szCs w:val="19"/>
-                <w:highlight w:val="white"/>
-                <w:lang w:val="en-US"/>
-              </w:rPr>
-              <w:t>][</w:t>
+            <w:r>
+              <w:rPr>
+                <w:rFonts w:ascii="Cascadia Mono" w:eastAsiaTheme="minorHAnsi" w:hAnsi="Cascadia Mono" w:cs="Cascadia Mono"/>
+                <w:color w:val="000000"/>
+                <w:sz w:val="19"/>
+                <w:szCs w:val="19"/>
+                <w:highlight w:val="white"/>
+                <w:lang w:val="en-US"/>
+              </w:rPr>
+              <w:t xml:space="preserve"> alternatives[i][</w:t>
             </w:r>
             <w:r>
               <w:rPr>
@@ -20856,9 +18510,19 @@
                 <w:highlight w:val="white"/>
                 <w:lang w:val="en-US"/>
               </w:rPr>
-              <w:t>'</w:t>
-            </w:r>
-            <w:proofErr w:type="spellStart"/>
+              <w:t>'shelf_life'</w:t>
+            </w:r>
+            <w:r>
+              <w:rPr>
+                <w:rFonts w:ascii="Cascadia Mono" w:eastAsiaTheme="minorHAnsi" w:hAnsi="Cascadia Mono" w:cs="Cascadia Mono"/>
+                <w:color w:val="000000"/>
+                <w:sz w:val="19"/>
+                <w:szCs w:val="19"/>
+                <w:highlight w:val="white"/>
+                <w:lang w:val="en-US"/>
+              </w:rPr>
+              <w:t>] &gt; alternatives[j][</w:t>
+            </w:r>
             <w:r>
               <w:rPr>
                 <w:rFonts w:ascii="Cascadia Mono" w:eastAsiaTheme="minorHAnsi" w:hAnsi="Cascadia Mono" w:cs="Cascadia Mono"/>
@@ -20868,65 +18532,7 @@
                 <w:highlight w:val="white"/>
                 <w:lang w:val="en-US"/>
               </w:rPr>
-              <w:t>shelf_life</w:t>
-            </w:r>
-            <w:proofErr w:type="spellEnd"/>
-            <w:r>
-              <w:rPr>
-                <w:rFonts w:ascii="Cascadia Mono" w:eastAsiaTheme="minorHAnsi" w:hAnsi="Cascadia Mono" w:cs="Cascadia Mono"/>
-                <w:color w:val="A31515"/>
-                <w:sz w:val="19"/>
-                <w:szCs w:val="19"/>
-                <w:highlight w:val="white"/>
-                <w:lang w:val="en-US"/>
-              </w:rPr>
-              <w:t>'</w:t>
-            </w:r>
-            <w:r>
-              <w:rPr>
-                <w:rFonts w:ascii="Cascadia Mono" w:eastAsiaTheme="minorHAnsi" w:hAnsi="Cascadia Mono" w:cs="Cascadia Mono"/>
-                <w:color w:val="000000"/>
-                <w:sz w:val="19"/>
-                <w:szCs w:val="19"/>
-                <w:highlight w:val="white"/>
-                <w:lang w:val="en-US"/>
-              </w:rPr>
-              <w:t>] &gt; alternatives[j][</w:t>
-            </w:r>
-            <w:r>
-              <w:rPr>
-                <w:rFonts w:ascii="Cascadia Mono" w:eastAsiaTheme="minorHAnsi" w:hAnsi="Cascadia Mono" w:cs="Cascadia Mono"/>
-                <w:color w:val="A31515"/>
-                <w:sz w:val="19"/>
-                <w:szCs w:val="19"/>
-                <w:highlight w:val="white"/>
-                <w:lang w:val="en-US"/>
-              </w:rPr>
-              <w:t>'</w:t>
-            </w:r>
-            <w:proofErr w:type="spellStart"/>
-            <w:r>
-              <w:rPr>
-                <w:rFonts w:ascii="Cascadia Mono" w:eastAsiaTheme="minorHAnsi" w:hAnsi="Cascadia Mono" w:cs="Cascadia Mono"/>
-                <w:color w:val="A31515"/>
-                <w:sz w:val="19"/>
-                <w:szCs w:val="19"/>
-                <w:highlight w:val="white"/>
-                <w:lang w:val="en-US"/>
-              </w:rPr>
-              <w:t>shelf_life</w:t>
-            </w:r>
-            <w:proofErr w:type="spellEnd"/>
-            <w:r>
-              <w:rPr>
-                <w:rFonts w:ascii="Cascadia Mono" w:eastAsiaTheme="minorHAnsi" w:hAnsi="Cascadia Mono" w:cs="Cascadia Mono"/>
-                <w:color w:val="A31515"/>
-                <w:sz w:val="19"/>
-                <w:szCs w:val="19"/>
-                <w:highlight w:val="white"/>
-                <w:lang w:val="en-US"/>
-              </w:rPr>
-              <w:t>'</w:t>
+              <w:t>'shelf_life'</w:t>
             </w:r>
             <w:r>
               <w:rPr>
@@ -20962,44 +18568,7 @@
                 <w:highlight w:val="white"/>
                 <w:lang w:val="en-US"/>
               </w:rPr>
-              <w:t xml:space="preserve">    P += </w:t>
-            </w:r>
-            <w:proofErr w:type="spellStart"/>
-            <w:r>
-              <w:rPr>
-                <w:rFonts w:ascii="Cascadia Mono" w:eastAsiaTheme="minorHAnsi" w:hAnsi="Cascadia Mono" w:cs="Cascadia Mono"/>
-                <w:color w:val="000000"/>
-                <w:sz w:val="19"/>
-                <w:szCs w:val="19"/>
-                <w:highlight w:val="white"/>
-                <w:lang w:val="en-US"/>
-              </w:rPr>
-              <w:t>arr</w:t>
-            </w:r>
-            <w:proofErr w:type="spellEnd"/>
-            <w:proofErr w:type="gramStart"/>
-            <w:r>
-              <w:rPr>
-                <w:rFonts w:ascii="Cascadia Mono" w:eastAsiaTheme="minorHAnsi" w:hAnsi="Cascadia Mono" w:cs="Cascadia Mono"/>
-                <w:color w:val="000000"/>
-                <w:sz w:val="19"/>
-                <w:szCs w:val="19"/>
-                <w:highlight w:val="white"/>
-                <w:lang w:val="en-US"/>
-              </w:rPr>
-              <w:t>_[</w:t>
-            </w:r>
-            <w:proofErr w:type="gramEnd"/>
-            <w:r>
-              <w:rPr>
-                <w:rFonts w:ascii="Cascadia Mono" w:eastAsiaTheme="minorHAnsi" w:hAnsi="Cascadia Mono" w:cs="Cascadia Mono"/>
-                <w:color w:val="000000"/>
-                <w:sz w:val="19"/>
-                <w:szCs w:val="19"/>
-                <w:highlight w:val="white"/>
-                <w:lang w:val="en-US"/>
-              </w:rPr>
-              <w:t>3]</w:t>
+              <w:t xml:space="preserve">    P += arr_[3]</w:t>
             </w:r>
           </w:p>
           <w:p>
@@ -21024,31 +18593,7 @@
                 <w:highlight w:val="white"/>
                 <w:lang w:val="en-US"/>
               </w:rPr>
-              <w:t xml:space="preserve">    </w:t>
-            </w:r>
-            <w:proofErr w:type="spellStart"/>
-            <w:r>
-              <w:rPr>
-                <w:rFonts w:ascii="Cascadia Mono" w:eastAsiaTheme="minorHAnsi" w:hAnsi="Cascadia Mono" w:cs="Cascadia Mono"/>
-                <w:color w:val="000000"/>
-                <w:sz w:val="19"/>
-                <w:szCs w:val="19"/>
-                <w:highlight w:val="white"/>
-                <w:lang w:val="en-US"/>
-              </w:rPr>
-              <w:t>Dij</w:t>
-            </w:r>
-            <w:proofErr w:type="spellEnd"/>
-            <w:r>
-              <w:rPr>
-                <w:rFonts w:ascii="Cascadia Mono" w:eastAsiaTheme="minorHAnsi" w:hAnsi="Cascadia Mono" w:cs="Cascadia Mono"/>
-                <w:color w:val="000000"/>
-                <w:sz w:val="19"/>
-                <w:szCs w:val="19"/>
-                <w:highlight w:val="white"/>
-                <w:lang w:val="en-US"/>
-              </w:rPr>
-              <w:t xml:space="preserve"> += </w:t>
+              <w:t xml:space="preserve">    Dij += </w:t>
             </w:r>
             <w:r>
               <w:rPr>
@@ -21081,44 +18626,7 @@
                 <w:highlight w:val="white"/>
                 <w:lang w:val="en-US"/>
               </w:rPr>
-              <w:t>{</w:t>
-            </w:r>
-            <w:proofErr w:type="spellStart"/>
-            <w:r>
-              <w:rPr>
-                <w:rFonts w:ascii="Cascadia Mono" w:eastAsiaTheme="minorHAnsi" w:hAnsi="Cascadia Mono" w:cs="Cascadia Mono"/>
-                <w:color w:val="000000"/>
-                <w:sz w:val="19"/>
-                <w:szCs w:val="19"/>
-                <w:highlight w:val="white"/>
-                <w:lang w:val="en-US"/>
-              </w:rPr>
-              <w:t>arr</w:t>
-            </w:r>
-            <w:proofErr w:type="spellEnd"/>
-            <w:proofErr w:type="gramStart"/>
-            <w:r>
-              <w:rPr>
-                <w:rFonts w:ascii="Cascadia Mono" w:eastAsiaTheme="minorHAnsi" w:hAnsi="Cascadia Mono" w:cs="Cascadia Mono"/>
-                <w:color w:val="000000"/>
-                <w:sz w:val="19"/>
-                <w:szCs w:val="19"/>
-                <w:highlight w:val="white"/>
-                <w:lang w:val="en-US"/>
-              </w:rPr>
-              <w:t>_[</w:t>
-            </w:r>
-            <w:proofErr w:type="gramEnd"/>
-            <w:r>
-              <w:rPr>
-                <w:rFonts w:ascii="Cascadia Mono" w:eastAsiaTheme="minorHAnsi" w:hAnsi="Cascadia Mono" w:cs="Cascadia Mono"/>
-                <w:color w:val="000000"/>
-                <w:sz w:val="19"/>
-                <w:szCs w:val="19"/>
-                <w:highlight w:val="white"/>
-                <w:lang w:val="en-US"/>
-              </w:rPr>
-              <w:t>3]}</w:t>
+              <w:t>{arr_[3]}</w:t>
             </w:r>
             <w:r>
               <w:rPr>
@@ -21154,31 +18662,7 @@
                 <w:highlight w:val="white"/>
                 <w:lang w:val="en-US"/>
               </w:rPr>
-              <w:t xml:space="preserve">    </w:t>
-            </w:r>
-            <w:proofErr w:type="spellStart"/>
-            <w:r>
-              <w:rPr>
-                <w:rFonts w:ascii="Cascadia Mono" w:eastAsiaTheme="minorHAnsi" w:hAnsi="Cascadia Mono" w:cs="Cascadia Mono"/>
-                <w:color w:val="000000"/>
-                <w:sz w:val="19"/>
-                <w:szCs w:val="19"/>
-                <w:highlight w:val="white"/>
-                <w:lang w:val="en-US"/>
-              </w:rPr>
-              <w:t>Dji</w:t>
-            </w:r>
-            <w:proofErr w:type="spellEnd"/>
-            <w:r>
-              <w:rPr>
-                <w:rFonts w:ascii="Cascadia Mono" w:eastAsiaTheme="minorHAnsi" w:hAnsi="Cascadia Mono" w:cs="Cascadia Mono"/>
-                <w:color w:val="000000"/>
-                <w:sz w:val="19"/>
-                <w:szCs w:val="19"/>
-                <w:highlight w:val="white"/>
-                <w:lang w:val="en-US"/>
-              </w:rPr>
-              <w:t xml:space="preserve"> += </w:t>
+              <w:t xml:space="preserve">    Dji += </w:t>
             </w:r>
             <w:r>
               <w:rPr>
@@ -21250,44 +18734,7 @@
                 <w:highlight w:val="white"/>
                 <w:lang w:val="en-US"/>
               </w:rPr>
-              <w:t xml:space="preserve">    N += </w:t>
-            </w:r>
-            <w:proofErr w:type="spellStart"/>
-            <w:r>
-              <w:rPr>
-                <w:rFonts w:ascii="Cascadia Mono" w:eastAsiaTheme="minorHAnsi" w:hAnsi="Cascadia Mono" w:cs="Cascadia Mono"/>
-                <w:color w:val="000000"/>
-                <w:sz w:val="19"/>
-                <w:szCs w:val="19"/>
-                <w:highlight w:val="white"/>
-                <w:lang w:val="en-US"/>
-              </w:rPr>
-              <w:t>arr</w:t>
-            </w:r>
-            <w:proofErr w:type="spellEnd"/>
-            <w:proofErr w:type="gramStart"/>
-            <w:r>
-              <w:rPr>
-                <w:rFonts w:ascii="Cascadia Mono" w:eastAsiaTheme="minorHAnsi" w:hAnsi="Cascadia Mono" w:cs="Cascadia Mono"/>
-                <w:color w:val="000000"/>
-                <w:sz w:val="19"/>
-                <w:szCs w:val="19"/>
-                <w:highlight w:val="white"/>
-                <w:lang w:val="en-US"/>
-              </w:rPr>
-              <w:t>_[</w:t>
-            </w:r>
-            <w:proofErr w:type="gramEnd"/>
-            <w:r>
-              <w:rPr>
-                <w:rFonts w:ascii="Cascadia Mono" w:eastAsiaTheme="minorHAnsi" w:hAnsi="Cascadia Mono" w:cs="Cascadia Mono"/>
-                <w:color w:val="000000"/>
-                <w:sz w:val="19"/>
-                <w:szCs w:val="19"/>
-                <w:highlight w:val="white"/>
-                <w:lang w:val="en-US"/>
-              </w:rPr>
-              <w:t>3]</w:t>
+              <w:t xml:space="preserve">    N += arr_[3]</w:t>
             </w:r>
           </w:p>
           <w:p>
@@ -21312,31 +18759,7 @@
                 <w:highlight w:val="white"/>
                 <w:lang w:val="en-US"/>
               </w:rPr>
-              <w:t xml:space="preserve">    </w:t>
-            </w:r>
-            <w:proofErr w:type="spellStart"/>
-            <w:r>
-              <w:rPr>
-                <w:rFonts w:ascii="Cascadia Mono" w:eastAsiaTheme="minorHAnsi" w:hAnsi="Cascadia Mono" w:cs="Cascadia Mono"/>
-                <w:color w:val="000000"/>
-                <w:sz w:val="19"/>
-                <w:szCs w:val="19"/>
-                <w:highlight w:val="white"/>
-                <w:lang w:val="en-US"/>
-              </w:rPr>
-              <w:t>Dij</w:t>
-            </w:r>
-            <w:proofErr w:type="spellEnd"/>
-            <w:r>
-              <w:rPr>
-                <w:rFonts w:ascii="Cascadia Mono" w:eastAsiaTheme="minorHAnsi" w:hAnsi="Cascadia Mono" w:cs="Cascadia Mono"/>
-                <w:color w:val="000000"/>
-                <w:sz w:val="19"/>
-                <w:szCs w:val="19"/>
-                <w:highlight w:val="white"/>
-                <w:lang w:val="en-US"/>
-              </w:rPr>
-              <w:t xml:space="preserve"> += </w:t>
+              <w:t xml:space="preserve">    Dij += </w:t>
             </w:r>
             <w:r>
               <w:rPr>
@@ -21372,31 +18795,7 @@
                 <w:highlight w:val="white"/>
                 <w:lang w:val="en-US"/>
               </w:rPr>
-              <w:t xml:space="preserve">    </w:t>
-            </w:r>
-            <w:proofErr w:type="spellStart"/>
-            <w:r>
-              <w:rPr>
-                <w:rFonts w:ascii="Cascadia Mono" w:eastAsiaTheme="minorHAnsi" w:hAnsi="Cascadia Mono" w:cs="Cascadia Mono"/>
-                <w:color w:val="000000"/>
-                <w:sz w:val="19"/>
-                <w:szCs w:val="19"/>
-                <w:highlight w:val="white"/>
-                <w:lang w:val="en-US"/>
-              </w:rPr>
-              <w:t>Dji</w:t>
-            </w:r>
-            <w:proofErr w:type="spellEnd"/>
-            <w:r>
-              <w:rPr>
-                <w:rFonts w:ascii="Cascadia Mono" w:eastAsiaTheme="minorHAnsi" w:hAnsi="Cascadia Mono" w:cs="Cascadia Mono"/>
-                <w:color w:val="000000"/>
-                <w:sz w:val="19"/>
-                <w:szCs w:val="19"/>
-                <w:highlight w:val="white"/>
-                <w:lang w:val="en-US"/>
-              </w:rPr>
-              <w:t xml:space="preserve"> += </w:t>
+              <w:t xml:space="preserve">    Dji += </w:t>
             </w:r>
             <w:r>
               <w:rPr>
@@ -21429,44 +18828,7 @@
                 <w:highlight w:val="white"/>
                 <w:lang w:val="en-US"/>
               </w:rPr>
-              <w:t>{</w:t>
-            </w:r>
-            <w:proofErr w:type="spellStart"/>
-            <w:r>
-              <w:rPr>
-                <w:rFonts w:ascii="Cascadia Mono" w:eastAsiaTheme="minorHAnsi" w:hAnsi="Cascadia Mono" w:cs="Cascadia Mono"/>
-                <w:color w:val="000000"/>
-                <w:sz w:val="19"/>
-                <w:szCs w:val="19"/>
-                <w:highlight w:val="white"/>
-                <w:lang w:val="en-US"/>
-              </w:rPr>
-              <w:t>arr</w:t>
-            </w:r>
-            <w:proofErr w:type="spellEnd"/>
-            <w:proofErr w:type="gramStart"/>
-            <w:r>
-              <w:rPr>
-                <w:rFonts w:ascii="Cascadia Mono" w:eastAsiaTheme="minorHAnsi" w:hAnsi="Cascadia Mono" w:cs="Cascadia Mono"/>
-                <w:color w:val="000000"/>
-                <w:sz w:val="19"/>
-                <w:szCs w:val="19"/>
-                <w:highlight w:val="white"/>
-                <w:lang w:val="en-US"/>
-              </w:rPr>
-              <w:t>_[</w:t>
-            </w:r>
-            <w:proofErr w:type="gramEnd"/>
-            <w:r>
-              <w:rPr>
-                <w:rFonts w:ascii="Cascadia Mono" w:eastAsiaTheme="minorHAnsi" w:hAnsi="Cascadia Mono" w:cs="Cascadia Mono"/>
-                <w:color w:val="000000"/>
-                <w:sz w:val="19"/>
-                <w:szCs w:val="19"/>
-                <w:highlight w:val="white"/>
-                <w:lang w:val="en-US"/>
-              </w:rPr>
-              <w:t>3]}</w:t>
+              <w:t>{arr_[3]}</w:t>
             </w:r>
             <w:r>
               <w:rPr>
@@ -21615,7 +18977,6 @@
               </w:rPr>
               <w:t>(</w:t>
             </w:r>
-            <w:proofErr w:type="spellStart"/>
             <w:r>
               <w:rPr>
                 <w:rFonts w:ascii="Cascadia Mono" w:eastAsiaTheme="minorHAnsi" w:hAnsi="Cascadia Mono" w:cs="Cascadia Mono"/>
@@ -21638,41 +18999,16 @@
               </w:rPr>
               <w:t>"D</w:t>
             </w:r>
-            <w:proofErr w:type="spellEnd"/>
-            <w:r>
-              <w:rPr>
-                <w:rFonts w:ascii="Cascadia Mono" w:eastAsiaTheme="minorHAnsi" w:hAnsi="Cascadia Mono" w:cs="Cascadia Mono"/>
-                <w:color w:val="000000"/>
-                <w:sz w:val="19"/>
-                <w:szCs w:val="19"/>
-                <w:highlight w:val="white"/>
-                <w:lang w:val="en-US"/>
-              </w:rPr>
-              <w:t>{i+</w:t>
-            </w:r>
-            <w:proofErr w:type="gramStart"/>
-            <w:r>
-              <w:rPr>
-                <w:rFonts w:ascii="Cascadia Mono" w:eastAsiaTheme="minorHAnsi" w:hAnsi="Cascadia Mono" w:cs="Cascadia Mono"/>
-                <w:color w:val="000000"/>
-                <w:sz w:val="19"/>
-                <w:szCs w:val="19"/>
-                <w:highlight w:val="white"/>
-                <w:lang w:val="en-US"/>
-              </w:rPr>
-              <w:t>1}{</w:t>
-            </w:r>
-            <w:proofErr w:type="gramEnd"/>
-            <w:r>
-              <w:rPr>
-                <w:rFonts w:ascii="Cascadia Mono" w:eastAsiaTheme="minorHAnsi" w:hAnsi="Cascadia Mono" w:cs="Cascadia Mono"/>
-                <w:color w:val="000000"/>
-                <w:sz w:val="19"/>
-                <w:szCs w:val="19"/>
-                <w:highlight w:val="white"/>
-                <w:lang w:val="en-US"/>
-              </w:rPr>
-              <w:t>j+1}</w:t>
+            <w:r>
+              <w:rPr>
+                <w:rFonts w:ascii="Cascadia Mono" w:eastAsiaTheme="minorHAnsi" w:hAnsi="Cascadia Mono" w:cs="Cascadia Mono"/>
+                <w:color w:val="000000"/>
+                <w:sz w:val="19"/>
+                <w:szCs w:val="19"/>
+                <w:highlight w:val="white"/>
+                <w:lang w:val="en-US"/>
+              </w:rPr>
+              <w:t>{i+1}{j+1}</w:t>
             </w:r>
             <w:r>
               <w:rPr>
@@ -21727,7 +19063,6 @@
               </w:rPr>
               <w:t xml:space="preserve"> - </w:t>
             </w:r>
-            <w:proofErr w:type="spellStart"/>
             <w:r>
               <w:rPr>
                 <w:rFonts w:ascii="Cascadia Mono" w:eastAsiaTheme="minorHAnsi" w:hAnsi="Cascadia Mono" w:cs="Cascadia Mono"/>
@@ -21738,7 +19073,6 @@
               </w:rPr>
               <w:t>ливаем</w:t>
             </w:r>
-            <w:proofErr w:type="spellEnd"/>
             <w:r>
               <w:rPr>
                 <w:rFonts w:ascii="Cascadia Mono" w:eastAsiaTheme="minorHAnsi" w:hAnsi="Cascadia Mono" w:cs="Cascadia Mono"/>
@@ -21825,7 +19159,6 @@
                 <w:lang w:val="en-US"/>
               </w:rPr>
             </w:pPr>
-            <w:proofErr w:type="gramStart"/>
             <w:r>
               <w:rPr>
                 <w:rFonts w:ascii="Cascadia Mono" w:eastAsiaTheme="minorHAnsi" w:hAnsi="Cascadia Mono" w:cs="Cascadia Mono"/>
@@ -21848,8 +19181,6 @@
               </w:rPr>
               <w:t>(</w:t>
             </w:r>
-            <w:proofErr w:type="spellStart"/>
-            <w:proofErr w:type="gramEnd"/>
             <w:r>
               <w:rPr>
                 <w:rFonts w:ascii="Cascadia Mono" w:eastAsiaTheme="minorHAnsi" w:hAnsi="Cascadia Mono" w:cs="Cascadia Mono"/>
@@ -21872,41 +19203,16 @@
               </w:rPr>
               <w:t>"P</w:t>
             </w:r>
-            <w:proofErr w:type="spellEnd"/>
-            <w:r>
-              <w:rPr>
-                <w:rFonts w:ascii="Cascadia Mono" w:eastAsiaTheme="minorHAnsi" w:hAnsi="Cascadia Mono" w:cs="Cascadia Mono"/>
-                <w:color w:val="000000"/>
-                <w:sz w:val="19"/>
-                <w:szCs w:val="19"/>
-                <w:highlight w:val="white"/>
-                <w:lang w:val="en-US"/>
-              </w:rPr>
-              <w:t>{</w:t>
-            </w:r>
-            <w:proofErr w:type="spellStart"/>
-            <w:r>
-              <w:rPr>
-                <w:rFonts w:ascii="Cascadia Mono" w:eastAsiaTheme="minorHAnsi" w:hAnsi="Cascadia Mono" w:cs="Cascadia Mono"/>
-                <w:color w:val="000000"/>
-                <w:sz w:val="19"/>
-                <w:szCs w:val="19"/>
-                <w:highlight w:val="white"/>
-                <w:lang w:val="en-US"/>
-              </w:rPr>
-              <w:t>i</w:t>
-            </w:r>
-            <w:proofErr w:type="spellEnd"/>
-            <w:r>
-              <w:rPr>
-                <w:rFonts w:ascii="Cascadia Mono" w:eastAsiaTheme="minorHAnsi" w:hAnsi="Cascadia Mono" w:cs="Cascadia Mono"/>
-                <w:color w:val="000000"/>
-                <w:sz w:val="19"/>
-                <w:szCs w:val="19"/>
-                <w:highlight w:val="white"/>
-                <w:lang w:val="en-US"/>
-              </w:rPr>
-              <w:t xml:space="preserve"> + 1}{j + 1}</w:t>
+            <w:r>
+              <w:rPr>
+                <w:rFonts w:ascii="Cascadia Mono" w:eastAsiaTheme="minorHAnsi" w:hAnsi="Cascadia Mono" w:cs="Cascadia Mono"/>
+                <w:color w:val="000000"/>
+                <w:sz w:val="19"/>
+                <w:szCs w:val="19"/>
+                <w:highlight w:val="white"/>
+                <w:lang w:val="en-US"/>
+              </w:rPr>
+              <w:t>{i + 1}{j + 1}</w:t>
             </w:r>
             <w:r>
               <w:rPr>
@@ -21928,31 +19234,7 @@
                 <w:highlight w:val="white"/>
                 <w:lang w:val="en-US"/>
               </w:rPr>
-              <w:t>{</w:t>
-            </w:r>
-            <w:proofErr w:type="spellStart"/>
-            <w:r>
-              <w:rPr>
-                <w:rFonts w:ascii="Cascadia Mono" w:eastAsiaTheme="minorHAnsi" w:hAnsi="Cascadia Mono" w:cs="Cascadia Mono"/>
-                <w:color w:val="000000"/>
-                <w:sz w:val="19"/>
-                <w:szCs w:val="19"/>
-                <w:highlight w:val="white"/>
-                <w:lang w:val="en-US"/>
-              </w:rPr>
-              <w:t>Dij</w:t>
-            </w:r>
-            <w:proofErr w:type="spellEnd"/>
-            <w:r>
-              <w:rPr>
-                <w:rFonts w:ascii="Cascadia Mono" w:eastAsiaTheme="minorHAnsi" w:hAnsi="Cascadia Mono" w:cs="Cascadia Mono"/>
-                <w:color w:val="000000"/>
-                <w:sz w:val="19"/>
-                <w:szCs w:val="19"/>
-                <w:highlight w:val="white"/>
-                <w:lang w:val="en-US"/>
-              </w:rPr>
-              <w:t>}</w:t>
+              <w:t>{Dij}</w:t>
             </w:r>
             <w:r>
               <w:rPr>
@@ -22012,7 +19294,6 @@
                 <w:lang w:val="en-US"/>
               </w:rPr>
             </w:pPr>
-            <w:proofErr w:type="gramStart"/>
             <w:r>
               <w:rPr>
                 <w:rFonts w:ascii="Cascadia Mono" w:eastAsiaTheme="minorHAnsi" w:hAnsi="Cascadia Mono" w:cs="Cascadia Mono"/>
@@ -22035,8 +19316,6 @@
               </w:rPr>
               <w:t>(</w:t>
             </w:r>
-            <w:proofErr w:type="spellStart"/>
-            <w:proofErr w:type="gramEnd"/>
             <w:r>
               <w:rPr>
                 <w:rFonts w:ascii="Cascadia Mono" w:eastAsiaTheme="minorHAnsi" w:hAnsi="Cascadia Mono" w:cs="Cascadia Mono"/>
@@ -22059,41 +19338,16 @@
               </w:rPr>
               <w:t>"N</w:t>
             </w:r>
-            <w:proofErr w:type="spellEnd"/>
-            <w:r>
-              <w:rPr>
-                <w:rFonts w:ascii="Cascadia Mono" w:eastAsiaTheme="minorHAnsi" w:hAnsi="Cascadia Mono" w:cs="Cascadia Mono"/>
-                <w:color w:val="000000"/>
-                <w:sz w:val="19"/>
-                <w:szCs w:val="19"/>
-                <w:highlight w:val="white"/>
-                <w:lang w:val="en-US"/>
-              </w:rPr>
-              <w:t>{</w:t>
-            </w:r>
-            <w:proofErr w:type="spellStart"/>
-            <w:r>
-              <w:rPr>
-                <w:rFonts w:ascii="Cascadia Mono" w:eastAsiaTheme="minorHAnsi" w:hAnsi="Cascadia Mono" w:cs="Cascadia Mono"/>
-                <w:color w:val="000000"/>
-                <w:sz w:val="19"/>
-                <w:szCs w:val="19"/>
-                <w:highlight w:val="white"/>
-                <w:lang w:val="en-US"/>
-              </w:rPr>
-              <w:t>i</w:t>
-            </w:r>
-            <w:proofErr w:type="spellEnd"/>
-            <w:r>
-              <w:rPr>
-                <w:rFonts w:ascii="Cascadia Mono" w:eastAsiaTheme="minorHAnsi" w:hAnsi="Cascadia Mono" w:cs="Cascadia Mono"/>
-                <w:color w:val="000000"/>
-                <w:sz w:val="19"/>
-                <w:szCs w:val="19"/>
-                <w:highlight w:val="white"/>
-                <w:lang w:val="en-US"/>
-              </w:rPr>
-              <w:t xml:space="preserve"> + 1}{j + 1}</w:t>
+            <w:r>
+              <w:rPr>
+                <w:rFonts w:ascii="Cascadia Mono" w:eastAsiaTheme="minorHAnsi" w:hAnsi="Cascadia Mono" w:cs="Cascadia Mono"/>
+                <w:color w:val="000000"/>
+                <w:sz w:val="19"/>
+                <w:szCs w:val="19"/>
+                <w:highlight w:val="white"/>
+                <w:lang w:val="en-US"/>
+              </w:rPr>
+              <w:t>{i + 1}{j + 1}</w:t>
             </w:r>
             <w:r>
               <w:rPr>
@@ -22115,31 +19369,7 @@
                 <w:highlight w:val="white"/>
                 <w:lang w:val="en-US"/>
               </w:rPr>
-              <w:t>{</w:t>
-            </w:r>
-            <w:proofErr w:type="spellStart"/>
-            <w:r>
-              <w:rPr>
-                <w:rFonts w:ascii="Cascadia Mono" w:eastAsiaTheme="minorHAnsi" w:hAnsi="Cascadia Mono" w:cs="Cascadia Mono"/>
-                <w:color w:val="000000"/>
-                <w:sz w:val="19"/>
-                <w:szCs w:val="19"/>
-                <w:highlight w:val="white"/>
-                <w:lang w:val="en-US"/>
-              </w:rPr>
-              <w:t>Dji</w:t>
-            </w:r>
-            <w:proofErr w:type="spellEnd"/>
-            <w:r>
-              <w:rPr>
-                <w:rFonts w:ascii="Cascadia Mono" w:eastAsiaTheme="minorHAnsi" w:hAnsi="Cascadia Mono" w:cs="Cascadia Mono"/>
-                <w:color w:val="000000"/>
-                <w:sz w:val="19"/>
-                <w:szCs w:val="19"/>
-                <w:highlight w:val="white"/>
-                <w:lang w:val="en-US"/>
-              </w:rPr>
-              <w:t>}</w:t>
+              <w:t>{Dji}</w:t>
             </w:r>
             <w:r>
               <w:rPr>
@@ -22268,7 +19498,6 @@
               </w:rPr>
               <w:t>(</w:t>
             </w:r>
-            <w:proofErr w:type="spellStart"/>
             <w:r>
               <w:rPr>
                 <w:rFonts w:ascii="Cascadia Mono" w:eastAsiaTheme="minorHAnsi" w:hAnsi="Cascadia Mono" w:cs="Cascadia Mono"/>
@@ -22291,41 +19520,16 @@
               </w:rPr>
               <w:t>"D</w:t>
             </w:r>
-            <w:proofErr w:type="spellEnd"/>
-            <w:r>
-              <w:rPr>
-                <w:rFonts w:ascii="Cascadia Mono" w:eastAsiaTheme="minorHAnsi" w:hAnsi="Cascadia Mono" w:cs="Cascadia Mono"/>
-                <w:color w:val="000000"/>
-                <w:sz w:val="19"/>
-                <w:szCs w:val="19"/>
-                <w:highlight w:val="white"/>
-                <w:lang w:val="en-US"/>
-              </w:rPr>
-              <w:t>{i+</w:t>
-            </w:r>
-            <w:proofErr w:type="gramStart"/>
-            <w:r>
-              <w:rPr>
-                <w:rFonts w:ascii="Cascadia Mono" w:eastAsiaTheme="minorHAnsi" w:hAnsi="Cascadia Mono" w:cs="Cascadia Mono"/>
-                <w:color w:val="000000"/>
-                <w:sz w:val="19"/>
-                <w:szCs w:val="19"/>
-                <w:highlight w:val="white"/>
-                <w:lang w:val="en-US"/>
-              </w:rPr>
-              <w:t>1}{</w:t>
-            </w:r>
-            <w:proofErr w:type="gramEnd"/>
-            <w:r>
-              <w:rPr>
-                <w:rFonts w:ascii="Cascadia Mono" w:eastAsiaTheme="minorHAnsi" w:hAnsi="Cascadia Mono" w:cs="Cascadia Mono"/>
-                <w:color w:val="000000"/>
-                <w:sz w:val="19"/>
-                <w:szCs w:val="19"/>
-                <w:highlight w:val="white"/>
-                <w:lang w:val="en-US"/>
-              </w:rPr>
-              <w:t>j+1}</w:t>
+            <w:r>
+              <w:rPr>
+                <w:rFonts w:ascii="Cascadia Mono" w:eastAsiaTheme="minorHAnsi" w:hAnsi="Cascadia Mono" w:cs="Cascadia Mono"/>
+                <w:color w:val="000000"/>
+                <w:sz w:val="19"/>
+                <w:szCs w:val="19"/>
+                <w:highlight w:val="white"/>
+                <w:lang w:val="en-US"/>
+              </w:rPr>
+              <w:t>{i+1}{j+1}</w:t>
             </w:r>
             <w:r>
               <w:rPr>
@@ -22535,7 +19739,6 @@
                 <w:lang w:val="en-US"/>
               </w:rPr>
             </w:pPr>
-            <w:proofErr w:type="spellStart"/>
             <w:r>
               <w:rPr>
                 <w:rFonts w:ascii="Cascadia Mono" w:eastAsiaTheme="minorHAnsi" w:hAnsi="Cascadia Mono" w:cs="Cascadia Mono"/>
@@ -22547,7 +19750,6 @@
               </w:rPr>
               <w:t>elif</w:t>
             </w:r>
-            <w:proofErr w:type="spellEnd"/>
             <w:r>
               <w:rPr>
                 <w:rFonts w:ascii="Cascadia Mono" w:eastAsiaTheme="minorHAnsi" w:hAnsi="Cascadia Mono" w:cs="Cascadia Mono"/>
@@ -22606,7 +19808,6 @@
               </w:rPr>
               <w:t>(</w:t>
             </w:r>
-            <w:proofErr w:type="spellStart"/>
             <w:r>
               <w:rPr>
                 <w:rFonts w:ascii="Cascadia Mono" w:eastAsiaTheme="minorHAnsi" w:hAnsi="Cascadia Mono" w:cs="Cascadia Mono"/>
@@ -22629,41 +19830,16 @@
               </w:rPr>
               <w:t>"D</w:t>
             </w:r>
-            <w:proofErr w:type="spellEnd"/>
-            <w:r>
-              <w:rPr>
-                <w:rFonts w:ascii="Cascadia Mono" w:eastAsiaTheme="minorHAnsi" w:hAnsi="Cascadia Mono" w:cs="Cascadia Mono"/>
-                <w:color w:val="000000"/>
-                <w:sz w:val="19"/>
-                <w:szCs w:val="19"/>
-                <w:highlight w:val="white"/>
-                <w:lang w:val="en-US"/>
-              </w:rPr>
-              <w:t>{i+</w:t>
-            </w:r>
-            <w:proofErr w:type="gramStart"/>
-            <w:r>
-              <w:rPr>
-                <w:rFonts w:ascii="Cascadia Mono" w:eastAsiaTheme="minorHAnsi" w:hAnsi="Cascadia Mono" w:cs="Cascadia Mono"/>
-                <w:color w:val="000000"/>
-                <w:sz w:val="19"/>
-                <w:szCs w:val="19"/>
-                <w:highlight w:val="white"/>
-                <w:lang w:val="en-US"/>
-              </w:rPr>
-              <w:t>1}{</w:t>
-            </w:r>
-            <w:proofErr w:type="gramEnd"/>
-            <w:r>
-              <w:rPr>
-                <w:rFonts w:ascii="Cascadia Mono" w:eastAsiaTheme="minorHAnsi" w:hAnsi="Cascadia Mono" w:cs="Cascadia Mono"/>
-                <w:color w:val="000000"/>
-                <w:sz w:val="19"/>
-                <w:szCs w:val="19"/>
-                <w:highlight w:val="white"/>
-                <w:lang w:val="en-US"/>
-              </w:rPr>
-              <w:t>j+1}</w:t>
+            <w:r>
+              <w:rPr>
+                <w:rFonts w:ascii="Cascadia Mono" w:eastAsiaTheme="minorHAnsi" w:hAnsi="Cascadia Mono" w:cs="Cascadia Mono"/>
+                <w:color w:val="000000"/>
+                <w:sz w:val="19"/>
+                <w:szCs w:val="19"/>
+                <w:highlight w:val="white"/>
+                <w:lang w:val="en-US"/>
+              </w:rPr>
+              <w:t>{i+1}{j+1}</w:t>
             </w:r>
             <w:r>
               <w:rPr>
@@ -22865,55 +20041,16 @@
               </w:rPr>
               <w:t xml:space="preserve">    </w:t>
             </w:r>
-            <w:proofErr w:type="spellStart"/>
-            <w:proofErr w:type="gramStart"/>
-            <w:r>
-              <w:rPr>
-                <w:rFonts w:ascii="Cascadia Mono" w:eastAsiaTheme="minorHAnsi" w:hAnsi="Cascadia Mono" w:cs="Cascadia Mono"/>
-                <w:color w:val="000000"/>
-                <w:sz w:val="19"/>
-                <w:szCs w:val="19"/>
-                <w:highlight w:val="white"/>
-                <w:lang w:val="en-US"/>
-              </w:rPr>
-              <w:t>arr</w:t>
-            </w:r>
-            <w:proofErr w:type="spellEnd"/>
-            <w:r>
-              <w:rPr>
-                <w:rFonts w:ascii="Cascadia Mono" w:eastAsiaTheme="minorHAnsi" w:hAnsi="Cascadia Mono" w:cs="Cascadia Mono"/>
-                <w:color w:val="000000"/>
-                <w:sz w:val="19"/>
-                <w:szCs w:val="19"/>
-                <w:highlight w:val="white"/>
-                <w:lang w:val="en-US"/>
-              </w:rPr>
-              <w:t>[</w:t>
-            </w:r>
-            <w:proofErr w:type="spellStart"/>
-            <w:proofErr w:type="gramEnd"/>
-            <w:r>
-              <w:rPr>
-                <w:rFonts w:ascii="Cascadia Mono" w:eastAsiaTheme="minorHAnsi" w:hAnsi="Cascadia Mono" w:cs="Cascadia Mono"/>
-                <w:color w:val="000000"/>
-                <w:sz w:val="19"/>
-                <w:szCs w:val="19"/>
-                <w:highlight w:val="white"/>
-                <w:lang w:val="en-US"/>
-              </w:rPr>
-              <w:t>i</w:t>
-            </w:r>
-            <w:proofErr w:type="spellEnd"/>
-            <w:r>
-              <w:rPr>
-                <w:rFonts w:ascii="Cascadia Mono" w:eastAsiaTheme="minorHAnsi" w:hAnsi="Cascadia Mono" w:cs="Cascadia Mono"/>
-                <w:color w:val="000000"/>
-                <w:sz w:val="19"/>
-                <w:szCs w:val="19"/>
-                <w:highlight w:val="white"/>
-                <w:lang w:val="en-US"/>
-              </w:rPr>
-              <w:t xml:space="preserve">, j] = </w:t>
+            <w:r>
+              <w:rPr>
+                <w:rFonts w:ascii="Cascadia Mono" w:eastAsiaTheme="minorHAnsi" w:hAnsi="Cascadia Mono" w:cs="Cascadia Mono"/>
+                <w:color w:val="000000"/>
+                <w:sz w:val="19"/>
+                <w:szCs w:val="19"/>
+                <w:highlight w:val="white"/>
+                <w:lang w:val="en-US"/>
+              </w:rPr>
+              <w:t xml:space="preserve">arr[i, j] = </w:t>
             </w:r>
             <w:r>
               <w:rPr>
@@ -22940,7 +20077,6 @@
                 <w:lang w:val="en-US"/>
               </w:rPr>
             </w:pPr>
-            <w:proofErr w:type="spellStart"/>
             <w:r>
               <w:rPr>
                 <w:rFonts w:ascii="Cascadia Mono" w:eastAsiaTheme="minorHAnsi" w:hAnsi="Cascadia Mono" w:cs="Cascadia Mono"/>
@@ -22952,7 +20088,6 @@
               </w:rPr>
               <w:t>elif</w:t>
             </w:r>
-            <w:proofErr w:type="spellEnd"/>
             <w:r>
               <w:rPr>
                 <w:rFonts w:ascii="Cascadia Mono" w:eastAsiaTheme="minorHAnsi" w:hAnsi="Cascadia Mono" w:cs="Cascadia Mono"/>
@@ -23011,7 +20146,6 @@
               </w:rPr>
               <w:t>(</w:t>
             </w:r>
-            <w:proofErr w:type="spellStart"/>
             <w:r>
               <w:rPr>
                 <w:rFonts w:ascii="Cascadia Mono" w:eastAsiaTheme="minorHAnsi" w:hAnsi="Cascadia Mono" w:cs="Cascadia Mono"/>
@@ -23034,41 +20168,16 @@
               </w:rPr>
               <w:t>"D</w:t>
             </w:r>
-            <w:proofErr w:type="spellEnd"/>
-            <w:r>
-              <w:rPr>
-                <w:rFonts w:ascii="Cascadia Mono" w:eastAsiaTheme="minorHAnsi" w:hAnsi="Cascadia Mono" w:cs="Cascadia Mono"/>
-                <w:color w:val="000000"/>
-                <w:sz w:val="19"/>
-                <w:szCs w:val="19"/>
-                <w:highlight w:val="white"/>
-                <w:lang w:val="en-US"/>
-              </w:rPr>
-              <w:t>{i+</w:t>
-            </w:r>
-            <w:proofErr w:type="gramStart"/>
-            <w:r>
-              <w:rPr>
-                <w:rFonts w:ascii="Cascadia Mono" w:eastAsiaTheme="minorHAnsi" w:hAnsi="Cascadia Mono" w:cs="Cascadia Mono"/>
-                <w:color w:val="000000"/>
-                <w:sz w:val="19"/>
-                <w:szCs w:val="19"/>
-                <w:highlight w:val="white"/>
-                <w:lang w:val="en-US"/>
-              </w:rPr>
-              <w:t>1}{</w:t>
-            </w:r>
-            <w:proofErr w:type="gramEnd"/>
-            <w:r>
-              <w:rPr>
-                <w:rFonts w:ascii="Cascadia Mono" w:eastAsiaTheme="minorHAnsi" w:hAnsi="Cascadia Mono" w:cs="Cascadia Mono"/>
-                <w:color w:val="000000"/>
-                <w:sz w:val="19"/>
-                <w:szCs w:val="19"/>
-                <w:highlight w:val="white"/>
-                <w:lang w:val="en-US"/>
-              </w:rPr>
-              <w:t>j+1}</w:t>
+            <w:r>
+              <w:rPr>
+                <w:rFonts w:ascii="Cascadia Mono" w:eastAsiaTheme="minorHAnsi" w:hAnsi="Cascadia Mono" w:cs="Cascadia Mono"/>
+                <w:color w:val="000000"/>
+                <w:sz w:val="19"/>
+                <w:szCs w:val="19"/>
+                <w:highlight w:val="white"/>
+                <w:lang w:val="en-US"/>
+              </w:rPr>
+              <w:t>{i+1}{j+1}</w:t>
             </w:r>
             <w:r>
               <w:rPr>
@@ -23259,7 +20368,6 @@
                 <w:lang w:val="en-US"/>
               </w:rPr>
             </w:pPr>
-            <w:proofErr w:type="spellStart"/>
             <w:r>
               <w:rPr>
                 <w:rFonts w:ascii="Cascadia Mono" w:eastAsiaTheme="minorHAnsi" w:hAnsi="Cascadia Mono" w:cs="Cascadia Mono"/>
@@ -23271,7 +20379,6 @@
               </w:rPr>
               <w:t>elif</w:t>
             </w:r>
-            <w:proofErr w:type="spellEnd"/>
             <w:r>
               <w:rPr>
                 <w:rFonts w:ascii="Cascadia Mono" w:eastAsiaTheme="minorHAnsi" w:hAnsi="Cascadia Mono" w:cs="Cascadia Mono"/>
@@ -23330,7 +20437,6 @@
               </w:rPr>
               <w:t>(</w:t>
             </w:r>
-            <w:proofErr w:type="spellStart"/>
             <w:r>
               <w:rPr>
                 <w:rFonts w:ascii="Cascadia Mono" w:eastAsiaTheme="minorHAnsi" w:hAnsi="Cascadia Mono" w:cs="Cascadia Mono"/>
@@ -23353,41 +20459,16 @@
               </w:rPr>
               <w:t>"D</w:t>
             </w:r>
-            <w:proofErr w:type="spellEnd"/>
-            <w:r>
-              <w:rPr>
-                <w:rFonts w:ascii="Cascadia Mono" w:eastAsiaTheme="minorHAnsi" w:hAnsi="Cascadia Mono" w:cs="Cascadia Mono"/>
-                <w:color w:val="000000"/>
-                <w:sz w:val="19"/>
-                <w:szCs w:val="19"/>
-                <w:highlight w:val="white"/>
-                <w:lang w:val="en-US"/>
-              </w:rPr>
-              <w:t>{i+</w:t>
-            </w:r>
-            <w:proofErr w:type="gramStart"/>
-            <w:r>
-              <w:rPr>
-                <w:rFonts w:ascii="Cascadia Mono" w:eastAsiaTheme="minorHAnsi" w:hAnsi="Cascadia Mono" w:cs="Cascadia Mono"/>
-                <w:color w:val="000000"/>
-                <w:sz w:val="19"/>
-                <w:szCs w:val="19"/>
-                <w:highlight w:val="white"/>
-                <w:lang w:val="en-US"/>
-              </w:rPr>
-              <w:t>1}{</w:t>
-            </w:r>
-            <w:proofErr w:type="gramEnd"/>
-            <w:r>
-              <w:rPr>
-                <w:rFonts w:ascii="Cascadia Mono" w:eastAsiaTheme="minorHAnsi" w:hAnsi="Cascadia Mono" w:cs="Cascadia Mono"/>
-                <w:color w:val="000000"/>
-                <w:sz w:val="19"/>
-                <w:szCs w:val="19"/>
-                <w:highlight w:val="white"/>
-                <w:lang w:val="en-US"/>
-              </w:rPr>
-              <w:t>j+1}</w:t>
+            <w:r>
+              <w:rPr>
+                <w:rFonts w:ascii="Cascadia Mono" w:eastAsiaTheme="minorHAnsi" w:hAnsi="Cascadia Mono" w:cs="Cascadia Mono"/>
+                <w:color w:val="000000"/>
+                <w:sz w:val="19"/>
+                <w:szCs w:val="19"/>
+                <w:highlight w:val="white"/>
+                <w:lang w:val="en-US"/>
+              </w:rPr>
+              <w:t>{i+1}{j+1}</w:t>
             </w:r>
             <w:r>
               <w:rPr>
@@ -23589,55 +20670,16 @@
               </w:rPr>
               <w:t xml:space="preserve">    </w:t>
             </w:r>
-            <w:proofErr w:type="spellStart"/>
-            <w:r>
-              <w:rPr>
-                <w:rFonts w:ascii="Cascadia Mono" w:eastAsiaTheme="minorHAnsi" w:hAnsi="Cascadia Mono" w:cs="Cascadia Mono"/>
-                <w:color w:val="000000"/>
-                <w:sz w:val="19"/>
-                <w:szCs w:val="19"/>
-                <w:highlight w:val="white"/>
-                <w:lang w:val="en-US"/>
-              </w:rPr>
-              <w:t>arr</w:t>
-            </w:r>
-            <w:proofErr w:type="spellEnd"/>
-            <w:r>
-              <w:rPr>
-                <w:rFonts w:ascii="Cascadia Mono" w:eastAsiaTheme="minorHAnsi" w:hAnsi="Cascadia Mono" w:cs="Cascadia Mono"/>
-                <w:color w:val="000000"/>
-                <w:sz w:val="19"/>
-                <w:szCs w:val="19"/>
-                <w:highlight w:val="white"/>
-                <w:lang w:val="en-US"/>
-              </w:rPr>
-              <w:t>[</w:t>
-            </w:r>
-            <w:proofErr w:type="spellStart"/>
-            <w:proofErr w:type="gramStart"/>
-            <w:r>
-              <w:rPr>
-                <w:rFonts w:ascii="Cascadia Mono" w:eastAsiaTheme="minorHAnsi" w:hAnsi="Cascadia Mono" w:cs="Cascadia Mono"/>
-                <w:color w:val="000000"/>
-                <w:sz w:val="19"/>
-                <w:szCs w:val="19"/>
-                <w:highlight w:val="white"/>
-                <w:lang w:val="en-US"/>
-              </w:rPr>
-              <w:t>i,j</w:t>
-            </w:r>
-            <w:proofErr w:type="spellEnd"/>
-            <w:proofErr w:type="gramEnd"/>
-            <w:r>
-              <w:rPr>
-                <w:rFonts w:ascii="Cascadia Mono" w:eastAsiaTheme="minorHAnsi" w:hAnsi="Cascadia Mono" w:cs="Cascadia Mono"/>
-                <w:color w:val="000000"/>
-                <w:sz w:val="19"/>
-                <w:szCs w:val="19"/>
-                <w:highlight w:val="white"/>
-                <w:lang w:val="en-US"/>
-              </w:rPr>
-              <w:t xml:space="preserve">] = </w:t>
+            <w:r>
+              <w:rPr>
+                <w:rFonts w:ascii="Cascadia Mono" w:eastAsiaTheme="minorHAnsi" w:hAnsi="Cascadia Mono" w:cs="Cascadia Mono"/>
+                <w:color w:val="000000"/>
+                <w:sz w:val="19"/>
+                <w:szCs w:val="19"/>
+                <w:highlight w:val="white"/>
+                <w:lang w:val="en-US"/>
+              </w:rPr>
+              <w:t xml:space="preserve">arr[i,j] = </w:t>
             </w:r>
             <w:r>
               <w:rPr>
@@ -23689,7 +20731,6 @@
                 <w:lang w:val="en-US"/>
               </w:rPr>
             </w:pPr>
-            <w:proofErr w:type="gramStart"/>
             <w:r>
               <w:rPr>
                 <w:rFonts w:ascii="Cascadia Mono" w:eastAsiaTheme="minorHAnsi" w:hAnsi="Cascadia Mono" w:cs="Cascadia Mono"/>
@@ -23712,8 +20753,6 @@
               </w:rPr>
               <w:t>(</w:t>
             </w:r>
-            <w:proofErr w:type="spellStart"/>
-            <w:proofErr w:type="gramEnd"/>
             <w:r>
               <w:rPr>
                 <w:rFonts w:ascii="Cascadia Mono" w:eastAsiaTheme="minorHAnsi" w:hAnsi="Cascadia Mono" w:cs="Cascadia Mono"/>
@@ -23736,41 +20775,16 @@
               </w:rPr>
               <w:t>"P</w:t>
             </w:r>
-            <w:proofErr w:type="spellEnd"/>
-            <w:r>
-              <w:rPr>
-                <w:rFonts w:ascii="Cascadia Mono" w:eastAsiaTheme="minorHAnsi" w:hAnsi="Cascadia Mono" w:cs="Cascadia Mono"/>
-                <w:color w:val="000000"/>
-                <w:sz w:val="19"/>
-                <w:szCs w:val="19"/>
-                <w:highlight w:val="white"/>
-                <w:lang w:val="en-US"/>
-              </w:rPr>
-              <w:t>{j + 1}{</w:t>
-            </w:r>
-            <w:proofErr w:type="spellStart"/>
-            <w:r>
-              <w:rPr>
-                <w:rFonts w:ascii="Cascadia Mono" w:eastAsiaTheme="minorHAnsi" w:hAnsi="Cascadia Mono" w:cs="Cascadia Mono"/>
-                <w:color w:val="000000"/>
-                <w:sz w:val="19"/>
-                <w:szCs w:val="19"/>
-                <w:highlight w:val="white"/>
-                <w:lang w:val="en-US"/>
-              </w:rPr>
-              <w:t>i</w:t>
-            </w:r>
-            <w:proofErr w:type="spellEnd"/>
-            <w:r>
-              <w:rPr>
-                <w:rFonts w:ascii="Cascadia Mono" w:eastAsiaTheme="minorHAnsi" w:hAnsi="Cascadia Mono" w:cs="Cascadia Mono"/>
-                <w:color w:val="000000"/>
-                <w:sz w:val="19"/>
-                <w:szCs w:val="19"/>
-                <w:highlight w:val="white"/>
-                <w:lang w:val="en-US"/>
-              </w:rPr>
-              <w:t xml:space="preserve"> + 1}</w:t>
+            <w:r>
+              <w:rPr>
+                <w:rFonts w:ascii="Cascadia Mono" w:eastAsiaTheme="minorHAnsi" w:hAnsi="Cascadia Mono" w:cs="Cascadia Mono"/>
+                <w:color w:val="000000"/>
+                <w:sz w:val="19"/>
+                <w:szCs w:val="19"/>
+                <w:highlight w:val="white"/>
+                <w:lang w:val="en-US"/>
+              </w:rPr>
+              <w:t>{j + 1}{i + 1}</w:t>
             </w:r>
             <w:r>
               <w:rPr>
@@ -23792,31 +20806,7 @@
                 <w:highlight w:val="white"/>
                 <w:lang w:val="en-US"/>
               </w:rPr>
-              <w:t>{</w:t>
-            </w:r>
-            <w:proofErr w:type="spellStart"/>
-            <w:r>
-              <w:rPr>
-                <w:rFonts w:ascii="Cascadia Mono" w:eastAsiaTheme="minorHAnsi" w:hAnsi="Cascadia Mono" w:cs="Cascadia Mono"/>
-                <w:color w:val="000000"/>
-                <w:sz w:val="19"/>
-                <w:szCs w:val="19"/>
-                <w:highlight w:val="white"/>
-                <w:lang w:val="en-US"/>
-              </w:rPr>
-              <w:t>Dji</w:t>
-            </w:r>
-            <w:proofErr w:type="spellEnd"/>
-            <w:r>
-              <w:rPr>
-                <w:rFonts w:ascii="Cascadia Mono" w:eastAsiaTheme="minorHAnsi" w:hAnsi="Cascadia Mono" w:cs="Cascadia Mono"/>
-                <w:color w:val="000000"/>
-                <w:sz w:val="19"/>
-                <w:szCs w:val="19"/>
-                <w:highlight w:val="white"/>
-                <w:lang w:val="en-US"/>
-              </w:rPr>
-              <w:t>}</w:t>
+              <w:t>{Dji}</w:t>
             </w:r>
             <w:r>
               <w:rPr>
@@ -23876,7 +20866,6 @@
                 <w:lang w:val="en-US"/>
               </w:rPr>
             </w:pPr>
-            <w:proofErr w:type="gramStart"/>
             <w:r>
               <w:rPr>
                 <w:rFonts w:ascii="Cascadia Mono" w:eastAsiaTheme="minorHAnsi" w:hAnsi="Cascadia Mono" w:cs="Cascadia Mono"/>
@@ -23899,8 +20888,6 @@
               </w:rPr>
               <w:t>(</w:t>
             </w:r>
-            <w:proofErr w:type="spellStart"/>
-            <w:proofErr w:type="gramEnd"/>
             <w:r>
               <w:rPr>
                 <w:rFonts w:ascii="Cascadia Mono" w:eastAsiaTheme="minorHAnsi" w:hAnsi="Cascadia Mono" w:cs="Cascadia Mono"/>
@@ -23923,41 +20910,16 @@
               </w:rPr>
               <w:t>"N</w:t>
             </w:r>
-            <w:proofErr w:type="spellEnd"/>
-            <w:r>
-              <w:rPr>
-                <w:rFonts w:ascii="Cascadia Mono" w:eastAsiaTheme="minorHAnsi" w:hAnsi="Cascadia Mono" w:cs="Cascadia Mono"/>
-                <w:color w:val="000000"/>
-                <w:sz w:val="19"/>
-                <w:szCs w:val="19"/>
-                <w:highlight w:val="white"/>
-                <w:lang w:val="en-US"/>
-              </w:rPr>
-              <w:t>{j + 1}{</w:t>
-            </w:r>
-            <w:proofErr w:type="spellStart"/>
-            <w:r>
-              <w:rPr>
-                <w:rFonts w:ascii="Cascadia Mono" w:eastAsiaTheme="minorHAnsi" w:hAnsi="Cascadia Mono" w:cs="Cascadia Mono"/>
-                <w:color w:val="000000"/>
-                <w:sz w:val="19"/>
-                <w:szCs w:val="19"/>
-                <w:highlight w:val="white"/>
-                <w:lang w:val="en-US"/>
-              </w:rPr>
-              <w:t>i</w:t>
-            </w:r>
-            <w:proofErr w:type="spellEnd"/>
-            <w:r>
-              <w:rPr>
-                <w:rFonts w:ascii="Cascadia Mono" w:eastAsiaTheme="minorHAnsi" w:hAnsi="Cascadia Mono" w:cs="Cascadia Mono"/>
-                <w:color w:val="000000"/>
-                <w:sz w:val="19"/>
-                <w:szCs w:val="19"/>
-                <w:highlight w:val="white"/>
-                <w:lang w:val="en-US"/>
-              </w:rPr>
-              <w:t xml:space="preserve"> + 1}</w:t>
+            <w:r>
+              <w:rPr>
+                <w:rFonts w:ascii="Cascadia Mono" w:eastAsiaTheme="minorHAnsi" w:hAnsi="Cascadia Mono" w:cs="Cascadia Mono"/>
+                <w:color w:val="000000"/>
+                <w:sz w:val="19"/>
+                <w:szCs w:val="19"/>
+                <w:highlight w:val="white"/>
+                <w:lang w:val="en-US"/>
+              </w:rPr>
+              <w:t>{j + 1}{i + 1}</w:t>
             </w:r>
             <w:r>
               <w:rPr>
@@ -23979,31 +20941,7 @@
                 <w:highlight w:val="white"/>
                 <w:lang w:val="en-US"/>
               </w:rPr>
-              <w:t>{</w:t>
-            </w:r>
-            <w:proofErr w:type="spellStart"/>
-            <w:r>
-              <w:rPr>
-                <w:rFonts w:ascii="Cascadia Mono" w:eastAsiaTheme="minorHAnsi" w:hAnsi="Cascadia Mono" w:cs="Cascadia Mono"/>
-                <w:color w:val="000000"/>
-                <w:sz w:val="19"/>
-                <w:szCs w:val="19"/>
-                <w:highlight w:val="white"/>
-                <w:lang w:val="en-US"/>
-              </w:rPr>
-              <w:t>Dij</w:t>
-            </w:r>
-            <w:proofErr w:type="spellEnd"/>
-            <w:r>
-              <w:rPr>
-                <w:rFonts w:ascii="Cascadia Mono" w:eastAsiaTheme="minorHAnsi" w:hAnsi="Cascadia Mono" w:cs="Cascadia Mono"/>
-                <w:color w:val="000000"/>
-                <w:sz w:val="19"/>
-                <w:szCs w:val="19"/>
-                <w:highlight w:val="white"/>
-                <w:lang w:val="en-US"/>
-              </w:rPr>
-              <w:t>}</w:t>
+              <w:t>{Dij}</w:t>
             </w:r>
             <w:r>
               <w:rPr>
@@ -24132,7 +21070,6 @@
               </w:rPr>
               <w:t>(</w:t>
             </w:r>
-            <w:proofErr w:type="spellStart"/>
             <w:r>
               <w:rPr>
                 <w:rFonts w:ascii="Cascadia Mono" w:eastAsiaTheme="minorHAnsi" w:hAnsi="Cascadia Mono" w:cs="Cascadia Mono"/>
@@ -24155,41 +21092,16 @@
               </w:rPr>
               <w:t>"D</w:t>
             </w:r>
-            <w:proofErr w:type="spellEnd"/>
-            <w:r>
-              <w:rPr>
-                <w:rFonts w:ascii="Cascadia Mono" w:eastAsiaTheme="minorHAnsi" w:hAnsi="Cascadia Mono" w:cs="Cascadia Mono"/>
-                <w:color w:val="000000"/>
-                <w:sz w:val="19"/>
-                <w:szCs w:val="19"/>
-                <w:highlight w:val="white"/>
-                <w:lang w:val="en-US"/>
-              </w:rPr>
-              <w:t>{j+</w:t>
-            </w:r>
-            <w:proofErr w:type="gramStart"/>
-            <w:r>
-              <w:rPr>
-                <w:rFonts w:ascii="Cascadia Mono" w:eastAsiaTheme="minorHAnsi" w:hAnsi="Cascadia Mono" w:cs="Cascadia Mono"/>
-                <w:color w:val="000000"/>
-                <w:sz w:val="19"/>
-                <w:szCs w:val="19"/>
-                <w:highlight w:val="white"/>
-                <w:lang w:val="en-US"/>
-              </w:rPr>
-              <w:t>1}{</w:t>
-            </w:r>
-            <w:proofErr w:type="gramEnd"/>
-            <w:r>
-              <w:rPr>
-                <w:rFonts w:ascii="Cascadia Mono" w:eastAsiaTheme="minorHAnsi" w:hAnsi="Cascadia Mono" w:cs="Cascadia Mono"/>
-                <w:color w:val="000000"/>
-                <w:sz w:val="19"/>
-                <w:szCs w:val="19"/>
-                <w:highlight w:val="white"/>
-                <w:lang w:val="en-US"/>
-              </w:rPr>
-              <w:t>i+1}</w:t>
+            <w:r>
+              <w:rPr>
+                <w:rFonts w:ascii="Cascadia Mono" w:eastAsiaTheme="minorHAnsi" w:hAnsi="Cascadia Mono" w:cs="Cascadia Mono"/>
+                <w:color w:val="000000"/>
+                <w:sz w:val="19"/>
+                <w:szCs w:val="19"/>
+                <w:highlight w:val="white"/>
+                <w:lang w:val="en-US"/>
+              </w:rPr>
+              <w:t>{j+1}{i+1}</w:t>
             </w:r>
             <w:r>
               <w:rPr>
@@ -24446,7 +21358,6 @@
                 <w:highlight w:val="white"/>
               </w:rPr>
             </w:pPr>
-            <w:proofErr w:type="spellStart"/>
             <w:r>
               <w:rPr>
                 <w:rFonts w:ascii="Cascadia Mono" w:eastAsiaTheme="minorHAnsi" w:hAnsi="Cascadia Mono" w:cs="Cascadia Mono"/>
@@ -24457,7 +21368,6 @@
               </w:rPr>
               <w:t>elif</w:t>
             </w:r>
-            <w:proofErr w:type="spellEnd"/>
             <w:r>
               <w:rPr>
                 <w:rFonts w:ascii="Cascadia Mono" w:eastAsiaTheme="minorHAnsi" w:hAnsi="Cascadia Mono" w:cs="Cascadia Mono"/>
@@ -24491,7 +21401,6 @@
               </w:rPr>
               <w:t xml:space="preserve">    </w:t>
             </w:r>
-            <w:proofErr w:type="spellStart"/>
             <w:r>
               <w:rPr>
                 <w:rFonts w:ascii="Cascadia Mono" w:eastAsiaTheme="minorHAnsi" w:hAnsi="Cascadia Mono" w:cs="Cascadia Mono"/>
@@ -24502,7 +21411,6 @@
               </w:rPr>
               <w:t>print</w:t>
             </w:r>
-            <w:proofErr w:type="spellEnd"/>
             <w:r>
               <w:rPr>
                 <w:rFonts w:ascii="Cascadia Mono" w:eastAsiaTheme="minorHAnsi" w:hAnsi="Cascadia Mono" w:cs="Cascadia Mono"/>
@@ -24513,7 +21421,6 @@
               </w:rPr>
               <w:t>(</w:t>
             </w:r>
-            <w:proofErr w:type="spellStart"/>
             <w:r>
               <w:rPr>
                 <w:rFonts w:ascii="Cascadia Mono" w:eastAsiaTheme="minorHAnsi" w:hAnsi="Cascadia Mono" w:cs="Cascadia Mono"/>
@@ -24534,38 +21441,15 @@
               </w:rPr>
               <w:t>"D</w:t>
             </w:r>
-            <w:proofErr w:type="spellEnd"/>
-            <w:r>
-              <w:rPr>
-                <w:rFonts w:ascii="Cascadia Mono" w:eastAsiaTheme="minorHAnsi" w:hAnsi="Cascadia Mono" w:cs="Cascadia Mono"/>
-                <w:color w:val="000000"/>
-                <w:sz w:val="19"/>
-                <w:szCs w:val="19"/>
-                <w:highlight w:val="white"/>
-              </w:rPr>
-              <w:t>{j+</w:t>
-            </w:r>
-            <w:proofErr w:type="gramStart"/>
-            <w:r>
-              <w:rPr>
-                <w:rFonts w:ascii="Cascadia Mono" w:eastAsiaTheme="minorHAnsi" w:hAnsi="Cascadia Mono" w:cs="Cascadia Mono"/>
-                <w:color w:val="000000"/>
-                <w:sz w:val="19"/>
-                <w:szCs w:val="19"/>
-                <w:highlight w:val="white"/>
-              </w:rPr>
-              <w:t>1}{</w:t>
-            </w:r>
-            <w:proofErr w:type="gramEnd"/>
-            <w:r>
-              <w:rPr>
-                <w:rFonts w:ascii="Cascadia Mono" w:eastAsiaTheme="minorHAnsi" w:hAnsi="Cascadia Mono" w:cs="Cascadia Mono"/>
-                <w:color w:val="000000"/>
-                <w:sz w:val="19"/>
-                <w:szCs w:val="19"/>
-                <w:highlight w:val="white"/>
-              </w:rPr>
-              <w:t>i+1}</w:t>
+            <w:r>
+              <w:rPr>
+                <w:rFonts w:ascii="Cascadia Mono" w:eastAsiaTheme="minorHAnsi" w:hAnsi="Cascadia Mono" w:cs="Cascadia Mono"/>
+                <w:color w:val="000000"/>
+                <w:sz w:val="19"/>
+                <w:szCs w:val="19"/>
+                <w:highlight w:val="white"/>
+              </w:rPr>
+              <w:t>{j+1}{i+1}</w:t>
             </w:r>
             <w:r>
               <w:rPr>
@@ -24655,29 +21539,7 @@
                 <w:szCs w:val="19"/>
                 <w:highlight w:val="white"/>
               </w:rPr>
-              <w:t xml:space="preserve"> - </w:t>
-            </w:r>
-            <w:proofErr w:type="spellStart"/>
-            <w:r>
-              <w:rPr>
-                <w:rFonts w:ascii="Cascadia Mono" w:eastAsiaTheme="minorHAnsi" w:hAnsi="Cascadia Mono" w:cs="Cascadia Mono"/>
-                <w:color w:val="A31515"/>
-                <w:sz w:val="19"/>
-                <w:szCs w:val="19"/>
-                <w:highlight w:val="white"/>
-              </w:rPr>
-              <w:t>inf</w:t>
-            </w:r>
-            <w:proofErr w:type="spellEnd"/>
-            <w:r>
-              <w:rPr>
-                <w:rFonts w:ascii="Cascadia Mono" w:eastAsiaTheme="minorHAnsi" w:hAnsi="Cascadia Mono" w:cs="Cascadia Mono"/>
-                <w:color w:val="A31515"/>
-                <w:sz w:val="19"/>
-                <w:szCs w:val="19"/>
-                <w:highlight w:val="white"/>
-              </w:rPr>
-              <w:t xml:space="preserve"> - принимаем"</w:t>
+              <w:t xml:space="preserve"> - inf - принимаем"</w:t>
             </w:r>
             <w:r>
               <w:rPr>
@@ -24713,66 +21575,16 @@
               </w:rPr>
               <w:t xml:space="preserve">    </w:t>
             </w:r>
-            <w:proofErr w:type="spellStart"/>
-            <w:proofErr w:type="gramStart"/>
-            <w:r>
-              <w:rPr>
-                <w:rFonts w:ascii="Cascadia Mono" w:eastAsiaTheme="minorHAnsi" w:hAnsi="Cascadia Mono" w:cs="Cascadia Mono"/>
-                <w:color w:val="000000"/>
-                <w:sz w:val="19"/>
-                <w:szCs w:val="19"/>
-                <w:highlight w:val="white"/>
-                <w:lang w:val="en-US"/>
-              </w:rPr>
-              <w:t>arr</w:t>
-            </w:r>
-            <w:proofErr w:type="spellEnd"/>
-            <w:r>
-              <w:rPr>
-                <w:rFonts w:ascii="Cascadia Mono" w:eastAsiaTheme="minorHAnsi" w:hAnsi="Cascadia Mono" w:cs="Cascadia Mono"/>
-                <w:color w:val="000000"/>
-                <w:sz w:val="19"/>
-                <w:szCs w:val="19"/>
-                <w:highlight w:val="white"/>
-                <w:lang w:val="en-US"/>
-              </w:rPr>
-              <w:t>[</w:t>
-            </w:r>
-            <w:proofErr w:type="gramEnd"/>
-            <w:r>
-              <w:rPr>
-                <w:rFonts w:ascii="Cascadia Mono" w:eastAsiaTheme="minorHAnsi" w:hAnsi="Cascadia Mono" w:cs="Cascadia Mono"/>
-                <w:color w:val="000000"/>
-                <w:sz w:val="19"/>
-                <w:szCs w:val="19"/>
-                <w:highlight w:val="white"/>
-                <w:lang w:val="en-US"/>
-              </w:rPr>
-              <w:t xml:space="preserve">j, </w:t>
-            </w:r>
-            <w:proofErr w:type="spellStart"/>
-            <w:r>
-              <w:rPr>
-                <w:rFonts w:ascii="Cascadia Mono" w:eastAsiaTheme="minorHAnsi" w:hAnsi="Cascadia Mono" w:cs="Cascadia Mono"/>
-                <w:color w:val="000000"/>
-                <w:sz w:val="19"/>
-                <w:szCs w:val="19"/>
-                <w:highlight w:val="white"/>
-                <w:lang w:val="en-US"/>
-              </w:rPr>
-              <w:t>i</w:t>
-            </w:r>
-            <w:proofErr w:type="spellEnd"/>
-            <w:r>
-              <w:rPr>
-                <w:rFonts w:ascii="Cascadia Mono" w:eastAsiaTheme="minorHAnsi" w:hAnsi="Cascadia Mono" w:cs="Cascadia Mono"/>
-                <w:color w:val="000000"/>
-                <w:sz w:val="19"/>
-                <w:szCs w:val="19"/>
-                <w:highlight w:val="white"/>
-                <w:lang w:val="en-US"/>
-              </w:rPr>
-              <w:t xml:space="preserve">] = </w:t>
+            <w:r>
+              <w:rPr>
+                <w:rFonts w:ascii="Cascadia Mono" w:eastAsiaTheme="minorHAnsi" w:hAnsi="Cascadia Mono" w:cs="Cascadia Mono"/>
+                <w:color w:val="000000"/>
+                <w:sz w:val="19"/>
+                <w:szCs w:val="19"/>
+                <w:highlight w:val="white"/>
+                <w:lang w:val="en-US"/>
+              </w:rPr>
+              <w:t xml:space="preserve">arr[j, i] = </w:t>
             </w:r>
             <w:r>
               <w:rPr>
@@ -24799,7 +21611,6 @@
                 <w:lang w:val="en-US"/>
               </w:rPr>
             </w:pPr>
-            <w:proofErr w:type="spellStart"/>
             <w:r>
               <w:rPr>
                 <w:rFonts w:ascii="Cascadia Mono" w:eastAsiaTheme="minorHAnsi" w:hAnsi="Cascadia Mono" w:cs="Cascadia Mono"/>
@@ -24811,7 +21622,6 @@
               </w:rPr>
               <w:t>elif</w:t>
             </w:r>
-            <w:proofErr w:type="spellEnd"/>
             <w:r>
               <w:rPr>
                 <w:rFonts w:ascii="Cascadia Mono" w:eastAsiaTheme="minorHAnsi" w:hAnsi="Cascadia Mono" w:cs="Cascadia Mono"/>
@@ -24870,7 +21680,6 @@
               </w:rPr>
               <w:t>(</w:t>
             </w:r>
-            <w:proofErr w:type="spellStart"/>
             <w:r>
               <w:rPr>
                 <w:rFonts w:ascii="Cascadia Mono" w:eastAsiaTheme="minorHAnsi" w:hAnsi="Cascadia Mono" w:cs="Cascadia Mono"/>
@@ -24893,41 +21702,16 @@
               </w:rPr>
               <w:t>"D</w:t>
             </w:r>
-            <w:proofErr w:type="spellEnd"/>
-            <w:r>
-              <w:rPr>
-                <w:rFonts w:ascii="Cascadia Mono" w:eastAsiaTheme="minorHAnsi" w:hAnsi="Cascadia Mono" w:cs="Cascadia Mono"/>
-                <w:color w:val="000000"/>
-                <w:sz w:val="19"/>
-                <w:szCs w:val="19"/>
-                <w:highlight w:val="white"/>
-                <w:lang w:val="en-US"/>
-              </w:rPr>
-              <w:t>{j+</w:t>
-            </w:r>
-            <w:proofErr w:type="gramStart"/>
-            <w:r>
-              <w:rPr>
-                <w:rFonts w:ascii="Cascadia Mono" w:eastAsiaTheme="minorHAnsi" w:hAnsi="Cascadia Mono" w:cs="Cascadia Mono"/>
-                <w:color w:val="000000"/>
-                <w:sz w:val="19"/>
-                <w:szCs w:val="19"/>
-                <w:highlight w:val="white"/>
-                <w:lang w:val="en-US"/>
-              </w:rPr>
-              <w:t>1}{</w:t>
-            </w:r>
-            <w:proofErr w:type="gramEnd"/>
-            <w:r>
-              <w:rPr>
-                <w:rFonts w:ascii="Cascadia Mono" w:eastAsiaTheme="minorHAnsi" w:hAnsi="Cascadia Mono" w:cs="Cascadia Mono"/>
-                <w:color w:val="000000"/>
-                <w:sz w:val="19"/>
-                <w:szCs w:val="19"/>
-                <w:highlight w:val="white"/>
-                <w:lang w:val="en-US"/>
-              </w:rPr>
-              <w:t>i+1}</w:t>
+            <w:r>
+              <w:rPr>
+                <w:rFonts w:ascii="Cascadia Mono" w:eastAsiaTheme="minorHAnsi" w:hAnsi="Cascadia Mono" w:cs="Cascadia Mono"/>
+                <w:color w:val="000000"/>
+                <w:sz w:val="19"/>
+                <w:szCs w:val="19"/>
+                <w:highlight w:val="white"/>
+                <w:lang w:val="en-US"/>
+              </w:rPr>
+              <w:t>{j+1}{i+1}</w:t>
             </w:r>
             <w:r>
               <w:rPr>
@@ -25118,7 +21902,6 @@
                 <w:lang w:val="en-US"/>
               </w:rPr>
             </w:pPr>
-            <w:proofErr w:type="spellStart"/>
             <w:r>
               <w:rPr>
                 <w:rFonts w:ascii="Cascadia Mono" w:eastAsiaTheme="minorHAnsi" w:hAnsi="Cascadia Mono" w:cs="Cascadia Mono"/>
@@ -25130,7 +21913,6 @@
               </w:rPr>
               <w:t>elif</w:t>
             </w:r>
-            <w:proofErr w:type="spellEnd"/>
             <w:r>
               <w:rPr>
                 <w:rFonts w:ascii="Cascadia Mono" w:eastAsiaTheme="minorHAnsi" w:hAnsi="Cascadia Mono" w:cs="Cascadia Mono"/>
@@ -25189,7 +21971,6 @@
               </w:rPr>
               <w:t>(</w:t>
             </w:r>
-            <w:proofErr w:type="spellStart"/>
             <w:r>
               <w:rPr>
                 <w:rFonts w:ascii="Cascadia Mono" w:eastAsiaTheme="minorHAnsi" w:hAnsi="Cascadia Mono" w:cs="Cascadia Mono"/>
@@ -25212,41 +21993,16 @@
               </w:rPr>
               <w:t>"D</w:t>
             </w:r>
-            <w:proofErr w:type="spellEnd"/>
-            <w:r>
-              <w:rPr>
-                <w:rFonts w:ascii="Cascadia Mono" w:eastAsiaTheme="minorHAnsi" w:hAnsi="Cascadia Mono" w:cs="Cascadia Mono"/>
-                <w:color w:val="000000"/>
-                <w:sz w:val="19"/>
-                <w:szCs w:val="19"/>
-                <w:highlight w:val="white"/>
-                <w:lang w:val="en-US"/>
-              </w:rPr>
-              <w:t>{j+</w:t>
-            </w:r>
-            <w:proofErr w:type="gramStart"/>
-            <w:r>
-              <w:rPr>
-                <w:rFonts w:ascii="Cascadia Mono" w:eastAsiaTheme="minorHAnsi" w:hAnsi="Cascadia Mono" w:cs="Cascadia Mono"/>
-                <w:color w:val="000000"/>
-                <w:sz w:val="19"/>
-                <w:szCs w:val="19"/>
-                <w:highlight w:val="white"/>
-                <w:lang w:val="en-US"/>
-              </w:rPr>
-              <w:t>1}{</w:t>
-            </w:r>
-            <w:proofErr w:type="gramEnd"/>
-            <w:r>
-              <w:rPr>
-                <w:rFonts w:ascii="Cascadia Mono" w:eastAsiaTheme="minorHAnsi" w:hAnsi="Cascadia Mono" w:cs="Cascadia Mono"/>
-                <w:color w:val="000000"/>
-                <w:sz w:val="19"/>
-                <w:szCs w:val="19"/>
-                <w:highlight w:val="white"/>
-                <w:lang w:val="en-US"/>
-              </w:rPr>
-              <w:t>i+1}</w:t>
+            <w:r>
+              <w:rPr>
+                <w:rFonts w:ascii="Cascadia Mono" w:eastAsiaTheme="minorHAnsi" w:hAnsi="Cascadia Mono" w:cs="Cascadia Mono"/>
+                <w:color w:val="000000"/>
+                <w:sz w:val="19"/>
+                <w:szCs w:val="19"/>
+                <w:highlight w:val="white"/>
+                <w:lang w:val="en-US"/>
+              </w:rPr>
+              <w:t>{j+1}{i+1}</w:t>
             </w:r>
             <w:r>
               <w:rPr>
@@ -25446,68 +22202,7 @@
                 <w:highlight w:val="white"/>
                 <w:lang w:val="en-US"/>
               </w:rPr>
-              <w:t xml:space="preserve">    </w:t>
-            </w:r>
-            <w:proofErr w:type="spellStart"/>
-            <w:proofErr w:type="gramStart"/>
-            <w:r>
-              <w:rPr>
-                <w:rFonts w:ascii="Cascadia Mono" w:eastAsiaTheme="minorHAnsi" w:hAnsi="Cascadia Mono" w:cs="Cascadia Mono"/>
-                <w:color w:val="000000"/>
-                <w:sz w:val="19"/>
-                <w:szCs w:val="19"/>
-                <w:highlight w:val="white"/>
-                <w:lang w:val="en-US"/>
-              </w:rPr>
-              <w:t>arr</w:t>
-            </w:r>
-            <w:proofErr w:type="spellEnd"/>
-            <w:r>
-              <w:rPr>
-                <w:rFonts w:ascii="Cascadia Mono" w:eastAsiaTheme="minorHAnsi" w:hAnsi="Cascadia Mono" w:cs="Cascadia Mono"/>
-                <w:color w:val="000000"/>
-                <w:sz w:val="19"/>
-                <w:szCs w:val="19"/>
-                <w:highlight w:val="white"/>
-                <w:lang w:val="en-US"/>
-              </w:rPr>
-              <w:t>[</w:t>
-            </w:r>
-            <w:proofErr w:type="gramEnd"/>
-            <w:r>
-              <w:rPr>
-                <w:rFonts w:ascii="Cascadia Mono" w:eastAsiaTheme="minorHAnsi" w:hAnsi="Cascadia Mono" w:cs="Cascadia Mono"/>
-                <w:color w:val="000000"/>
-                <w:sz w:val="19"/>
-                <w:szCs w:val="19"/>
-                <w:highlight w:val="white"/>
-                <w:lang w:val="en-US"/>
-              </w:rPr>
-              <w:t xml:space="preserve">j, </w:t>
-            </w:r>
-            <w:proofErr w:type="spellStart"/>
-            <w:r>
-              <w:rPr>
-                <w:rFonts w:ascii="Cascadia Mono" w:eastAsiaTheme="minorHAnsi" w:hAnsi="Cascadia Mono" w:cs="Cascadia Mono"/>
-                <w:color w:val="000000"/>
-                <w:sz w:val="19"/>
-                <w:szCs w:val="19"/>
-                <w:highlight w:val="white"/>
-                <w:lang w:val="en-US"/>
-              </w:rPr>
-              <w:t>i</w:t>
-            </w:r>
-            <w:proofErr w:type="spellEnd"/>
-            <w:r>
-              <w:rPr>
-                <w:rFonts w:ascii="Cascadia Mono" w:eastAsiaTheme="minorHAnsi" w:hAnsi="Cascadia Mono" w:cs="Cascadia Mono"/>
-                <w:color w:val="000000"/>
-                <w:sz w:val="19"/>
-                <w:szCs w:val="19"/>
-                <w:highlight w:val="white"/>
-                <w:lang w:val="en-US"/>
-              </w:rPr>
-              <w:t xml:space="preserve">] = </w:t>
+              <w:t xml:space="preserve">    arr[j, i] = </w:t>
             </w:r>
             <w:r>
               <w:rPr>
@@ -25541,8 +22236,6 @@
                 <w:szCs w:val="19"/>
               </w:rPr>
             </w:pPr>
-            <w:proofErr w:type="spellStart"/>
-            <w:proofErr w:type="gramStart"/>
             <w:r>
               <w:rPr>
                 <w:rFonts w:ascii="Cascadia Mono" w:eastAsiaTheme="minorHAnsi" w:hAnsi="Cascadia Mono" w:cs="Cascadia Mono"/>
@@ -25553,27 +22246,15 @@
               </w:rPr>
               <w:t>print</w:t>
             </w:r>
-            <w:proofErr w:type="spellEnd"/>
-            <w:r>
-              <w:rPr>
-                <w:rFonts w:ascii="Cascadia Mono" w:eastAsiaTheme="minorHAnsi" w:hAnsi="Cascadia Mono" w:cs="Cascadia Mono"/>
-                <w:color w:val="000000"/>
-                <w:sz w:val="19"/>
-                <w:szCs w:val="19"/>
-                <w:highlight w:val="white"/>
-              </w:rPr>
-              <w:t>(</w:t>
-            </w:r>
-            <w:proofErr w:type="gramEnd"/>
-            <w:r>
-              <w:rPr>
-                <w:rFonts w:ascii="Cascadia Mono" w:eastAsiaTheme="minorHAnsi" w:hAnsi="Cascadia Mono" w:cs="Cascadia Mono"/>
-                <w:color w:val="000000"/>
-                <w:sz w:val="19"/>
-                <w:szCs w:val="19"/>
-                <w:highlight w:val="white"/>
-              </w:rPr>
-              <w:t>)</w:t>
+            <w:r>
+              <w:rPr>
+                <w:rFonts w:ascii="Cascadia Mono" w:eastAsiaTheme="minorHAnsi" w:hAnsi="Cascadia Mono" w:cs="Cascadia Mono"/>
+                <w:color w:val="000000"/>
+                <w:sz w:val="19"/>
+                <w:szCs w:val="19"/>
+                <w:highlight w:val="white"/>
+              </w:rPr>
+              <w:t>()</w:t>
             </w:r>
           </w:p>
           <w:p>
@@ -25598,40 +22279,32 @@
                 <w:color w:val="000000"/>
                 <w:sz w:val="19"/>
                 <w:szCs w:val="19"/>
-                <w:highlight w:val="white"/>
-              </w:rPr>
-            </w:pPr>
-            <w:proofErr w:type="spellStart"/>
-            <w:proofErr w:type="gramStart"/>
+              </w:rPr>
+            </w:pPr>
             <w:r>
               <w:rPr>
                 <w:rFonts w:ascii="Cascadia Mono" w:eastAsiaTheme="minorHAnsi" w:hAnsi="Cascadia Mono" w:cs="Cascadia Mono"/>
                 <w:color w:val="0000FF"/>
                 <w:sz w:val="19"/>
                 <w:szCs w:val="19"/>
-                <w:highlight w:val="white"/>
               </w:rPr>
               <w:t>print</w:t>
             </w:r>
-            <w:proofErr w:type="spellEnd"/>
-            <w:r>
-              <w:rPr>
-                <w:rFonts w:ascii="Cascadia Mono" w:eastAsiaTheme="minorHAnsi" w:hAnsi="Cascadia Mono" w:cs="Cascadia Mono"/>
-                <w:color w:val="000000"/>
-                <w:sz w:val="19"/>
-                <w:szCs w:val="19"/>
-                <w:highlight w:val="white"/>
+            <w:r>
+              <w:rPr>
+                <w:rFonts w:ascii="Cascadia Mono" w:eastAsiaTheme="minorHAnsi" w:hAnsi="Cascadia Mono" w:cs="Cascadia Mono"/>
+                <w:color w:val="000000"/>
+                <w:sz w:val="19"/>
+                <w:szCs w:val="19"/>
               </w:rPr>
               <w:t>(</w:t>
             </w:r>
-            <w:proofErr w:type="gramEnd"/>
             <w:r>
               <w:rPr>
                 <w:rFonts w:ascii="Cascadia Mono" w:eastAsiaTheme="minorHAnsi" w:hAnsi="Cascadia Mono" w:cs="Cascadia Mono"/>
                 <w:color w:val="A31515"/>
                 <w:sz w:val="19"/>
                 <w:szCs w:val="19"/>
-                <w:highlight w:val="white"/>
               </w:rPr>
               <w:t>'Полная матрица предпочтений альтернатив.'</w:t>
             </w:r>
@@ -25641,7 +22314,6 @@
                 <w:color w:val="000000"/>
                 <w:sz w:val="19"/>
                 <w:szCs w:val="19"/>
-                <w:highlight w:val="white"/>
               </w:rPr>
               <w:t>)</w:t>
             </w:r>
@@ -25655,7 +22327,6 @@
                 <w:color w:val="000000"/>
                 <w:sz w:val="19"/>
                 <w:szCs w:val="19"/>
-                <w:highlight w:val="white"/>
                 <w:lang w:val="en-US"/>
               </w:rPr>
             </w:pPr>
@@ -25665,7 +22336,6 @@
                 <w:color w:val="0000FF"/>
                 <w:sz w:val="19"/>
                 <w:szCs w:val="19"/>
-                <w:highlight w:val="white"/>
                 <w:lang w:val="en-US"/>
               </w:rPr>
               <w:t>for</w:t>
@@ -25676,65 +22346,36 @@
                 <w:color w:val="000000"/>
                 <w:sz w:val="19"/>
                 <w:szCs w:val="19"/>
-                <w:highlight w:val="white"/>
+                <w:lang w:val="en-US"/>
+              </w:rPr>
+              <w:t xml:space="preserve"> i </w:t>
+            </w:r>
+            <w:r>
+              <w:rPr>
+                <w:rFonts w:ascii="Cascadia Mono" w:eastAsiaTheme="minorHAnsi" w:hAnsi="Cascadia Mono" w:cs="Cascadia Mono"/>
+                <w:color w:val="0000FF"/>
+                <w:sz w:val="19"/>
+                <w:szCs w:val="19"/>
+                <w:lang w:val="en-US"/>
+              </w:rPr>
+              <w:t>in</w:t>
+            </w:r>
+            <w:r>
+              <w:rPr>
+                <w:rFonts w:ascii="Cascadia Mono" w:eastAsiaTheme="minorHAnsi" w:hAnsi="Cascadia Mono" w:cs="Cascadia Mono"/>
+                <w:color w:val="000000"/>
+                <w:sz w:val="19"/>
+                <w:szCs w:val="19"/>
                 <w:lang w:val="en-US"/>
               </w:rPr>
               <w:t xml:space="preserve"> </w:t>
             </w:r>
-            <w:proofErr w:type="spellStart"/>
-            <w:r>
-              <w:rPr>
-                <w:rFonts w:ascii="Cascadia Mono" w:eastAsiaTheme="minorHAnsi" w:hAnsi="Cascadia Mono" w:cs="Cascadia Mono"/>
-                <w:color w:val="000000"/>
-                <w:sz w:val="19"/>
-                <w:szCs w:val="19"/>
-                <w:highlight w:val="white"/>
-                <w:lang w:val="en-US"/>
-              </w:rPr>
-              <w:t>i</w:t>
-            </w:r>
-            <w:proofErr w:type="spellEnd"/>
-            <w:r>
-              <w:rPr>
-                <w:rFonts w:ascii="Cascadia Mono" w:eastAsiaTheme="minorHAnsi" w:hAnsi="Cascadia Mono" w:cs="Cascadia Mono"/>
-                <w:color w:val="000000"/>
-                <w:sz w:val="19"/>
-                <w:szCs w:val="19"/>
-                <w:highlight w:val="white"/>
-                <w:lang w:val="en-US"/>
-              </w:rPr>
-              <w:t xml:space="preserve"> </w:t>
-            </w:r>
-            <w:r>
-              <w:rPr>
-                <w:rFonts w:ascii="Cascadia Mono" w:eastAsiaTheme="minorHAnsi" w:hAnsi="Cascadia Mono" w:cs="Cascadia Mono"/>
-                <w:color w:val="0000FF"/>
-                <w:sz w:val="19"/>
-                <w:szCs w:val="19"/>
-                <w:highlight w:val="white"/>
-                <w:lang w:val="en-US"/>
-              </w:rPr>
-              <w:t>in</w:t>
-            </w:r>
-            <w:r>
-              <w:rPr>
-                <w:rFonts w:ascii="Cascadia Mono" w:eastAsiaTheme="minorHAnsi" w:hAnsi="Cascadia Mono" w:cs="Cascadia Mono"/>
-                <w:color w:val="000000"/>
-                <w:sz w:val="19"/>
-                <w:szCs w:val="19"/>
-                <w:highlight w:val="white"/>
-                <w:lang w:val="en-US"/>
-              </w:rPr>
-              <w:t xml:space="preserve"> </w:t>
-            </w:r>
-            <w:proofErr w:type="gramStart"/>
             <w:r>
               <w:rPr>
                 <w:rFonts w:ascii="Cascadia Mono" w:eastAsiaTheme="minorHAnsi" w:hAnsi="Cascadia Mono" w:cs="Cascadia Mono"/>
                 <w:color w:val="2B91AF"/>
                 <w:sz w:val="19"/>
                 <w:szCs w:val="19"/>
-                <w:highlight w:val="white"/>
                 <w:lang w:val="en-US"/>
               </w:rPr>
               <w:t>range</w:t>
@@ -25745,22 +22386,9 @@
                 <w:color w:val="000000"/>
                 <w:sz w:val="19"/>
                 <w:szCs w:val="19"/>
-                <w:highlight w:val="white"/>
-                <w:lang w:val="en-US"/>
-              </w:rPr>
-              <w:t>(</w:t>
-            </w:r>
-            <w:proofErr w:type="gramEnd"/>
-            <w:r>
-              <w:rPr>
-                <w:rFonts w:ascii="Cascadia Mono" w:eastAsiaTheme="minorHAnsi" w:hAnsi="Cascadia Mono" w:cs="Cascadia Mono"/>
-                <w:color w:val="000000"/>
-                <w:sz w:val="19"/>
-                <w:szCs w:val="19"/>
-                <w:highlight w:val="white"/>
-                <w:lang w:val="en-US"/>
-              </w:rPr>
-              <w:t>9):</w:t>
+                <w:lang w:val="en-US"/>
+              </w:rPr>
+              <w:t>(9):</w:t>
             </w:r>
           </w:p>
           <w:p>
@@ -25772,70 +22400,18 @@
                 <w:color w:val="000000"/>
                 <w:sz w:val="19"/>
                 <w:szCs w:val="19"/>
-                <w:highlight w:val="white"/>
-                <w:lang w:val="en-US"/>
-              </w:rPr>
-            </w:pPr>
-            <w:r>
-              <w:rPr>
-                <w:rFonts w:ascii="Cascadia Mono" w:eastAsiaTheme="minorHAnsi" w:hAnsi="Cascadia Mono" w:cs="Cascadia Mono"/>
-                <w:color w:val="000000"/>
-                <w:sz w:val="19"/>
-                <w:szCs w:val="19"/>
-                <w:highlight w:val="white"/>
-                <w:lang w:val="en-US"/>
-              </w:rPr>
-              <w:t xml:space="preserve">    </w:t>
-            </w:r>
-            <w:proofErr w:type="spellStart"/>
-            <w:r>
-              <w:rPr>
-                <w:rFonts w:ascii="Cascadia Mono" w:eastAsiaTheme="minorHAnsi" w:hAnsi="Cascadia Mono" w:cs="Cascadia Mono"/>
-                <w:color w:val="000000"/>
-                <w:sz w:val="19"/>
-                <w:szCs w:val="19"/>
-                <w:highlight w:val="white"/>
-                <w:lang w:val="en-US"/>
-              </w:rPr>
-              <w:t>arr</w:t>
-            </w:r>
-            <w:proofErr w:type="spellEnd"/>
-            <w:r>
-              <w:rPr>
-                <w:rFonts w:ascii="Cascadia Mono" w:eastAsiaTheme="minorHAnsi" w:hAnsi="Cascadia Mono" w:cs="Cascadia Mono"/>
-                <w:color w:val="000000"/>
-                <w:sz w:val="19"/>
-                <w:szCs w:val="19"/>
-                <w:highlight w:val="white"/>
-                <w:lang w:val="en-US"/>
-              </w:rPr>
-              <w:t>[</w:t>
-            </w:r>
-            <w:proofErr w:type="spellStart"/>
-            <w:proofErr w:type="gramStart"/>
-            <w:r>
-              <w:rPr>
-                <w:rFonts w:ascii="Cascadia Mono" w:eastAsiaTheme="minorHAnsi" w:hAnsi="Cascadia Mono" w:cs="Cascadia Mono"/>
-                <w:color w:val="000000"/>
-                <w:sz w:val="19"/>
-                <w:szCs w:val="19"/>
-                <w:highlight w:val="white"/>
-                <w:lang w:val="en-US"/>
-              </w:rPr>
-              <w:t>i,i</w:t>
-            </w:r>
-            <w:proofErr w:type="spellEnd"/>
-            <w:proofErr w:type="gramEnd"/>
-            <w:r>
-              <w:rPr>
-                <w:rFonts w:ascii="Cascadia Mono" w:eastAsiaTheme="minorHAnsi" w:hAnsi="Cascadia Mono" w:cs="Cascadia Mono"/>
-                <w:color w:val="000000"/>
-                <w:sz w:val="19"/>
-                <w:szCs w:val="19"/>
-                <w:highlight w:val="white"/>
-                <w:lang w:val="en-US"/>
-              </w:rPr>
-              <w:t xml:space="preserve">] = </w:t>
+                <w:lang w:val="en-US"/>
+              </w:rPr>
+            </w:pPr>
+            <w:r>
+              <w:rPr>
+                <w:rFonts w:ascii="Cascadia Mono" w:eastAsiaTheme="minorHAnsi" w:hAnsi="Cascadia Mono" w:cs="Cascadia Mono"/>
+                <w:color w:val="000000"/>
+                <w:sz w:val="19"/>
+                <w:szCs w:val="19"/>
+                <w:lang w:val="en-US"/>
+              </w:rPr>
+              <w:t xml:space="preserve">    arr[i,i] = </w:t>
             </w:r>
             <w:r>
               <w:rPr>
@@ -25843,7 +22419,6 @@
                 <w:color w:val="A31515"/>
                 <w:sz w:val="19"/>
                 <w:szCs w:val="19"/>
-                <w:highlight w:val="white"/>
                 <w:lang w:val="en-US"/>
               </w:rPr>
               <w:t>'X'</w:t>
@@ -25858,33 +22433,18 @@
                 <w:color w:val="000000"/>
                 <w:sz w:val="19"/>
                 <w:szCs w:val="19"/>
-                <w:highlight w:val="white"/>
-                <w:lang w:val="en-US"/>
-              </w:rPr>
-            </w:pPr>
-            <w:r>
-              <w:rPr>
-                <w:rFonts w:ascii="Cascadia Mono" w:eastAsiaTheme="minorHAnsi" w:hAnsi="Cascadia Mono" w:cs="Cascadia Mono"/>
-                <w:color w:val="000000"/>
-                <w:sz w:val="19"/>
-                <w:szCs w:val="19"/>
-                <w:highlight w:val="white"/>
-                <w:lang w:val="en-US"/>
-              </w:rPr>
-              <w:t xml:space="preserve">df1 = </w:t>
-            </w:r>
-            <w:proofErr w:type="spellStart"/>
-            <w:proofErr w:type="gramStart"/>
-            <w:r>
-              <w:rPr>
-                <w:rFonts w:ascii="Cascadia Mono" w:eastAsiaTheme="minorHAnsi" w:hAnsi="Cascadia Mono" w:cs="Cascadia Mono"/>
-                <w:color w:val="000000"/>
-                <w:sz w:val="19"/>
-                <w:szCs w:val="19"/>
-                <w:highlight w:val="white"/>
-                <w:lang w:val="en-US"/>
-              </w:rPr>
-              <w:t>pd.</w:t>
+                <w:lang w:val="en-US"/>
+              </w:rPr>
+            </w:pPr>
+            <w:r>
+              <w:rPr>
+                <w:rFonts w:ascii="Cascadia Mono" w:eastAsiaTheme="minorHAnsi" w:hAnsi="Cascadia Mono" w:cs="Cascadia Mono"/>
+                <w:color w:val="000000"/>
+                <w:sz w:val="19"/>
+                <w:szCs w:val="19"/>
+                <w:lang w:val="en-US"/>
+              </w:rPr>
+              <w:t>df1 = pd.</w:t>
             </w:r>
             <w:r>
               <w:rPr>
@@ -25892,47 +22452,19 @@
                 <w:color w:val="2B91AF"/>
                 <w:sz w:val="19"/>
                 <w:szCs w:val="19"/>
-                <w:highlight w:val="white"/>
                 <w:lang w:val="en-US"/>
               </w:rPr>
               <w:t>DataFrame</w:t>
             </w:r>
-            <w:proofErr w:type="spellEnd"/>
-            <w:proofErr w:type="gramEnd"/>
-            <w:r>
-              <w:rPr>
-                <w:rFonts w:ascii="Cascadia Mono" w:eastAsiaTheme="minorHAnsi" w:hAnsi="Cascadia Mono" w:cs="Cascadia Mono"/>
-                <w:color w:val="000000"/>
-                <w:sz w:val="19"/>
-                <w:szCs w:val="19"/>
-                <w:highlight w:val="white"/>
-                <w:lang w:val="en-US"/>
-              </w:rPr>
-              <w:t>(</w:t>
-            </w:r>
-            <w:proofErr w:type="spellStart"/>
-            <w:r>
-              <w:rPr>
-                <w:rFonts w:ascii="Cascadia Mono" w:eastAsiaTheme="minorHAnsi" w:hAnsi="Cascadia Mono" w:cs="Cascadia Mono"/>
-                <w:color w:val="000000"/>
-                <w:sz w:val="19"/>
-                <w:szCs w:val="19"/>
-                <w:highlight w:val="white"/>
-                <w:lang w:val="en-US"/>
-              </w:rPr>
-              <w:t>arr</w:t>
-            </w:r>
-            <w:proofErr w:type="spellEnd"/>
-            <w:r>
-              <w:rPr>
-                <w:rFonts w:ascii="Cascadia Mono" w:eastAsiaTheme="minorHAnsi" w:hAnsi="Cascadia Mono" w:cs="Cascadia Mono"/>
-                <w:color w:val="000000"/>
-                <w:sz w:val="19"/>
-                <w:szCs w:val="19"/>
-                <w:highlight w:val="white"/>
-                <w:lang w:val="en-US"/>
-              </w:rPr>
-              <w:t>)</w:t>
+            <w:r>
+              <w:rPr>
+                <w:rFonts w:ascii="Cascadia Mono" w:eastAsiaTheme="minorHAnsi" w:hAnsi="Cascadia Mono" w:cs="Cascadia Mono"/>
+                <w:color w:val="000000"/>
+                <w:sz w:val="19"/>
+                <w:szCs w:val="19"/>
+                <w:lang w:val="en-US"/>
+              </w:rPr>
+              <w:t>(arr)</w:t>
             </w:r>
           </w:p>
           <w:p>
@@ -25944,17 +22476,15 @@
                 <w:color w:val="000000"/>
                 <w:sz w:val="19"/>
                 <w:szCs w:val="19"/>
-                <w:highlight w:val="white"/>
-                <w:lang w:val="en-US"/>
-              </w:rPr>
-            </w:pPr>
-            <w:r>
-              <w:rPr>
-                <w:rFonts w:ascii="Cascadia Mono" w:eastAsiaTheme="minorHAnsi" w:hAnsi="Cascadia Mono" w:cs="Cascadia Mono"/>
-                <w:color w:val="000000"/>
-                <w:sz w:val="19"/>
-                <w:szCs w:val="19"/>
-                <w:highlight w:val="white"/>
+                <w:lang w:val="en-US"/>
+              </w:rPr>
+            </w:pPr>
+            <w:r>
+              <w:rPr>
+                <w:rFonts w:ascii="Cascadia Mono" w:eastAsiaTheme="minorHAnsi" w:hAnsi="Cascadia Mono" w:cs="Cascadia Mono"/>
+                <w:color w:val="000000"/>
+                <w:sz w:val="19"/>
+                <w:szCs w:val="19"/>
                 <w:lang w:val="en-US"/>
               </w:rPr>
               <w:t>df1.index += 1</w:t>
@@ -25969,17 +22499,15 @@
                 <w:color w:val="000000"/>
                 <w:sz w:val="19"/>
                 <w:szCs w:val="19"/>
-                <w:highlight w:val="white"/>
-                <w:lang w:val="en-US"/>
-              </w:rPr>
-            </w:pPr>
-            <w:r>
-              <w:rPr>
-                <w:rFonts w:ascii="Cascadia Mono" w:eastAsiaTheme="minorHAnsi" w:hAnsi="Cascadia Mono" w:cs="Cascadia Mono"/>
-                <w:color w:val="000000"/>
-                <w:sz w:val="19"/>
-                <w:szCs w:val="19"/>
-                <w:highlight w:val="white"/>
+                <w:lang w:val="en-US"/>
+              </w:rPr>
+            </w:pPr>
+            <w:r>
+              <w:rPr>
+                <w:rFonts w:ascii="Cascadia Mono" w:eastAsiaTheme="minorHAnsi" w:hAnsi="Cascadia Mono" w:cs="Cascadia Mono"/>
+                <w:color w:val="000000"/>
+                <w:sz w:val="19"/>
+                <w:szCs w:val="19"/>
                 <w:lang w:val="en-US"/>
               </w:rPr>
               <w:t>df1.columns += 1</w:t>
@@ -25998,7 +22526,6 @@
                 <w:lang w:val="en-US"/>
               </w:rPr>
             </w:pPr>
-            <w:proofErr w:type="gramStart"/>
             <w:r>
               <w:rPr>
                 <w:rFonts w:ascii="Cascadia Mono" w:eastAsiaTheme="minorHAnsi" w:hAnsi="Cascadia Mono" w:cs="Cascadia Mono"/>
@@ -26019,19 +22546,7 @@
                 <w:highlight w:val="white"/>
                 <w:lang w:val="en-US"/>
               </w:rPr>
-              <w:t>(</w:t>
-            </w:r>
-            <w:proofErr w:type="gramEnd"/>
-            <w:r>
-              <w:rPr>
-                <w:rFonts w:ascii="Cascadia Mono" w:eastAsiaTheme="minorHAnsi" w:hAnsi="Cascadia Mono" w:cs="Cascadia Mono"/>
-                <w:color w:val="000000"/>
-                <w:sz w:val="19"/>
-                <w:szCs w:val="19"/>
-                <w:highlight w:val="white"/>
-                <w:lang w:val="en-US"/>
-              </w:rPr>
-              <w:t xml:space="preserve">df1, </w:t>
+              <w:t xml:space="preserve">(df1, </w:t>
             </w:r>
             <w:r>
               <w:rPr>
@@ -26080,15 +22595,17 @@
                 <w:sz w:val="19"/>
                 <w:szCs w:val="19"/>
                 <w:highlight w:val="white"/>
-              </w:rPr>
-            </w:pPr>
-            <w:r>
-              <w:rPr>
-                <w:rFonts w:ascii="Cascadia Mono" w:eastAsiaTheme="minorHAnsi" w:hAnsi="Cascadia Mono" w:cs="Cascadia Mono"/>
-                <w:color w:val="000000"/>
-                <w:sz w:val="19"/>
-                <w:szCs w:val="19"/>
-                <w:highlight w:val="white"/>
+                <w:lang w:val="en-US"/>
+              </w:rPr>
+            </w:pPr>
+            <w:r>
+              <w:rPr>
+                <w:rFonts w:ascii="Cascadia Mono" w:eastAsiaTheme="minorHAnsi" w:hAnsi="Cascadia Mono" w:cs="Cascadia Mono"/>
+                <w:color w:val="000000"/>
+                <w:sz w:val="19"/>
+                <w:szCs w:val="19"/>
+                <w:highlight w:val="white"/>
+                <w:lang w:val="en-US"/>
               </w:rPr>
               <w:t>C = 1.8</w:t>
             </w:r>
@@ -26105,8 +22622,6 @@
                 <w:highlight w:val="white"/>
               </w:rPr>
             </w:pPr>
-            <w:proofErr w:type="spellStart"/>
-            <w:proofErr w:type="gramStart"/>
             <w:r>
               <w:rPr>
                 <w:rFonts w:ascii="Cascadia Mono" w:eastAsiaTheme="minorHAnsi" w:hAnsi="Cascadia Mono" w:cs="Cascadia Mono"/>
@@ -26117,7 +22632,6 @@
               </w:rPr>
               <w:t>print</w:t>
             </w:r>
-            <w:proofErr w:type="spellEnd"/>
             <w:r>
               <w:rPr>
                 <w:rFonts w:ascii="Cascadia Mono" w:eastAsiaTheme="minorHAnsi" w:hAnsi="Cascadia Mono" w:cs="Cascadia Mono"/>
@@ -26128,8 +22642,6 @@
               </w:rPr>
               <w:t>(</w:t>
             </w:r>
-            <w:proofErr w:type="spellStart"/>
-            <w:proofErr w:type="gramEnd"/>
             <w:r>
               <w:rPr>
                 <w:rFonts w:ascii="Cascadia Mono" w:eastAsiaTheme="minorHAnsi" w:hAnsi="Cascadia Mono" w:cs="Cascadia Mono"/>
@@ -26148,18 +22660,7 @@
                 <w:szCs w:val="19"/>
                 <w:highlight w:val="white"/>
               </w:rPr>
-              <w:t>"Матрица</w:t>
-            </w:r>
-            <w:proofErr w:type="spellEnd"/>
-            <w:r>
-              <w:rPr>
-                <w:rFonts w:ascii="Cascadia Mono" w:eastAsiaTheme="minorHAnsi" w:hAnsi="Cascadia Mono" w:cs="Cascadia Mono"/>
-                <w:color w:val="A31515"/>
-                <w:sz w:val="19"/>
-                <w:szCs w:val="19"/>
-                <w:highlight w:val="white"/>
-              </w:rPr>
-              <w:t xml:space="preserve"> предпочтений проектов, при пороге С = </w:t>
+              <w:t xml:space="preserve">"Матрица предпочтений проектов, при пороге С = </w:t>
             </w:r>
             <w:r>
               <w:rPr>
@@ -26205,55 +22706,16 @@
                 <w:lang w:val="en-US"/>
               </w:rPr>
             </w:pPr>
-            <w:proofErr w:type="spellStart"/>
-            <w:proofErr w:type="gramStart"/>
-            <w:r>
-              <w:rPr>
-                <w:rFonts w:ascii="Cascadia Mono" w:eastAsiaTheme="minorHAnsi" w:hAnsi="Cascadia Mono" w:cs="Cascadia Mono"/>
-                <w:color w:val="000000"/>
-                <w:sz w:val="19"/>
-                <w:szCs w:val="19"/>
-                <w:highlight w:val="white"/>
-                <w:lang w:val="en-US"/>
-              </w:rPr>
-              <w:t>arr</w:t>
-            </w:r>
-            <w:proofErr w:type="spellEnd"/>
-            <w:r>
-              <w:rPr>
-                <w:rFonts w:ascii="Cascadia Mono" w:eastAsiaTheme="minorHAnsi" w:hAnsi="Cascadia Mono" w:cs="Cascadia Mono"/>
-                <w:color w:val="000000"/>
-                <w:sz w:val="19"/>
-                <w:szCs w:val="19"/>
-                <w:highlight w:val="white"/>
-                <w:lang w:val="en-US"/>
-              </w:rPr>
-              <w:t>[</w:t>
-            </w:r>
-            <w:proofErr w:type="spellStart"/>
-            <w:proofErr w:type="gramEnd"/>
-            <w:r>
-              <w:rPr>
-                <w:rFonts w:ascii="Cascadia Mono" w:eastAsiaTheme="minorHAnsi" w:hAnsi="Cascadia Mono" w:cs="Cascadia Mono"/>
-                <w:color w:val="000000"/>
-                <w:sz w:val="19"/>
-                <w:szCs w:val="19"/>
-                <w:highlight w:val="white"/>
-                <w:lang w:val="en-US"/>
-              </w:rPr>
-              <w:t>arr</w:t>
-            </w:r>
-            <w:proofErr w:type="spellEnd"/>
-            <w:r>
-              <w:rPr>
-                <w:rFonts w:ascii="Cascadia Mono" w:eastAsiaTheme="minorHAnsi" w:hAnsi="Cascadia Mono" w:cs="Cascadia Mono"/>
-                <w:color w:val="000000"/>
-                <w:sz w:val="19"/>
-                <w:szCs w:val="19"/>
-                <w:highlight w:val="white"/>
-                <w:lang w:val="en-US"/>
-              </w:rPr>
-              <w:t xml:space="preserve"> == </w:t>
+            <w:r>
+              <w:rPr>
+                <w:rFonts w:ascii="Cascadia Mono" w:eastAsiaTheme="minorHAnsi" w:hAnsi="Cascadia Mono" w:cs="Cascadia Mono"/>
+                <w:color w:val="000000"/>
+                <w:sz w:val="19"/>
+                <w:szCs w:val="19"/>
+                <w:highlight w:val="white"/>
+                <w:lang w:val="en-US"/>
+              </w:rPr>
+              <w:t xml:space="preserve">arr[arr == </w:t>
             </w:r>
             <w:r>
               <w:rPr>
@@ -26291,55 +22753,16 @@
                 <w:lang w:val="en-US"/>
               </w:rPr>
             </w:pPr>
-            <w:proofErr w:type="spellStart"/>
-            <w:proofErr w:type="gramStart"/>
-            <w:r>
-              <w:rPr>
-                <w:rFonts w:ascii="Cascadia Mono" w:eastAsiaTheme="minorHAnsi" w:hAnsi="Cascadia Mono" w:cs="Cascadia Mono"/>
-                <w:color w:val="000000"/>
-                <w:sz w:val="19"/>
-                <w:szCs w:val="19"/>
-                <w:highlight w:val="white"/>
-                <w:lang w:val="en-US"/>
-              </w:rPr>
-              <w:t>arr</w:t>
-            </w:r>
-            <w:proofErr w:type="spellEnd"/>
-            <w:r>
-              <w:rPr>
-                <w:rFonts w:ascii="Cascadia Mono" w:eastAsiaTheme="minorHAnsi" w:hAnsi="Cascadia Mono" w:cs="Cascadia Mono"/>
-                <w:color w:val="000000"/>
-                <w:sz w:val="19"/>
-                <w:szCs w:val="19"/>
-                <w:highlight w:val="white"/>
-                <w:lang w:val="en-US"/>
-              </w:rPr>
-              <w:t>[</w:t>
-            </w:r>
-            <w:proofErr w:type="spellStart"/>
-            <w:proofErr w:type="gramEnd"/>
-            <w:r>
-              <w:rPr>
-                <w:rFonts w:ascii="Cascadia Mono" w:eastAsiaTheme="minorHAnsi" w:hAnsi="Cascadia Mono" w:cs="Cascadia Mono"/>
-                <w:color w:val="000000"/>
-                <w:sz w:val="19"/>
-                <w:szCs w:val="19"/>
-                <w:highlight w:val="white"/>
-                <w:lang w:val="en-US"/>
-              </w:rPr>
-              <w:t>arr</w:t>
-            </w:r>
-            <w:proofErr w:type="spellEnd"/>
-            <w:r>
-              <w:rPr>
-                <w:rFonts w:ascii="Cascadia Mono" w:eastAsiaTheme="minorHAnsi" w:hAnsi="Cascadia Mono" w:cs="Cascadia Mono"/>
-                <w:color w:val="000000"/>
-                <w:sz w:val="19"/>
-                <w:szCs w:val="19"/>
-                <w:highlight w:val="white"/>
-                <w:lang w:val="en-US"/>
-              </w:rPr>
-              <w:t xml:space="preserve"> == </w:t>
+            <w:r>
+              <w:rPr>
+                <w:rFonts w:ascii="Cascadia Mono" w:eastAsiaTheme="minorHAnsi" w:hAnsi="Cascadia Mono" w:cs="Cascadia Mono"/>
+                <w:color w:val="000000"/>
+                <w:sz w:val="19"/>
+                <w:szCs w:val="19"/>
+                <w:highlight w:val="white"/>
+                <w:lang w:val="en-US"/>
+              </w:rPr>
+              <w:t xml:space="preserve">arr[arr == </w:t>
             </w:r>
             <w:r>
               <w:rPr>
@@ -26377,55 +22800,16 @@
                 <w:lang w:val="en-US"/>
               </w:rPr>
             </w:pPr>
-            <w:proofErr w:type="spellStart"/>
-            <w:proofErr w:type="gramStart"/>
-            <w:r>
-              <w:rPr>
-                <w:rFonts w:ascii="Cascadia Mono" w:eastAsiaTheme="minorHAnsi" w:hAnsi="Cascadia Mono" w:cs="Cascadia Mono"/>
-                <w:color w:val="000000"/>
-                <w:sz w:val="19"/>
-                <w:szCs w:val="19"/>
-                <w:highlight w:val="white"/>
-                <w:lang w:val="en-US"/>
-              </w:rPr>
-              <w:t>arr</w:t>
-            </w:r>
-            <w:proofErr w:type="spellEnd"/>
-            <w:r>
-              <w:rPr>
-                <w:rFonts w:ascii="Cascadia Mono" w:eastAsiaTheme="minorHAnsi" w:hAnsi="Cascadia Mono" w:cs="Cascadia Mono"/>
-                <w:color w:val="000000"/>
-                <w:sz w:val="19"/>
-                <w:szCs w:val="19"/>
-                <w:highlight w:val="white"/>
-                <w:lang w:val="en-US"/>
-              </w:rPr>
-              <w:t>[</w:t>
-            </w:r>
-            <w:proofErr w:type="spellStart"/>
-            <w:proofErr w:type="gramEnd"/>
-            <w:r>
-              <w:rPr>
-                <w:rFonts w:ascii="Cascadia Mono" w:eastAsiaTheme="minorHAnsi" w:hAnsi="Cascadia Mono" w:cs="Cascadia Mono"/>
-                <w:color w:val="000000"/>
-                <w:sz w:val="19"/>
-                <w:szCs w:val="19"/>
-                <w:highlight w:val="white"/>
-                <w:lang w:val="en-US"/>
-              </w:rPr>
-              <w:t>arr</w:t>
-            </w:r>
-            <w:proofErr w:type="spellEnd"/>
-            <w:r>
-              <w:rPr>
-                <w:rFonts w:ascii="Cascadia Mono" w:eastAsiaTheme="minorHAnsi" w:hAnsi="Cascadia Mono" w:cs="Cascadia Mono"/>
-                <w:color w:val="000000"/>
-                <w:sz w:val="19"/>
-                <w:szCs w:val="19"/>
-                <w:highlight w:val="white"/>
-                <w:lang w:val="en-US"/>
-              </w:rPr>
-              <w:t xml:space="preserve"> &lt; C] = 0</w:t>
+            <w:r>
+              <w:rPr>
+                <w:rFonts w:ascii="Cascadia Mono" w:eastAsiaTheme="minorHAnsi" w:hAnsi="Cascadia Mono" w:cs="Cascadia Mono"/>
+                <w:color w:val="000000"/>
+                <w:sz w:val="19"/>
+                <w:szCs w:val="19"/>
+                <w:highlight w:val="white"/>
+                <w:lang w:val="en-US"/>
+              </w:rPr>
+              <w:t>arr[arr &lt; C] = 0</w:t>
             </w:r>
           </w:p>
           <w:p>
@@ -26441,55 +22825,16 @@
                 <w:lang w:val="en-US"/>
               </w:rPr>
             </w:pPr>
-            <w:proofErr w:type="spellStart"/>
-            <w:proofErr w:type="gramStart"/>
-            <w:r>
-              <w:rPr>
-                <w:rFonts w:ascii="Cascadia Mono" w:eastAsiaTheme="minorHAnsi" w:hAnsi="Cascadia Mono" w:cs="Cascadia Mono"/>
-                <w:color w:val="000000"/>
-                <w:sz w:val="19"/>
-                <w:szCs w:val="19"/>
-                <w:highlight w:val="white"/>
-                <w:lang w:val="en-US"/>
-              </w:rPr>
-              <w:t>arr</w:t>
-            </w:r>
-            <w:proofErr w:type="spellEnd"/>
-            <w:r>
-              <w:rPr>
-                <w:rFonts w:ascii="Cascadia Mono" w:eastAsiaTheme="minorHAnsi" w:hAnsi="Cascadia Mono" w:cs="Cascadia Mono"/>
-                <w:color w:val="000000"/>
-                <w:sz w:val="19"/>
-                <w:szCs w:val="19"/>
-                <w:highlight w:val="white"/>
-                <w:lang w:val="en-US"/>
-              </w:rPr>
-              <w:t>[</w:t>
-            </w:r>
-            <w:proofErr w:type="spellStart"/>
-            <w:proofErr w:type="gramEnd"/>
-            <w:r>
-              <w:rPr>
-                <w:rFonts w:ascii="Cascadia Mono" w:eastAsiaTheme="minorHAnsi" w:hAnsi="Cascadia Mono" w:cs="Cascadia Mono"/>
-                <w:color w:val="000000"/>
-                <w:sz w:val="19"/>
-                <w:szCs w:val="19"/>
-                <w:highlight w:val="white"/>
-                <w:lang w:val="en-US"/>
-              </w:rPr>
-              <w:t>arr</w:t>
-            </w:r>
-            <w:proofErr w:type="spellEnd"/>
-            <w:r>
-              <w:rPr>
-                <w:rFonts w:ascii="Cascadia Mono" w:eastAsiaTheme="minorHAnsi" w:hAnsi="Cascadia Mono" w:cs="Cascadia Mono"/>
-                <w:color w:val="000000"/>
-                <w:sz w:val="19"/>
-                <w:szCs w:val="19"/>
-                <w:highlight w:val="white"/>
-                <w:lang w:val="en-US"/>
-              </w:rPr>
-              <w:t xml:space="preserve"> == 42] = </w:t>
+            <w:r>
+              <w:rPr>
+                <w:rFonts w:ascii="Cascadia Mono" w:eastAsiaTheme="minorHAnsi" w:hAnsi="Cascadia Mono" w:cs="Cascadia Mono"/>
+                <w:color w:val="000000"/>
+                <w:sz w:val="19"/>
+                <w:szCs w:val="19"/>
+                <w:highlight w:val="white"/>
+                <w:lang w:val="en-US"/>
+              </w:rPr>
+              <w:t xml:space="preserve">arr[arr == 42] = </w:t>
             </w:r>
             <w:r>
               <w:rPr>
@@ -26539,20 +22884,7 @@
                 <w:highlight w:val="white"/>
                 <w:lang w:val="en-US"/>
               </w:rPr>
-              <w:t xml:space="preserve">df1 = </w:t>
-            </w:r>
-            <w:proofErr w:type="spellStart"/>
-            <w:proofErr w:type="gramStart"/>
-            <w:r>
-              <w:rPr>
-                <w:rFonts w:ascii="Cascadia Mono" w:eastAsiaTheme="minorHAnsi" w:hAnsi="Cascadia Mono" w:cs="Cascadia Mono"/>
-                <w:color w:val="000000"/>
-                <w:sz w:val="19"/>
-                <w:szCs w:val="19"/>
-                <w:highlight w:val="white"/>
-                <w:lang w:val="en-US"/>
-              </w:rPr>
-              <w:t>pd.</w:t>
+              <w:t>df1 = pd.</w:t>
             </w:r>
             <w:r>
               <w:rPr>
@@ -26565,42 +22897,16 @@
               </w:rPr>
               <w:t>DataFrame</w:t>
             </w:r>
-            <w:proofErr w:type="spellEnd"/>
-            <w:proofErr w:type="gramEnd"/>
-            <w:r>
-              <w:rPr>
-                <w:rFonts w:ascii="Cascadia Mono" w:eastAsiaTheme="minorHAnsi" w:hAnsi="Cascadia Mono" w:cs="Cascadia Mono"/>
-                <w:color w:val="000000"/>
-                <w:sz w:val="19"/>
-                <w:szCs w:val="19"/>
-                <w:highlight w:val="white"/>
-                <w:lang w:val="en-US"/>
-              </w:rPr>
-              <w:t>(</w:t>
-            </w:r>
-            <w:proofErr w:type="spellStart"/>
-            <w:r>
-              <w:rPr>
-                <w:rFonts w:ascii="Cascadia Mono" w:eastAsiaTheme="minorHAnsi" w:hAnsi="Cascadia Mono" w:cs="Cascadia Mono"/>
-                <w:color w:val="000000"/>
-                <w:sz w:val="19"/>
-                <w:szCs w:val="19"/>
-                <w:highlight w:val="white"/>
-                <w:lang w:val="en-US"/>
-              </w:rPr>
-              <w:t>arr</w:t>
-            </w:r>
-            <w:proofErr w:type="spellEnd"/>
-            <w:r>
-              <w:rPr>
-                <w:rFonts w:ascii="Cascadia Mono" w:eastAsiaTheme="minorHAnsi" w:hAnsi="Cascadia Mono" w:cs="Cascadia Mono"/>
-                <w:color w:val="000000"/>
-                <w:sz w:val="19"/>
-                <w:szCs w:val="19"/>
-                <w:highlight w:val="white"/>
-                <w:lang w:val="en-US"/>
-              </w:rPr>
-              <w:t>)</w:t>
+            <w:r>
+              <w:rPr>
+                <w:rFonts w:ascii="Cascadia Mono" w:eastAsiaTheme="minorHAnsi" w:hAnsi="Cascadia Mono" w:cs="Cascadia Mono"/>
+                <w:color w:val="000000"/>
+                <w:sz w:val="19"/>
+                <w:szCs w:val="19"/>
+                <w:highlight w:val="white"/>
+                <w:lang w:val="en-US"/>
+              </w:rPr>
+              <w:t>(arr)</w:t>
             </w:r>
           </w:p>
           <w:p>
@@ -26660,7 +22966,6 @@
                 <w:szCs w:val="24"/>
               </w:rPr>
             </w:pPr>
-            <w:proofErr w:type="spellStart"/>
             <w:r>
               <w:rPr>
                 <w:rFonts w:ascii="Cascadia Mono" w:eastAsiaTheme="minorHAnsi" w:hAnsi="Cascadia Mono" w:cs="Cascadia Mono"/>
@@ -26671,7 +22976,6 @@
               </w:rPr>
               <w:t>print</w:t>
             </w:r>
-            <w:proofErr w:type="spellEnd"/>
             <w:r>
               <w:rPr>
                 <w:rFonts w:ascii="Cascadia Mono" w:eastAsiaTheme="minorHAnsi" w:hAnsi="Cascadia Mono" w:cs="Cascadia Mono"/>
